--- a/por/docx/63.content.docx
+++ b/por/docx/63.content.docx
@@ -4,39 +4,88 @@
   <w:body>
     <w:p/>
     <w:p>
-      <w:r/>
+      <w:pPr/>
+      <w:r>
+        <w:rPr>
+          <w:lang w:val="pt_PT" w:bidi="pt_PT"/>
+        </w:rPr>
+      </w:r>
     </w:p>
     <w:p>
       <w:pPr>
         <w:pStyle w:val="Heading2"/>
       </w:pPr>
       <w:r>
-        <w:t>License Information</w:t>
-      </w:r>
-      <w:r/>
+        <w:rPr>
+          <w:lang w:val="pt_PT" w:bidi="pt_PT"/>
+        </w:rPr>
+        <w:t>Resource: Notas de Tradução (unfoldingWord)</w:t>
+      </w:r>
+      <w:r>
+        <w:rPr>
+          <w:lang w:val="pt_PT" w:bidi="pt_PT"/>
+        </w:rPr>
+      </w:r>
     </w:p>
     <w:p>
-      <w:r/>
+      <w:pPr>
+        <w:pStyle w:val="Heading2"/>
+      </w:pPr>
+      <w:r>
+        <w:rPr>
+          <w:lang w:val="pt_PT" w:bidi="pt_PT"/>
+        </w:rPr>
+        <w:t>License Information</w:t>
+      </w:r>
+      <w:r>
+        <w:rPr>
+          <w:lang w:val="pt_PT" w:bidi="pt_PT"/>
+        </w:rPr>
+      </w:r>
+    </w:p>
+    <w:p>
+      <w:pPr/>
+      <w:r>
+        <w:rPr>
+          <w:lang w:val="pt_PT" w:bidi="pt_PT"/>
+        </w:rPr>
+      </w:r>
       <w:r>
         <w:rPr>
           <w:b/>
-        </w:rPr>
-        <w:t>Translation Notes (unfoldingWord)</w:t>
-      </w:r>
-      <w:r>
+          <w:lang w:val="pt_PT" w:bidi="pt_PT"/>
+        </w:rPr>
+        <w:t>Notas de Tradução (unfoldingWord)</w:t>
+      </w:r>
+      <w:r>
+        <w:rPr>
+          <w:lang w:val="pt_PT" w:bidi="pt_PT"/>
+        </w:rPr>
         <w:t xml:space="preserve"> (Portuguese) is based on</w:t>
       </w:r>
       <w:r>
+        <w:rPr>
+          <w:lang w:val="pt_PT" w:bidi="pt_PT"/>
+        </w:rPr>
         <w:t xml:space="preserve">: </w:t>
       </w:r>
       <w:r>
+        <w:rPr>
+          <w:lang w:val="pt_PT" w:bidi="pt_PT"/>
+        </w:rPr>
         <w:t>unfoldingWord® Translation Notes</w:t>
       </w:r>
       <w:r>
+        <w:rPr>
+          <w:lang w:val="pt_PT" w:bidi="pt_PT"/>
+        </w:rPr>
         <w:t xml:space="preserve">, </w:t>
       </w:r>
       <w:hyperlink r:id="rId13">
         <w:r>
+          <w:rPr>
+            <w:lang w:val="pt_PT" w:bidi="pt_PT"/>
+          </w:rPr>
           <w:rPr>
             <w:color w:val="0000EE"/>
             <w:u w:val="single"/>
@@ -45,10 +94,16 @@
         </w:r>
       </w:hyperlink>
       <w:r>
+        <w:rPr>
+          <w:lang w:val="pt_PT" w:bidi="pt_PT"/>
+        </w:rPr>
         <w:t xml:space="preserve">, 2022, which is licensed under a </w:t>
       </w:r>
       <w:hyperlink r:id="rId14">
         <w:r>
+          <w:rPr>
+            <w:lang w:val="pt_PT" w:bidi="pt_PT"/>
+          </w:rPr>
           <w:rPr>
             <w:color w:val="0000EE"/>
             <w:u w:val="single"/>
@@ -57,24 +112,50 @@
         </w:r>
       </w:hyperlink>
       <w:r>
+        <w:rPr>
+          <w:lang w:val="pt_PT" w:bidi="pt_PT"/>
+        </w:rPr>
         <w:t>.</w:t>
       </w:r>
-      <w:r/>
+      <w:r>
+        <w:rPr>
+          <w:lang w:val="pt_PT" w:bidi="pt_PT"/>
+        </w:rPr>
+      </w:r>
     </w:p>
     <w:p>
-      <w:r/>
-      <w:r>
+      <w:pPr/>
+      <w:r>
+        <w:rPr>
+          <w:lang w:val="pt_PT" w:bidi="pt_PT"/>
+        </w:rPr>
+      </w:r>
+      <w:r>
+        <w:rPr>
+          <w:lang w:val="pt_PT" w:bidi="pt_PT"/>
+        </w:rPr>
         <w:t>This PDF version is provided under the same license.</w:t>
       </w:r>
-      <w:r/>
-      <w:r/>
+      <w:r>
+        <w:rPr>
+          <w:lang w:val="pt_PT" w:bidi="pt_PT"/>
+        </w:rPr>
+      </w:r>
+      <w:r>
+        <w:rPr>
+          <w:lang w:val="pt_PT" w:bidi="pt_PT"/>
+        </w:rPr>
+      </w:r>
     </w:p>
     <w:p>
       <w:pPr>
         <w:pStyle w:val="Heading1"/>
       </w:pPr>
       <w:r>
-        <w:t>Translation Notes (unfoldingWord)</w:t>
+        <w:rPr>
+          <w:lang w:val="pt_PT" w:bidi="pt_PT"/>
+        </w:rPr>
+        <w:t>Notas de Tradução (unfoldingWord)</w:t>
       </w:r>
     </w:p>
     <w:p>
@@ -96,31 +177,154 @@
       </w:pPr>
     </w:p>
     <w:p>
-      <w:r/>
+      <w:pPr/>
+      <w:r>
+        <w:rPr>
+          <w:lang w:val="pt_PT" w:bidi="pt_PT"/>
+        </w:rPr>
+      </w:r>
     </w:p>
     <w:p>
       <w:pPr>
         <w:pStyle w:val="Heading2"/>
       </w:pPr>
       <w:r>
-        <w:t>2 João - Introdução</w:t>
-      </w:r>
-      <w:r/>
+        <w:rPr>
+          <w:lang w:val="pt_PT" w:bidi="pt_PT"/>
+        </w:rPr>
+        <w:t>2JN</w:t>
+      </w:r>
+      <w:r>
+        <w:rPr>
+          <w:lang w:val="pt_PT" w:bidi="pt_PT"/>
+        </w:rPr>
+      </w:r>
     </w:p>
     <w:p>
-      <w:pPr>
-        <w:pStyle w:val="Heading3"/>
-      </w:pPr>
-      <w:r>
-        <w:t>Parte 1: Introdução geral</w:t>
+      <w:pPr/>
+      <w:r>
+        <w:rPr>
+          <w:lang w:val="pt_PT" w:bidi="pt_PT"/>
+        </w:rPr>
+      </w:r>
+      <w:r>
+        <w:rPr>
+          <w:i/>
+          <w:lang w:val="pt_PT" w:bidi="pt_PT"/>
+        </w:rPr>
+        <w:t>2 João - Introdução</w:t>
+      </w:r>
+      <w:r>
+        <w:rPr>
+          <w:lang w:val="pt_PT" w:bidi="pt_PT"/>
+        </w:rPr>
       </w:r>
     </w:p>
     <w:p>
+      <w:pPr/>
+      <w:r>
+        <w:rPr>
+          <w:lang w:val="pt_PT" w:bidi="pt_PT"/>
+        </w:rPr>
+      </w:r>
+      <w:r>
+        <w:rPr>
+          <w:lang w:val="pt_PT" w:bidi="pt_PT"/>
+        </w:rPr>
+        <w:t xml:space="preserve"> </w:t>
+      </w:r>
+      <w:r>
+        <w:rPr>
+          <w:lang w:val="pt_PT" w:bidi="pt_PT"/>
+        </w:rPr>
+      </w:r>
+      <w:r>
+        <w:rPr>
+          <w:lang w:val="pt_PT" w:bidi="pt_PT"/>
+        </w:rPr>
+      </w:r>
+    </w:p>
+    <w:p>
+      <w:pPr>
+        <w:sectPr>
+          <w:footnotePr>
+            <w:numRestart w:val="eachSect"/>
+          </w:footnotePr>
+          <w:type w:val="continuous"/>
+          <w:pgSz w:w="12240" w:h="15840" w:code="1"/>
+          <w:pgMar w:top="1440" w:right="1440" w:bottom="1440" w:left="1440" w:header="504" w:footer="504" w:gutter="0"/>
+          <w:cols w:space="708"/>
+          <w:titlePg/>
+          <w:docGrid w:linePitch="360"/>
+        </w:sectPr>
+      </w:pPr>
+    </w:p>
+    <w:p>
+      <w:pPr/>
+      <w:r>
+        <w:rPr>
+          <w:lang w:val="pt_PT" w:bidi="pt_PT"/>
+        </w:rPr>
+      </w:r>
+    </w:p>
+    <w:p>
+      <w:pPr>
+        <w:pStyle w:val="Heading2"/>
+      </w:pPr>
+      <w:r>
+        <w:rPr>
+          <w:lang w:val="pt_PT" w:bidi="pt_PT"/>
+        </w:rPr>
+        <w:t>2 João - Introdução</w:t>
+      </w:r>
+      <w:r>
+        <w:rPr>
+          <w:lang w:val="pt_PT" w:bidi="pt_PT"/>
+        </w:rPr>
+      </w:r>
+    </w:p>
+    <w:p>
+      <w:pPr>
+        <w:pStyle w:val="Heading3"/>
+      </w:pPr>
+      <w:r>
+        <w:rPr>
+          <w:lang w:val="pt_PT" w:bidi="pt_PT"/>
+        </w:rPr>
+        <w:t>Parte 1: Introdução geral</w:t>
+      </w:r>
+    </w:p>
+    <w:p>
       <w:pPr>
         <w:pStyle w:val="Heading4"/>
       </w:pPr>
       <w:r>
+        <w:rPr>
+          <w:lang w:val="pt_PT" w:bidi="pt_PT"/>
+        </w:rPr>
         <w:t>Esboço do livro de 2 João</w:t>
+      </w:r>
+    </w:p>
+    <w:p>
+      <w:pPr>
+        <w:pStyle w:val="ListNumber"/>
+        <w:numPr>
+          <w:ilvl w:val="0"/>
+          <w:numId w:val="14"/>
+        </w:numPr>
+        <w:spacing w:line="240" w:lineRule="auto"/>
+        <w:ind w:left="720"/>
+      </w:pPr>
+      <w:r>
+        <w:rPr>
+          <w:lang w:val="pt_PT" w:bidi="pt_PT"/>
+        </w:rPr>
+      </w:r>
+      <w:r>
+        <w:rPr>
+          <w:lang w:val="pt_PT" w:bidi="pt_PT"/>
+        </w:rPr>
+        <w:t>Abertura da carta (1.1–3)</w:t>
       </w:r>
     </w:p>
     <w:p>
@@ -129,9 +333,16 @@
         <w:spacing w:line="240" w:lineRule="auto"/>
         <w:ind w:left="720"/>
       </w:pPr>
-      <w:r/>
-      <w:r>
-        <w:t>Abertura da carta (1.1–3)</w:t>
+      <w:r>
+        <w:rPr>
+          <w:lang w:val="pt_PT" w:bidi="pt_PT"/>
+        </w:rPr>
+      </w:r>
+      <w:r>
+        <w:rPr>
+          <w:lang w:val="pt_PT" w:bidi="pt_PT"/>
+        </w:rPr>
+        <w:t>Encorajamento e o mandamento de amar uns aos outros (1.4–6)</w:t>
       </w:r>
     </w:p>
     <w:p>
@@ -140,9 +351,16 @@
         <w:spacing w:line="240" w:lineRule="auto"/>
         <w:ind w:left="720"/>
       </w:pPr>
-      <w:r/>
-      <w:r>
-        <w:t>Encorajamento e o mandamento de amar uns aos outros (1.4–6)</w:t>
+      <w:r>
+        <w:rPr>
+          <w:lang w:val="pt_PT" w:bidi="pt_PT"/>
+        </w:rPr>
+      </w:r>
+      <w:r>
+        <w:rPr>
+          <w:lang w:val="pt_PT" w:bidi="pt_PT"/>
+        </w:rPr>
+        <w:t>Aviso sobre falsos mestres (1.7–11)</w:t>
       </w:r>
     </w:p>
     <w:p>
@@ -151,163 +369,268 @@
         <w:spacing w:line="240" w:lineRule="auto"/>
         <w:ind w:left="720"/>
       </w:pPr>
-      <w:r/>
-      <w:r>
-        <w:t>Aviso sobre falsos mestres (1.7–11)</w:t>
+      <w:r>
+        <w:rPr>
+          <w:lang w:val="pt_PT" w:bidi="pt_PT"/>
+        </w:rPr>
+      </w:r>
+      <w:r>
+        <w:rPr>
+          <w:lang w:val="pt_PT" w:bidi="pt_PT"/>
+        </w:rPr>
+        <w:t>Fechamento da carta (1.12–13)</w:t>
       </w:r>
     </w:p>
     <w:p>
       <w:pPr>
-        <w:pStyle w:val="ListNumber"/>
-        <w:spacing w:line="240" w:lineRule="auto"/>
-        <w:ind w:left="720"/>
-      </w:pPr>
-      <w:r/>
-      <w:r>
-        <w:t>Fechamento da carta (1.12–13)</w:t>
+        <w:pStyle w:val="Heading4"/>
+      </w:pPr>
+      <w:r>
+        <w:rPr>
+          <w:lang w:val="pt_PT" w:bidi="pt_PT"/>
+        </w:rPr>
+        <w:t>Quem escreveu o livro de 2 João?</w:t>
       </w:r>
     </w:p>
     <w:p>
-      <w:pPr>
-        <w:pStyle w:val="Heading4"/>
-      </w:pPr>
-      <w:r>
-        <w:t>Quem escreveu o livro de 2 João?</w:t>
+      <w:pPr/>
+      <w:r>
+        <w:rPr>
+          <w:lang w:val="pt_PT" w:bidi="pt_PT"/>
+        </w:rPr>
+      </w:r>
+      <w:r>
+        <w:rPr>
+          <w:lang w:val="pt_PT" w:bidi="pt_PT"/>
+        </w:rPr>
+        <w:t>O autor desta carta se identifica apenas como "o ancião". No entanto, o conteúdo de 2 João é semelhante ao do evangelho de João e também ao de 1 João e 3 João. Isso sugere que o apóstolo João escreveu esta carta, provavelmente perto do fim de sua vida.</w:t>
       </w:r>
     </w:p>
     <w:p>
-      <w:r/>
-      <w:r>
-        <w:t>O autor desta carta se identifica apenas como "o ancião". No entanto, o conteúdo de 2 João é semelhante ao do evangelho de João e também ao de 1 João e 3 João. Isso sugere que o apóstolo João escreveu esta carta, provavelmente perto do fim de sua vida.</w:t>
+      <w:pPr>
+        <w:pStyle w:val="Heading4"/>
+      </w:pPr>
+      <w:r>
+        <w:rPr>
+          <w:lang w:val="pt_PT" w:bidi="pt_PT"/>
+        </w:rPr>
+        <w:t>Para quem o livro de 2 João foi escrito?</w:t>
       </w:r>
     </w:p>
     <w:p>
-      <w:pPr>
-        <w:pStyle w:val="Heading4"/>
-      </w:pPr>
-      <w:r>
-        <w:t>Para quem o livro de 2 João foi escrito?</w:t>
+      <w:pPr/>
+      <w:r>
+        <w:rPr>
+          <w:lang w:val="pt_PT" w:bidi="pt_PT"/>
+        </w:rPr>
+      </w:r>
+      <w:r>
+        <w:rPr>
+          <w:lang w:val="pt_PT" w:bidi="pt_PT"/>
+        </w:rPr>
+        <w:t>O autor dirige esta carta a alguém que ele chama de “a senhora eleita” e aos “seus filhos” (1.1). Embora isso possa se referir a uma mulher específica e seus filhos, essa interpretação é muito improvável. Mais provavelmente, esta é uma maneira figurativa de se referir a uma congregação específica e seus membros. Veja a discussão na Parte 3, abaixo. João conhecia alguns membros desta congregação ou pelo menos foi informado sobre eles (1.4) e ele queria dar-lhes instrução e encorajamento.</w:t>
       </w:r>
     </w:p>
     <w:p>
-      <w:r/>
-      <w:r>
-        <w:t>O autor dirige esta carta a alguém que ele chama de “a senhora eleita” e aos “seus filhos” (1.1). Embora isso possa se referir a uma mulher específica e seus filhos, essa interpretação é muito improvável. Mais provavelmente, esta é uma maneira figurativa de se referir a uma congregação específica e seus membros. Veja a discussão na Parte 3, abaixo. João conhecia alguns membros desta congregação ou pelo menos foi informado sobre eles (1.4) e ele queria dar-lhes instrução e encorajamento.</w:t>
+      <w:pPr>
+        <w:pStyle w:val="Heading4"/>
+      </w:pPr>
+      <w:r>
+        <w:rPr>
+          <w:lang w:val="pt_PT" w:bidi="pt_PT"/>
+        </w:rPr>
+        <w:t>Qual é o tema do livro de 2 João?</w:t>
       </w:r>
     </w:p>
     <w:p>
-      <w:pPr>
-        <w:pStyle w:val="Heading4"/>
-      </w:pPr>
-      <w:r>
-        <w:t>Qual é o tema do livro de 2 João?</w:t>
+      <w:pPr/>
+      <w:r>
+        <w:rPr>
+          <w:lang w:val="pt_PT" w:bidi="pt_PT"/>
+        </w:rPr>
+      </w:r>
+      <w:r>
+        <w:rPr>
+          <w:lang w:val="pt_PT" w:bidi="pt_PT"/>
+        </w:rPr>
+        <w:t>Parece que João endereçou esta carta a uma congregação específica de crentes. Os propósitos de João ao escrever esta carta foram encorajá-los em sua fé e alertá-los sobre falsos mestres. João não queria que os crentes ajudassem ou dessem dinheiro a falsos mestres. Ele provavelmente pretendia que esta mensagem fosse transmitida a todos os crentes em geral.</w:t>
       </w:r>
     </w:p>
     <w:p>
-      <w:r/>
-      <w:r>
-        <w:t>Parece que João endereçou esta carta a uma congregação específica de crentes. Os propósitos de João ao escrever esta carta foram encorajá-los em sua fé e alertá-los sobre falsos mestres. João não queria que os crentes ajudassem ou dessem dinheiro a falsos mestres. Ele provavelmente pretendia que esta mensagem fosse transmitida a todos os crentes em geral.</w:t>
+      <w:pPr>
+        <w:pStyle w:val="Heading4"/>
+      </w:pPr>
+      <w:r>
+        <w:rPr>
+          <w:lang w:val="pt_PT" w:bidi="pt_PT"/>
+        </w:rPr>
+        <w:t>Como o título deste livro deve ser traduzido?</w:t>
       </w:r>
     </w:p>
     <w:p>
-      <w:pPr>
-        <w:pStyle w:val="Heading4"/>
-      </w:pPr>
-      <w:r>
-        <w:t>Como o título deste livro deve ser traduzido?</w:t>
+      <w:pPr/>
+      <w:r>
+        <w:rPr>
+          <w:lang w:val="pt_PT" w:bidi="pt_PT"/>
+        </w:rPr>
+      </w:r>
+      <w:r>
+        <w:rPr>
+          <w:lang w:val="pt_PT" w:bidi="pt_PT"/>
+        </w:rPr>
+        <w:t xml:space="preserve">Os tradutores podem optar por chamar este livro por seu título tradicional, “2 João” ou “Segundo João”. Ou podem escolher um título diferente, como “A segunda carta de João” ou “A segunda carta que João escreveu”. (Veja: </w:t>
+      </w:r>
+      <w:r>
+        <w:rPr>
+          <w:lang w:val="pt_PT" w:bidi="pt_PT"/>
+        </w:rPr>
+        <w:t>Como traduzir nomes</w:t>
+      </w:r>
+      <w:r>
+        <w:rPr>
+          <w:lang w:val="pt_PT" w:bidi="pt_PT"/>
+        </w:rPr>
+        <w:t>)</w:t>
       </w:r>
     </w:p>
     <w:p>
-      <w:r/>
-      <w:r>
-        <w:t xml:space="preserve">Os tradutores podem optar por chamar este livro por seu título tradicional, “2 João” ou “Segundo João”. Ou podem escolher um título diferente, como “A segunda carta de João” ou “A segunda carta que João escreveu”. (Veja: </w:t>
-      </w:r>
-      <w:r>
-        <w:t>Como traduzir nomes</w:t>
-      </w:r>
-      <w:r>
-        <w:t>)</w:t>
+      <w:pPr>
+        <w:pStyle w:val="Heading3"/>
+      </w:pPr>
+      <w:r>
+        <w:rPr>
+          <w:lang w:val="pt_PT" w:bidi="pt_PT"/>
+        </w:rPr>
+        <w:t>Parte 2: Conceitos religiosos e culturais importantes</w:t>
       </w:r>
     </w:p>
     <w:p>
       <w:pPr>
-        <w:pStyle w:val="Heading3"/>
-      </w:pPr>
-      <w:r>
-        <w:t>Parte 2: Conceitos religiosos e culturais importantes</w:t>
+        <w:pStyle w:val="Heading4"/>
+      </w:pPr>
+      <w:r>
+        <w:rPr>
+          <w:lang w:val="pt_PT" w:bidi="pt_PT"/>
+        </w:rPr>
+        <w:t>O que é hospitalidade?</w:t>
       </w:r>
     </w:p>
     <w:p>
-      <w:pPr>
-        <w:pStyle w:val="Heading4"/>
-      </w:pPr>
-      <w:r>
-        <w:t>O que é hospitalidade?</w:t>
+      <w:pPr/>
+      <w:r>
+        <w:rPr>
+          <w:lang w:val="pt_PT" w:bidi="pt_PT"/>
+        </w:rPr>
+      </w:r>
+      <w:r>
+        <w:rPr>
+          <w:lang w:val="pt_PT" w:bidi="pt_PT"/>
+        </w:rPr>
+        <w:t>A hospitalidade era um conceito importante no antigo Oriente Próximo. Era essencial ser amigável com estrangeiros ou forasteiros e oferecer ajuda a eles, se necessário. João desejava que os crentes oferecessem hospitalidade aos convidados. No entanto, ele não queria que os crentes oferecessem hospitalidade a falsos mestres.</w:t>
       </w:r>
     </w:p>
     <w:p>
-      <w:r/>
-      <w:r>
-        <w:t>A hospitalidade era um conceito importante no antigo Oriente Próximo. Era essencial ser amigável com estrangeiros ou forasteiros e oferecer ajuda a eles, se necessário. João desejava que os crentes oferecessem hospitalidade aos convidados. No entanto, ele não queria que os crentes oferecessem hospitalidade a falsos mestres.</w:t>
+      <w:pPr>
+        <w:pStyle w:val="Heading4"/>
+      </w:pPr>
+      <w:r>
+        <w:rPr>
+          <w:lang w:val="pt_PT" w:bidi="pt_PT"/>
+        </w:rPr>
+        <w:t>Contra quem João falou?</w:t>
       </w:r>
     </w:p>
     <w:p>
-      <w:pPr>
-        <w:pStyle w:val="Heading4"/>
-      </w:pPr>
-      <w:r>
-        <w:t>Contra quem João falou?</w:t>
+      <w:pPr/>
+      <w:r>
+        <w:rPr>
+          <w:lang w:val="pt_PT" w:bidi="pt_PT"/>
+        </w:rPr>
+      </w:r>
+      <w:r>
+        <w:rPr>
+          <w:lang w:val="pt_PT" w:bidi="pt_PT"/>
+        </w:rPr>
+        <w:t xml:space="preserve">As pessoas contra as quais João falou podem ter sido aquelas que mais tarde ficaram conhecidas como gnósticos. Essas pessoas acreditavam que o mundo físico era mau. Como o corpo físico era visto como mau, elas não achavam que Deus pudesse se tornar humano. Portanto, acreditavam que Jesus era divino, mas negavam que ele fosse humano. (Veja: </w:t>
+      </w:r>
+      <w:r>
+        <w:rPr>
+          <w:lang w:val="pt_PT" w:bidi="pt_PT"/>
+        </w:rPr>
+        <w:t>Mal</w:t>
+      </w:r>
+      <w:r>
+        <w:rPr>
+          <w:lang w:val="pt_PT" w:bidi="pt_PT"/>
+        </w:rPr>
+        <w:t>)</w:t>
       </w:r>
     </w:p>
     <w:p>
-      <w:r/>
-      <w:r>
-        <w:t xml:space="preserve">As pessoas contra as quais João falou podem ter sido aquelas que mais tarde ficaram conhecidas como gnósticos. Essas pessoas acreditavam que o mundo físico era mau. Como o corpo físico era visto como mau, elas não achavam que Deus pudesse se tornar humano. Portanto, acreditavam que Jesus era divino, mas negavam que ele fosse humano. (Veja: </w:t>
-      </w:r>
-      <w:r>
-        <w:t>Mal</w:t>
-      </w:r>
-      <w:r>
-        <w:t>)</w:t>
+      <w:pPr>
+        <w:pStyle w:val="Heading3"/>
+      </w:pPr>
+      <w:r>
+        <w:rPr>
+          <w:lang w:val="pt_PT" w:bidi="pt_PT"/>
+        </w:rPr>
+        <w:t>Parte 3: Questões importantes de tradução</w:t>
       </w:r>
     </w:p>
     <w:p>
       <w:pPr>
-        <w:pStyle w:val="Heading3"/>
-      </w:pPr>
-      <w:r>
-        <w:t>Parte 3: Questões importantes de tradução</w:t>
+        <w:pStyle w:val="Heading4"/>
+      </w:pPr>
+      <w:r>
+        <w:rPr>
+          <w:lang w:val="pt_PT" w:bidi="pt_PT"/>
+        </w:rPr>
+        <w:t>Quem é a "senhora eleita" de 2 João 1.1?</w:t>
       </w:r>
     </w:p>
     <w:p>
-      <w:pPr>
-        <w:pStyle w:val="Heading4"/>
-      </w:pPr>
-      <w:r>
-        <w:t>Quem é a "senhora eleita" de 2 João 1.1?</w:t>
+      <w:pPr/>
+      <w:r>
+        <w:rPr>
+          <w:lang w:val="pt_PT" w:bidi="pt_PT"/>
+        </w:rPr>
+      </w:r>
+      <w:r>
+        <w:rPr>
+          <w:lang w:val="pt_PT" w:bidi="pt_PT"/>
+        </w:rPr>
+        <w:t>João endereça esta carta à “senhora eleita e seus filhos”, e alguns estudiosos sugeriram que isso se refere a uma mulher real com filhos. No entanto, a grande maioria dos estudiosos entende “a senhora eleita e seus filhos” como uma maneira figurativa de se referir a uma congregação e seus membros. Um exame mais detalhado da carta revela que este é o caso. Em primeiro lugar, grande parte do conteúdo não faria sentido se fosse dirigido a um indivíduo. Além disso, João se dirige a esta “senhora” usando formas plurais de “vocês” nos versículos 6, 8, 10 e 12. Um indivíduo não seria tratado dessa forma. No final da carta, ele envia saudações dos “filhos de sua irmã eleita”, usando a mesma linguagem figurativa para se referir à sua própria congregação. Como a palavra “igreja” era feminina em grego, referir-se a uma igreja como “senhora” e a outra igreja como “irmã” seria bastante normal. Por essas razões, estas notas apresentarão o significado dessas palavras como figurativo, não literal.</w:t>
       </w:r>
     </w:p>
     <w:p>
-      <w:r/>
-      <w:r>
-        <w:t>João endereça esta carta à “senhora eleita e seus filhos”, e alguns estudiosos sugeriram que isso se refere a uma mulher real com filhos. No entanto, a grande maioria dos estudiosos entende “a senhora eleita e seus filhos” como uma maneira figurativa de se referir a uma congregação e seus membros. Um exame mais detalhado da carta revela que este é o caso. Em primeiro lugar, grande parte do conteúdo não faria sentido se fosse dirigido a um indivíduo. Além disso, João se dirige a esta “senhora” usando formas plurais de “vocês” nos versículos 6, 8, 10 e 12. Um indivíduo não seria tratado dessa forma. No final da carta, ele envia saudações dos “filhos de sua irmã eleita”, usando a mesma linguagem figurativa para se referir à sua própria congregação. Como a palavra “igreja” era feminina em grego, referir-se a uma igreja como “senhora” e a outra igreja como “irmã” seria bastante normal. Por essas razões, estas notas apresentarão o significado dessas palavras como figurativo, não literal.</w:t>
+      <w:pPr>
+        <w:pStyle w:val="Heading4"/>
+      </w:pPr>
+      <w:r>
+        <w:rPr>
+          <w:lang w:val="pt_PT" w:bidi="pt_PT"/>
+        </w:rPr>
+        <w:t>Quais são os principais problemas textuais no livro de 2 João?</w:t>
       </w:r>
     </w:p>
     <w:p>
-      <w:pPr>
-        <w:pStyle w:val="Heading4"/>
-      </w:pPr>
-      <w:r>
-        <w:t>Quais são os principais problemas textuais no livro de 2 João?</w:t>
-      </w:r>
-    </w:p>
-    <w:p>
-      <w:r/>
-      <w:r>
+      <w:pPr/>
+      <w:r>
+        <w:rPr>
+          <w:lang w:val="pt_PT" w:bidi="pt_PT"/>
+        </w:rPr>
+      </w:r>
+      <w:r>
+        <w:rPr>
+          <w:lang w:val="pt_PT" w:bidi="pt_PT"/>
+        </w:rPr>
         <w:t xml:space="preserve">Em </w:t>
       </w:r>
       <w:hyperlink r:id="rId15">
         <w:r>
+          <w:rPr>
+            <w:lang w:val="pt_PT" w:bidi="pt_PT"/>
+          </w:rPr>
           <w:rPr>
             <w:color w:val="0000EE"/>
             <w:u w:val="single"/>
@@ -316,16 +639,30 @@
         </w:r>
       </w:hyperlink>
       <w:r>
+        <w:rPr>
+          <w:lang w:val="pt_PT" w:bidi="pt_PT"/>
+        </w:rPr>
         <w:t>, alguns manuscritos dizem “o que vocês trabalharam” em vez de “o que nós trabalhamos”. Se já existir uma versão da Bíblia em sua região, considere usar a leitura dessa versão em sua tradução. Caso contrário, você pode optar por seguir a leitura que a maioria dos estudiosos da Bíblia considera autêntica e dizer “o trabalho que fizemos” ou "o trabalho que já fizemos". Os estudiosos estão divididos sobre se “nós” inclui tanto João quanto os destinatários da carta ou apenas João e aqueles com ele, excluindo assim os destinatários da carta. Se o seu idioma faz essa distinção, você pode querer usar a forma inclusiva, já que os destinatários da carta certamente trabalharam para apoiar a fé uns dos outros.</w:t>
       </w:r>
     </w:p>
     <w:p>
-      <w:r/>
-      <w:r>
+      <w:pPr/>
+      <w:r>
+        <w:rPr>
+          <w:lang w:val="pt_PT" w:bidi="pt_PT"/>
+        </w:rPr>
+      </w:r>
+      <w:r>
+        <w:rPr>
+          <w:lang w:val="pt_PT" w:bidi="pt_PT"/>
+        </w:rPr>
         <w:t xml:space="preserve">Em </w:t>
       </w:r>
       <w:hyperlink r:id="rId16">
         <w:r>
+          <w:rPr>
+            <w:lang w:val="pt_PT" w:bidi="pt_PT"/>
+          </w:rPr>
           <w:rPr>
             <w:color w:val="0000EE"/>
             <w:u w:val="single"/>
@@ -334,16 +671,33 @@
         </w:r>
       </w:hyperlink>
       <w:r>
+        <w:rPr>
+          <w:lang w:val="pt_PT" w:bidi="pt_PT"/>
+        </w:rPr>
         <w:t xml:space="preserve">, alguns manuscritos dizem “sua alegria” em vez de “nossa alegria”. Se uma versão da Bíblia já existir em sua região, você deve considerar usar a leitura dessa versão em sua tradução. Caso contrário, você pode optar por seguir a leitura que a maioria dos estudiosos da Bíblia considera autêntica e dizer “nossa alegria”. Neste caso, “nossa” incluiria tanto João quanto os destinatários da carta. (Veja: </w:t>
       </w:r>
       <w:r>
+        <w:rPr>
+          <w:lang w:val="pt_PT" w:bidi="pt_PT"/>
+        </w:rPr>
         <w:t>Variantes textuais</w:t>
       </w:r>
       <w:r>
+        <w:rPr>
+          <w:lang w:val="pt_PT" w:bidi="pt_PT"/>
+        </w:rPr>
         <w:t>)</w:t>
       </w:r>
-      <w:r/>
-      <w:r/>
+      <w:r>
+        <w:rPr>
+          <w:lang w:val="pt_PT" w:bidi="pt_PT"/>
+        </w:rPr>
+      </w:r>
+      <w:r>
+        <w:rPr>
+          <w:lang w:val="pt_PT" w:bidi="pt_PT"/>
+        </w:rPr>
+      </w:r>
     </w:p>
     <w:sectPr>
       <w:footnotePr>
@@ -2235,6 +2589,12 @@
   <w:num w:numId="13" w16cid:durableId="592781308">
     <w:abstractNumId w:val="11"/>
   </w:num>
+  <w:num w:numId="14">
+    <w:abstractNumId w:val="3"/>
+    <w:lvlOverride w:ilvl="0">
+      <w:startOverride w:val="1"/>
+    </w:lvlOverride>
+  </w:num>
   <w:numIdMacAtCleanup w:val="10"/>
 </w:numbering>
 </file>
@@ -2245,7 +2605,7 @@
     <w:rPrDefault>
       <w:rPr>
         <w:rFonts w:ascii="Times New Roman" w:eastAsia="Times New Roman" w:hAnsi="Times New Roman" w:cs="Times New Roman"/>
-        <w:lang w:val="en-US" w:eastAsia="en-US" w:bidi="ar-SA"/>
+        <w:lang w:val="pt_PT" w:eastAsia="en-US" w:bidi="ar-SA"/>
       </w:rPr>
     </w:rPrDefault>
     <w:pPrDefault/>

--- a/por/docx/63.content.docx
+++ b/por/docx/63.content.docx
@@ -28,22 +28,6 @@
       </w:r>
     </w:p>
     <w:p>
-      <w:pPr>
-        <w:pStyle w:val="Heading2"/>
-      </w:pPr>
-      <w:r>
-        <w:rPr>
-          <w:lang w:val="pt_PT" w:bidi="pt_PT"/>
-        </w:rPr>
-        <w:t>License Information</w:t>
-      </w:r>
-      <w:r>
-        <w:rPr>
-          <w:lang w:val="pt_PT" w:bidi="pt_PT"/>
-        </w:rPr>
-      </w:r>
-    </w:p>
-    <w:p>
       <w:pPr/>
       <w:r>
         <w:rPr>
@@ -55,86 +39,37 @@
           <w:b/>
           <w:lang w:val="pt_PT" w:bidi="pt_PT"/>
         </w:rPr>
-        <w:t>Notas de Tradução (unfoldingWord)</w:t>
-      </w:r>
-      <w:r>
-        <w:rPr>
-          <w:lang w:val="pt_PT" w:bidi="pt_PT"/>
-        </w:rPr>
-        <w:t xml:space="preserve"> (Portuguese) is based on</w:t>
-      </w:r>
-      <w:r>
-        <w:rPr>
-          <w:lang w:val="pt_PT" w:bidi="pt_PT"/>
-        </w:rPr>
-        <w:t xml:space="preserve">: </w:t>
-      </w:r>
-      <w:r>
-        <w:rPr>
-          <w:lang w:val="pt_PT" w:bidi="pt_PT"/>
-        </w:rPr>
         <w:t>unfoldingWord® Translation Notes</w:t>
       </w:r>
       <w:r>
         <w:rPr>
           <w:lang w:val="pt_PT" w:bidi="pt_PT"/>
         </w:rPr>
-        <w:t xml:space="preserve">, </w:t>
-      </w:r>
-      <w:hyperlink r:id="rId13">
-        <w:r>
-          <w:rPr>
-            <w:lang w:val="pt_PT" w:bidi="pt_PT"/>
-          </w:rPr>
-          <w:rPr>
-            <w:color w:val="0000EE"/>
-            <w:u w:val="single"/>
-          </w:rPr>
-          <w:t>unfoldingWord</w:t>
-        </w:r>
-      </w:hyperlink>
-      <w:r>
-        <w:rPr>
-          <w:lang w:val="pt_PT" w:bidi="pt_PT"/>
-        </w:rPr>
-        <w:t xml:space="preserve">, 2022, which is licensed under a </w:t>
-      </w:r>
-      <w:hyperlink r:id="rId14">
-        <w:r>
-          <w:rPr>
-            <w:lang w:val="pt_PT" w:bidi="pt_PT"/>
-          </w:rPr>
-          <w:rPr>
-            <w:color w:val="0000EE"/>
-            <w:u w:val="single"/>
-          </w:rPr>
-          <w:t>CC BY-SA 4.0 license</w:t>
-        </w:r>
-      </w:hyperlink>
-      <w:r>
-        <w:rPr>
-          <w:lang w:val="pt_PT" w:bidi="pt_PT"/>
-        </w:rPr>
-        <w:t>.</w:t>
-      </w:r>
-      <w:r>
-        <w:rPr>
-          <w:lang w:val="pt_PT" w:bidi="pt_PT"/>
-        </w:rPr>
-      </w:r>
-    </w:p>
-    <w:p>
-      <w:pPr/>
-      <w:r>
-        <w:rPr>
-          <w:lang w:val="pt_PT" w:bidi="pt_PT"/>
-        </w:rPr>
-      </w:r>
-      <w:r>
-        <w:rPr>
-          <w:lang w:val="pt_PT" w:bidi="pt_PT"/>
-        </w:rPr>
-        <w:t>This PDF version is provided under the same license.</w:t>
+        <w:t xml:space="preserve"> © 2022 unfoldingWord. Released under CC BY-SA 4.0 license. </w:t>
+      </w:r>
+      <w:r>
+        <w:rPr>
+          <w:lang w:val="pt_PT" w:bidi="pt_PT"/>
+        </w:rPr>
+        <w:t>unfoldingWord® Translation Notes</w:t>
+      </w:r>
+      <w:r>
+        <w:rPr>
+          <w:lang w:val="pt_PT" w:bidi="pt_PT"/>
+        </w:rPr>
+        <w:t xml:space="preserve"> has been adapted in the following languages: Tok Pisin, Arabic (عربي), French (Français), Hindi (हिंदी), Indonesian (Bahasa Indonesia), Portuguese (Português), Russian (Русский), Spanish (Español), Swahili (Kiswahili), and Simplified Chinese (简体中文) from </w:t>
+      </w:r>
+      <w:r>
+        <w:rPr>
+          <w:lang w:val="pt_PT" w:bidi="pt_PT"/>
+        </w:rPr>
+        <w:t>unfoldingWord® Translation Notes</w:t>
+      </w:r>
+      <w:r>
+        <w:rPr>
+          <w:lang w:val="pt_PT" w:bidi="pt_PT"/>
+        </w:rPr>
+        <w:t xml:space="preserve"> © 2022 unfoldingWord. Released under CC BY-SA 4.0 license by Mission Mutual</w:t>
       </w:r>
       <w:r>
         <w:rPr>
@@ -626,7 +561,7 @@
         </w:rPr>
         <w:t xml:space="preserve">Em </w:t>
       </w:r>
-      <w:hyperlink r:id="rId15">
+      <w:hyperlink r:id="rId13">
         <w:r>
           <w:rPr>
             <w:lang w:val="pt_PT" w:bidi="pt_PT"/>
@@ -658,7 +593,7 @@
         </w:rPr>
         <w:t xml:space="preserve">Em </w:t>
       </w:r>
-      <w:hyperlink r:id="rId16">
+      <w:hyperlink r:id="rId14">
         <w:r>
           <w:rPr>
             <w:lang w:val="pt_PT" w:bidi="pt_PT"/>

--- a/por/docx/63.content.docx
+++ b/por/docx/63.content.docx
@@ -28,6 +28,22 @@
       </w:r>
     </w:p>
     <w:p>
+      <w:pPr>
+        <w:pStyle w:val="Heading2"/>
+      </w:pPr>
+      <w:r>
+        <w:rPr>
+          <w:lang w:val="pt_PT" w:bidi="pt_PT"/>
+        </w:rPr>
+        <w:t>License Information</w:t>
+      </w:r>
+      <w:r>
+        <w:rPr>
+          <w:lang w:val="pt_PT" w:bidi="pt_PT"/>
+        </w:rPr>
+      </w:r>
+    </w:p>
+    <w:p>
       <w:pPr/>
       <w:r>
         <w:rPr>
@@ -39,37 +55,86 @@
           <w:b/>
           <w:lang w:val="pt_PT" w:bidi="pt_PT"/>
         </w:rPr>
+        <w:t>Notas de Tradução (unfoldingWord)</w:t>
+      </w:r>
+      <w:r>
+        <w:rPr>
+          <w:lang w:val="pt_PT" w:bidi="pt_PT"/>
+        </w:rPr>
+        <w:t xml:space="preserve"> (Portuguese) is based on</w:t>
+      </w:r>
+      <w:r>
+        <w:rPr>
+          <w:lang w:val="pt_PT" w:bidi="pt_PT"/>
+        </w:rPr>
+        <w:t xml:space="preserve">: </w:t>
+      </w:r>
+      <w:r>
+        <w:rPr>
+          <w:lang w:val="pt_PT" w:bidi="pt_PT"/>
+        </w:rPr>
         <w:t>unfoldingWord® Translation Notes</w:t>
       </w:r>
       <w:r>
         <w:rPr>
           <w:lang w:val="pt_PT" w:bidi="pt_PT"/>
         </w:rPr>
-        <w:t xml:space="preserve"> © 2022 unfoldingWord. Released under CC BY-SA 4.0 license. </w:t>
-      </w:r>
-      <w:r>
-        <w:rPr>
-          <w:lang w:val="pt_PT" w:bidi="pt_PT"/>
-        </w:rPr>
-        <w:t>unfoldingWord® Translation Notes</w:t>
-      </w:r>
-      <w:r>
-        <w:rPr>
-          <w:lang w:val="pt_PT" w:bidi="pt_PT"/>
-        </w:rPr>
-        <w:t xml:space="preserve"> has been adapted in the following languages: Tok Pisin, Arabic (عربي), French (Français), Hindi (हिंदी), Indonesian (Bahasa Indonesia), Portuguese (Português), Russian (Русский), Spanish (Español), Swahili (Kiswahili), and Simplified Chinese (简体中文) from </w:t>
-      </w:r>
-      <w:r>
-        <w:rPr>
-          <w:lang w:val="pt_PT" w:bidi="pt_PT"/>
-        </w:rPr>
-        <w:t>unfoldingWord® Translation Notes</w:t>
-      </w:r>
-      <w:r>
-        <w:rPr>
-          <w:lang w:val="pt_PT" w:bidi="pt_PT"/>
-        </w:rPr>
-        <w:t xml:space="preserve"> © 2022 unfoldingWord. Released under CC BY-SA 4.0 license by Mission Mutual</w:t>
+        <w:t xml:space="preserve">, </w:t>
+      </w:r>
+      <w:hyperlink r:id="rId13">
+        <w:r>
+          <w:rPr>
+            <w:lang w:val="pt_PT" w:bidi="pt_PT"/>
+          </w:rPr>
+          <w:rPr>
+            <w:color w:val="0000EE"/>
+            <w:u w:val="single"/>
+          </w:rPr>
+          <w:t>unfoldingWord</w:t>
+        </w:r>
+      </w:hyperlink>
+      <w:r>
+        <w:rPr>
+          <w:lang w:val="pt_PT" w:bidi="pt_PT"/>
+        </w:rPr>
+        <w:t xml:space="preserve">, 2022, which is licensed under a </w:t>
+      </w:r>
+      <w:hyperlink r:id="rId14">
+        <w:r>
+          <w:rPr>
+            <w:lang w:val="pt_PT" w:bidi="pt_PT"/>
+          </w:rPr>
+          <w:rPr>
+            <w:color w:val="0000EE"/>
+            <w:u w:val="single"/>
+          </w:rPr>
+          <w:t>CC BY-SA 4.0 license</w:t>
+        </w:r>
+      </w:hyperlink>
+      <w:r>
+        <w:rPr>
+          <w:lang w:val="pt_PT" w:bidi="pt_PT"/>
+        </w:rPr>
+        <w:t>.</w:t>
+      </w:r>
+      <w:r>
+        <w:rPr>
+          <w:lang w:val="pt_PT" w:bidi="pt_PT"/>
+        </w:rPr>
+      </w:r>
+    </w:p>
+    <w:p>
+      <w:pPr/>
+      <w:r>
+        <w:rPr>
+          <w:lang w:val="pt_PT" w:bidi="pt_PT"/>
+        </w:rPr>
+      </w:r>
+      <w:r>
+        <w:rPr>
+          <w:lang w:val="pt_PT" w:bidi="pt_PT"/>
+        </w:rPr>
+        <w:t>This PDF version is provided under the same license.</w:t>
       </w:r>
       <w:r>
         <w:rPr>
@@ -561,7 +626,7 @@
         </w:rPr>
         <w:t xml:space="preserve">Em </w:t>
       </w:r>
-      <w:hyperlink r:id="rId13">
+      <w:hyperlink r:id="rId15">
         <w:r>
           <w:rPr>
             <w:lang w:val="pt_PT" w:bidi="pt_PT"/>
@@ -593,7 +658,7 @@
         </w:rPr>
         <w:t xml:space="preserve">Em </w:t>
       </w:r>
-      <w:hyperlink r:id="rId14">
+      <w:hyperlink r:id="rId16">
         <w:r>
           <w:rPr>
             <w:lang w:val="pt_PT" w:bidi="pt_PT"/>

--- a/por/docx/63.content.docx
+++ b/por/docx/63.content.docx
@@ -141,13 +141,6 @@
         <w:rPr>
           <w:lang w:val="pt_PT" w:bidi="pt_PT"/>
         </w:rPr>
-      </w:r>
-      <w:r>
-        <w:rPr>
-          <w:i/>
-          <w:lang w:val="pt_PT" w:bidi="pt_PT"/>
-        </w:rPr>
-        <w:t>2 João - Introdução</w:t>
       </w:r>
       <w:r>
         <w:rPr>

--- a/por/docx/63.content.docx
+++ b/por/docx/63.content.docx
@@ -146,19 +146,6 @@
         <w:rPr>
           <w:lang w:val="pt_PT" w:bidi="pt_PT"/>
         </w:rPr>
-      </w:r>
-    </w:p>
-    <w:p>
-      <w:pPr/>
-      <w:r>
-        <w:rPr>
-          <w:lang w:val="pt_PT" w:bidi="pt_PT"/>
-        </w:rPr>
-      </w:r>
-      <w:r>
-        <w:rPr>
-          <w:lang w:val="pt_PT" w:bidi="pt_PT"/>
-        </w:rPr>
         <w:t xml:space="preserve"> </w:t>
       </w:r>
       <w:r>
@@ -615,6 +602,7589 @@
           <w:lang w:val="pt_PT" w:bidi="pt_PT"/>
         </w:rPr>
         <w:t>)</w:t>
+      </w:r>
+      <w:r>
+        <w:rPr>
+          <w:lang w:val="pt_PT" w:bidi="pt_PT"/>
+        </w:rPr>
+      </w:r>
+      <w:r>
+        <w:rPr>
+          <w:lang w:val="pt_PT" w:bidi="pt_PT"/>
+        </w:rPr>
+      </w:r>
+    </w:p>
+    <w:p>
+      <w:pPr/>
+      <w:r>
+        <w:rPr>
+          <w:lang w:val="pt_PT" w:bidi="pt_PT"/>
+        </w:rPr>
+      </w:r>
+    </w:p>
+    <w:p>
+      <w:pPr>
+        <w:pStyle w:val="Heading2"/>
+      </w:pPr>
+      <w:r>
+        <w:rPr>
+          <w:lang w:val="pt_PT" w:bidi="pt_PT"/>
+        </w:rPr>
+        <w:t>2 João 1.1 (#1)</w:t>
+      </w:r>
+      <w:r>
+        <w:rPr>
+          <w:lang w:val="pt_PT" w:bidi="pt_PT"/>
+        </w:rPr>
+      </w:r>
+    </w:p>
+    <w:p>
+      <w:pPr/>
+      <w:r>
+        <w:rPr>
+          <w:lang w:val="pt_PT" w:bidi="pt_PT"/>
+        </w:rPr>
+      </w:r>
+      <w:r>
+        <w:rPr>
+          <w:b/>
+          <w:lang w:val="pt_PT" w:bidi="pt_PT"/>
+        </w:rPr>
+        <w:t>"</w:t>
+      </w:r>
+      <w:r>
+        <w:rPr>
+          <w:b/>
+          <w:lang w:val="pt_PT" w:bidi="pt_PT"/>
+        </w:rPr>
+        <w:t>Do presbítero</w:t>
+      </w:r>
+      <w:r>
+        <w:rPr>
+          <w:b/>
+          <w:lang w:val="pt_PT" w:bidi="pt_PT"/>
+        </w:rPr>
+        <w:t>".</w:t>
+      </w:r>
+    </w:p>
+    <w:p>
+      <w:pPr/>
+      <w:r>
+        <w:rPr>
+          <w:lang w:val="pt_PT" w:bidi="pt_PT"/>
+        </w:rPr>
+      </w:r>
+      <w:r>
+        <w:rPr>
+          <w:lang w:val="pt_PT" w:bidi="pt_PT"/>
+        </w:rPr>
+        <w:t>Nesta cultura, os escritores de cartas se identificam primeiro, referindo-se a si mesmos na terceira pessoa. Se isso for confuso no seu idioma, você pode usar a primeira pessoa aqui. Ou, se o seu idioma tiver uma maneira específica de apresentar o autor de uma carta, e se isso for útil para seus leitores, você pode usá-la aqui. Tradução alternativa: “Eu, o ancião, estou escrevendo esta carta para você”.</w:t>
+      </w:r>
+    </w:p>
+    <w:p>
+      <w:pPr/>
+      <w:r>
+        <w:rPr>
+          <w:lang w:val="pt_PT" w:bidi="pt_PT"/>
+        </w:rPr>
+      </w:r>
+      <w:r>
+        <w:rPr>
+          <w:lang w:val="pt_PT" w:bidi="pt_PT"/>
+        </w:rPr>
+        <w:t xml:space="preserve">Veja: </w:t>
+      </w:r>
+      <w:r>
+        <w:rPr>
+          <w:lang w:val="pt_PT" w:bidi="pt_PT"/>
+        </w:rPr>
+        <w:t>Primeira, segunda ou terceira pessoa.</w:t>
+      </w:r>
+      <w:r>
+        <w:rPr>
+          <w:lang w:val="pt_PT" w:bidi="pt_PT"/>
+        </w:rPr>
+      </w:r>
+      <w:r>
+        <w:rPr>
+          <w:lang w:val="pt_PT" w:bidi="pt_PT"/>
+        </w:rPr>
+      </w:r>
+    </w:p>
+    <w:p>
+      <w:pPr/>
+      <w:r>
+        <w:rPr>
+          <w:lang w:val="pt_PT" w:bidi="pt_PT"/>
+        </w:rPr>
+      </w:r>
+    </w:p>
+    <w:p>
+      <w:pPr>
+        <w:pStyle w:val="Heading2"/>
+      </w:pPr>
+      <w:r>
+        <w:rPr>
+          <w:lang w:val="pt_PT" w:bidi="pt_PT"/>
+        </w:rPr>
+        <w:t>2 João 1.1 (#2)</w:t>
+      </w:r>
+      <w:r>
+        <w:rPr>
+          <w:lang w:val="pt_PT" w:bidi="pt_PT"/>
+        </w:rPr>
+      </w:r>
+    </w:p>
+    <w:p>
+      <w:pPr/>
+      <w:r>
+        <w:rPr>
+          <w:lang w:val="pt_PT" w:bidi="pt_PT"/>
+        </w:rPr>
+      </w:r>
+      <w:r>
+        <w:rPr>
+          <w:b/>
+          <w:lang w:val="pt_PT" w:bidi="pt_PT"/>
+        </w:rPr>
+        <w:t>"</w:t>
+      </w:r>
+      <w:r>
+        <w:rPr>
+          <w:b/>
+          <w:lang w:val="pt_PT" w:bidi="pt_PT"/>
+        </w:rPr>
+        <w:t>Do presbítero</w:t>
+      </w:r>
+      <w:r>
+        <w:rPr>
+          <w:b/>
+          <w:lang w:val="pt_PT" w:bidi="pt_PT"/>
+        </w:rPr>
+        <w:t>".</w:t>
+      </w:r>
+    </w:p>
+    <w:p>
+      <w:pPr/>
+      <w:r>
+        <w:rPr>
+          <w:lang w:val="pt_PT" w:bidi="pt_PT"/>
+        </w:rPr>
+      </w:r>
+      <w:r>
+        <w:rPr>
+          <w:lang w:val="pt_PT" w:bidi="pt_PT"/>
+        </w:rPr>
+        <w:t>O</w:t>
+      </w:r>
+      <w:r>
+        <w:rPr>
+          <w:b/>
+          <w:lang w:val="pt_PT" w:bidi="pt_PT"/>
+        </w:rPr>
+        <w:t xml:space="preserve"> presbítero</w:t>
+      </w:r>
+      <w:r>
+        <w:rPr>
+          <w:lang w:val="pt_PT" w:bidi="pt_PT"/>
+        </w:rPr>
+        <w:t xml:space="preserve"> refere-se a João, o apóstolo e discípulo de Jesus. Ele se autodenomina </w:t>
+      </w:r>
+      <w:r>
+        <w:rPr>
+          <w:b/>
+          <w:lang w:val="pt_PT" w:bidi="pt_PT"/>
+        </w:rPr>
+        <w:t>presbítero</w:t>
+      </w:r>
+      <w:r>
+        <w:rPr>
+          <w:lang w:val="pt_PT" w:bidi="pt_PT"/>
+        </w:rPr>
+        <w:t xml:space="preserve"> devido à sua idade avançada, à sua posição de liderança na igreja, ou ambos. Se houver um termo para um líder mais velho e respeitado, pode ser usado aqui. Tradução alternativa: “Eu, João, estou escrevendo esta carta para você” ou “Eu, João, o presbítero, estou escrevendo esta carta para você”.</w:t>
+      </w:r>
+    </w:p>
+    <w:p>
+      <w:pPr/>
+      <w:r>
+        <w:rPr>
+          <w:lang w:val="pt_PT" w:bidi="pt_PT"/>
+        </w:rPr>
+      </w:r>
+      <w:r>
+        <w:rPr>
+          <w:lang w:val="pt_PT" w:bidi="pt_PT"/>
+        </w:rPr>
+        <w:t xml:space="preserve">Veja: </w:t>
+      </w:r>
+      <w:r>
+        <w:rPr>
+          <w:lang w:val="pt_PT" w:bidi="pt_PT"/>
+        </w:rPr>
+        <w:t>Conhecimento presumido e informações implícitas.</w:t>
+      </w:r>
+      <w:r>
+        <w:rPr>
+          <w:lang w:val="pt_PT" w:bidi="pt_PT"/>
+        </w:rPr>
+      </w:r>
+      <w:r>
+        <w:rPr>
+          <w:lang w:val="pt_PT" w:bidi="pt_PT"/>
+        </w:rPr>
+      </w:r>
+    </w:p>
+    <w:p>
+      <w:pPr/>
+      <w:r>
+        <w:rPr>
+          <w:lang w:val="pt_PT" w:bidi="pt_PT"/>
+        </w:rPr>
+      </w:r>
+    </w:p>
+    <w:p>
+      <w:pPr>
+        <w:pStyle w:val="Heading2"/>
+      </w:pPr>
+      <w:r>
+        <w:rPr>
+          <w:lang w:val="pt_PT" w:bidi="pt_PT"/>
+        </w:rPr>
+        <w:t>2 João 1.1 (#3)</w:t>
+      </w:r>
+      <w:r>
+        <w:rPr>
+          <w:lang w:val="pt_PT" w:bidi="pt_PT"/>
+        </w:rPr>
+      </w:r>
+    </w:p>
+    <w:p>
+      <w:pPr/>
+      <w:r>
+        <w:rPr>
+          <w:lang w:val="pt_PT" w:bidi="pt_PT"/>
+        </w:rPr>
+      </w:r>
+      <w:r>
+        <w:rPr>
+          <w:b/>
+          <w:lang w:val="pt_PT" w:bidi="pt_PT"/>
+        </w:rPr>
+        <w:t>"</w:t>
+      </w:r>
+      <w:r>
+        <w:rPr>
+          <w:b/>
+          <w:lang w:val="pt_PT" w:bidi="pt_PT"/>
+        </w:rPr>
+        <w:t>para a querida Senhora e os seus filhos</w:t>
+      </w:r>
+      <w:r>
+        <w:rPr>
+          <w:b/>
+          <w:lang w:val="pt_PT" w:bidi="pt_PT"/>
+        </w:rPr>
+        <w:t>".</w:t>
+      </w:r>
+    </w:p>
+    <w:p>
+      <w:pPr/>
+      <w:r>
+        <w:rPr>
+          <w:lang w:val="pt_PT" w:bidi="pt_PT"/>
+        </w:rPr>
+      </w:r>
+      <w:r>
+        <w:rPr>
+          <w:lang w:val="pt_PT" w:bidi="pt_PT"/>
+        </w:rPr>
+        <w:t>Nesta cultura, os escritores de cartas nomeavam os destinatários em seguida, referindo-se a eles na terceira pessoa. Se isso for confuso no seu idioma, você poderia usar a segunda pessoa aqui. Ou, se o seu idioma tiver uma maneira específica de apresentar a pessoa que recebe uma carta, e isso for útil para seus leitores, você poderia usá-la aqui. Tradução alternativa: “para você, senhora escolhida, e para seus filhos”.</w:t>
+      </w:r>
+    </w:p>
+    <w:p>
+      <w:pPr/>
+      <w:r>
+        <w:rPr>
+          <w:lang w:val="pt_PT" w:bidi="pt_PT"/>
+        </w:rPr>
+      </w:r>
+      <w:r>
+        <w:rPr>
+          <w:lang w:val="pt_PT" w:bidi="pt_PT"/>
+        </w:rPr>
+        <w:t xml:space="preserve">Veja: </w:t>
+      </w:r>
+      <w:r>
+        <w:rPr>
+          <w:lang w:val="pt_PT" w:bidi="pt_PT"/>
+        </w:rPr>
+        <w:t>Primeira, segunda ou terceira pessoa.</w:t>
+      </w:r>
+      <w:r>
+        <w:rPr>
+          <w:lang w:val="pt_PT" w:bidi="pt_PT"/>
+        </w:rPr>
+      </w:r>
+      <w:r>
+        <w:rPr>
+          <w:lang w:val="pt_PT" w:bidi="pt_PT"/>
+        </w:rPr>
+      </w:r>
+    </w:p>
+    <w:p>
+      <w:pPr/>
+      <w:r>
+        <w:rPr>
+          <w:lang w:val="pt_PT" w:bidi="pt_PT"/>
+        </w:rPr>
+      </w:r>
+    </w:p>
+    <w:p>
+      <w:pPr>
+        <w:pStyle w:val="Heading2"/>
+      </w:pPr>
+      <w:r>
+        <w:rPr>
+          <w:lang w:val="pt_PT" w:bidi="pt_PT"/>
+        </w:rPr>
+        <w:t>2 João 1.1 (#4)</w:t>
+      </w:r>
+      <w:r>
+        <w:rPr>
+          <w:lang w:val="pt_PT" w:bidi="pt_PT"/>
+        </w:rPr>
+      </w:r>
+    </w:p>
+    <w:p>
+      <w:pPr/>
+      <w:r>
+        <w:rPr>
+          <w:lang w:val="pt_PT" w:bidi="pt_PT"/>
+        </w:rPr>
+      </w:r>
+      <w:r>
+        <w:rPr>
+          <w:b/>
+          <w:lang w:val="pt_PT" w:bidi="pt_PT"/>
+        </w:rPr>
+        <w:t>"para a querida Senhora e os seus filhos".</w:t>
+      </w:r>
+    </w:p>
+    <w:p>
+      <w:pPr/>
+      <w:r>
+        <w:rPr>
+          <w:lang w:val="pt_PT" w:bidi="pt_PT"/>
+        </w:rPr>
+      </w:r>
+      <w:r>
+        <w:rPr>
+          <w:lang w:val="pt_PT" w:bidi="pt_PT"/>
+        </w:rPr>
+        <w:t xml:space="preserve">Aqui, João está se referindo a uma igreja e seu povo como se fossem uma </w:t>
+      </w:r>
+      <w:r>
+        <w:rPr>
+          <w:b/>
+          <w:lang w:val="pt_PT" w:bidi="pt_PT"/>
+        </w:rPr>
+        <w:t>Senhora e os seus filhos</w:t>
+      </w:r>
+      <w:r>
+        <w:rPr>
+          <w:lang w:val="pt_PT" w:bidi="pt_PT"/>
+        </w:rPr>
+        <w:t>. Veja a discussão na Parte 3 da Introdução deste livro. Se for útil no seu idioma, você pode declarar o significado claramente no texto ou em uma nota de rodapé. Tradução alternativa: “ao povo da igreja escolhida”.</w:t>
+      </w:r>
+    </w:p>
+    <w:p>
+      <w:pPr/>
+      <w:r>
+        <w:rPr>
+          <w:lang w:val="pt_PT" w:bidi="pt_PT"/>
+        </w:rPr>
+      </w:r>
+      <w:r>
+        <w:rPr>
+          <w:lang w:val="pt_PT" w:bidi="pt_PT"/>
+        </w:rPr>
+        <w:t xml:space="preserve">Veja: </w:t>
+      </w:r>
+      <w:r>
+        <w:rPr>
+          <w:lang w:val="pt_PT" w:bidi="pt_PT"/>
+        </w:rPr>
+        <w:t>Metáfora.</w:t>
+      </w:r>
+      <w:r>
+        <w:rPr>
+          <w:lang w:val="pt_PT" w:bidi="pt_PT"/>
+        </w:rPr>
+      </w:r>
+      <w:r>
+        <w:rPr>
+          <w:lang w:val="pt_PT" w:bidi="pt_PT"/>
+        </w:rPr>
+      </w:r>
+    </w:p>
+    <w:p>
+      <w:pPr/>
+      <w:r>
+        <w:rPr>
+          <w:lang w:val="pt_PT" w:bidi="pt_PT"/>
+        </w:rPr>
+      </w:r>
+    </w:p>
+    <w:p>
+      <w:pPr>
+        <w:pStyle w:val="Heading2"/>
+      </w:pPr>
+      <w:r>
+        <w:rPr>
+          <w:lang w:val="pt_PT" w:bidi="pt_PT"/>
+        </w:rPr>
+        <w:t>2 João 1.1 (#5)</w:t>
+      </w:r>
+      <w:r>
+        <w:rPr>
+          <w:lang w:val="pt_PT" w:bidi="pt_PT"/>
+        </w:rPr>
+      </w:r>
+    </w:p>
+    <w:p>
+      <w:pPr/>
+      <w:r>
+        <w:rPr>
+          <w:lang w:val="pt_PT" w:bidi="pt_PT"/>
+        </w:rPr>
+      </w:r>
+      <w:r>
+        <w:rPr>
+          <w:b/>
+          <w:lang w:val="pt_PT" w:bidi="pt_PT"/>
+        </w:rPr>
+        <w:t>"para a querida Senhora e os seus filhos".</w:t>
+      </w:r>
+    </w:p>
+    <w:p>
+      <w:pPr/>
+      <w:r>
+        <w:rPr>
+          <w:lang w:val="pt_PT" w:bidi="pt_PT"/>
+        </w:rPr>
+      </w:r>
+      <w:r>
+        <w:rPr>
+          <w:lang w:val="pt_PT" w:bidi="pt_PT"/>
+        </w:rPr>
+        <w:t>Uma tradução mais literal dirá:</w:t>
+      </w:r>
+      <w:r>
+        <w:rPr>
+          <w:b/>
+          <w:lang w:val="pt_PT" w:bidi="pt_PT"/>
+        </w:rPr>
+        <w:t xml:space="preserve"> </w:t>
+      </w:r>
+      <w:r>
+        <w:rPr>
+          <w:b/>
+          <w:lang w:val="pt_PT" w:bidi="pt_PT"/>
+        </w:rPr>
+        <w:t>à senhora eleita</w:t>
+      </w:r>
+      <w:r>
+        <w:rPr>
+          <w:lang w:val="pt_PT" w:bidi="pt_PT"/>
+        </w:rPr>
+        <w:t xml:space="preserve">. </w:t>
+      </w:r>
+      <w:r>
+        <w:rPr>
+          <w:lang w:val="pt_PT" w:bidi="pt_PT"/>
+        </w:rPr>
+        <w:t xml:space="preserve">Neste contexto, o termo </w:t>
+      </w:r>
+      <w:r>
+        <w:rPr>
+          <w:b/>
+          <w:lang w:val="pt_PT" w:bidi="pt_PT"/>
+        </w:rPr>
+        <w:t>eleita</w:t>
+      </w:r>
+      <w:r>
+        <w:rPr>
+          <w:lang w:val="pt_PT" w:bidi="pt_PT"/>
+        </w:rPr>
+        <w:t xml:space="preserve"> refere-se a uma pessoa ou grupo de pessoas que Deus selecionou para receber a salvação. Tradução alternativa: “para a congregação que Deus salvou”.</w:t>
+      </w:r>
+    </w:p>
+    <w:p>
+      <w:pPr/>
+      <w:r>
+        <w:rPr>
+          <w:lang w:val="pt_PT" w:bidi="pt_PT"/>
+        </w:rPr>
+      </w:r>
+      <w:r>
+        <w:rPr>
+          <w:lang w:val="pt_PT" w:bidi="pt_PT"/>
+        </w:rPr>
+        <w:t xml:space="preserve">Veja: </w:t>
+      </w:r>
+      <w:r>
+        <w:rPr>
+          <w:lang w:val="pt_PT" w:bidi="pt_PT"/>
+        </w:rPr>
+        <w:t>Expressão idiomática.</w:t>
+      </w:r>
+      <w:r>
+        <w:rPr>
+          <w:lang w:val="pt_PT" w:bidi="pt_PT"/>
+        </w:rPr>
+      </w:r>
+      <w:r>
+        <w:rPr>
+          <w:lang w:val="pt_PT" w:bidi="pt_PT"/>
+        </w:rPr>
+      </w:r>
+    </w:p>
+    <w:p>
+      <w:pPr/>
+      <w:r>
+        <w:rPr>
+          <w:lang w:val="pt_PT" w:bidi="pt_PT"/>
+        </w:rPr>
+      </w:r>
+    </w:p>
+    <w:p>
+      <w:pPr>
+        <w:pStyle w:val="Heading2"/>
+      </w:pPr>
+      <w:r>
+        <w:rPr>
+          <w:lang w:val="pt_PT" w:bidi="pt_PT"/>
+        </w:rPr>
+        <w:t>2 João 1.1 (#6)</w:t>
+      </w:r>
+      <w:r>
+        <w:rPr>
+          <w:lang w:val="pt_PT" w:bidi="pt_PT"/>
+        </w:rPr>
+      </w:r>
+    </w:p>
+    <w:p>
+      <w:pPr/>
+      <w:r>
+        <w:rPr>
+          <w:lang w:val="pt_PT" w:bidi="pt_PT"/>
+        </w:rPr>
+      </w:r>
+      <w:r>
+        <w:rPr>
+          <w:b/>
+          <w:lang w:val="pt_PT" w:bidi="pt_PT"/>
+        </w:rPr>
+        <w:t>"</w:t>
+      </w:r>
+      <w:r>
+        <w:rPr>
+          <w:b/>
+          <w:lang w:val="pt_PT" w:bidi="pt_PT"/>
+        </w:rPr>
+        <w:t>amo de verdade</w:t>
+      </w:r>
+      <w:r>
+        <w:rPr>
+          <w:b/>
+          <w:lang w:val="pt_PT" w:bidi="pt_PT"/>
+        </w:rPr>
+        <w:t>".</w:t>
+      </w:r>
+    </w:p>
+    <w:p>
+      <w:pPr/>
+      <w:r>
+        <w:rPr>
+          <w:lang w:val="pt_PT" w:bidi="pt_PT"/>
+        </w:rPr>
+      </w:r>
+      <w:r>
+        <w:rPr>
+          <w:lang w:val="pt_PT" w:bidi="pt_PT"/>
+        </w:rPr>
+        <w:t xml:space="preserve">Uma tradução mais literal dirá: </w:t>
+      </w:r>
+      <w:r>
+        <w:rPr>
+          <w:b/>
+          <w:lang w:val="pt_PT" w:bidi="pt_PT"/>
+        </w:rPr>
+        <w:t>amo na verdade</w:t>
+      </w:r>
+      <w:r>
+        <w:rPr>
+          <w:lang w:val="pt_PT" w:bidi="pt_PT"/>
+        </w:rPr>
+        <w:t xml:space="preserve">. Se for útil no seu idioma, você pode expressar a ideia por trás do substantivo abstrato </w:t>
+      </w:r>
+      <w:r>
+        <w:rPr>
+          <w:b/>
+          <w:lang w:val="pt_PT" w:bidi="pt_PT"/>
+        </w:rPr>
+        <w:t>verdade</w:t>
+      </w:r>
+      <w:r>
+        <w:rPr>
+          <w:lang w:val="pt_PT" w:bidi="pt_PT"/>
+        </w:rPr>
+        <w:t xml:space="preserve"> com uma expressão equivalente. A frase </w:t>
+      </w:r>
+      <w:r>
+        <w:rPr>
+          <w:b/>
+          <w:lang w:val="pt_PT" w:bidi="pt_PT"/>
+        </w:rPr>
+        <w:t>na verdade</w:t>
+      </w:r>
+      <w:r>
+        <w:rPr>
+          <w:lang w:val="pt_PT" w:bidi="pt_PT"/>
+        </w:rPr>
+        <w:t xml:space="preserve"> poderia: (1) referir-se a como João ama. Tradução alternativa: “amar verdadeiramente”; (2) fornecer a razão para o amor de João. Tradução alternativa: “amo porque ambos seguimos aquele que é verdadeiro”.</w:t>
+      </w:r>
+    </w:p>
+    <w:p>
+      <w:pPr/>
+      <w:r>
+        <w:rPr>
+          <w:lang w:val="pt_PT" w:bidi="pt_PT"/>
+        </w:rPr>
+      </w:r>
+      <w:r>
+        <w:rPr>
+          <w:lang w:val="pt_PT" w:bidi="pt_PT"/>
+        </w:rPr>
+        <w:t xml:space="preserve">Veja: </w:t>
+      </w:r>
+      <w:r>
+        <w:rPr>
+          <w:lang w:val="pt_PT" w:bidi="pt_PT"/>
+        </w:rPr>
+        <w:t>Substantivos abstratos.</w:t>
+      </w:r>
+      <w:r>
+        <w:rPr>
+          <w:lang w:val="pt_PT" w:bidi="pt_PT"/>
+        </w:rPr>
+      </w:r>
+      <w:r>
+        <w:rPr>
+          <w:lang w:val="pt_PT" w:bidi="pt_PT"/>
+        </w:rPr>
+      </w:r>
+    </w:p>
+    <w:p>
+      <w:pPr/>
+      <w:r>
+        <w:rPr>
+          <w:lang w:val="pt_PT" w:bidi="pt_PT"/>
+        </w:rPr>
+      </w:r>
+    </w:p>
+    <w:p>
+      <w:pPr>
+        <w:pStyle w:val="Heading2"/>
+      </w:pPr>
+      <w:r>
+        <w:rPr>
+          <w:lang w:val="pt_PT" w:bidi="pt_PT"/>
+        </w:rPr>
+        <w:t>2 João 1.1 (#7)</w:t>
+      </w:r>
+      <w:r>
+        <w:rPr>
+          <w:lang w:val="pt_PT" w:bidi="pt_PT"/>
+        </w:rPr>
+      </w:r>
+    </w:p>
+    <w:p>
+      <w:pPr/>
+      <w:r>
+        <w:rPr>
+          <w:lang w:val="pt_PT" w:bidi="pt_PT"/>
+        </w:rPr>
+      </w:r>
+      <w:r>
+        <w:rPr>
+          <w:b/>
+          <w:lang w:val="pt_PT" w:bidi="pt_PT"/>
+        </w:rPr>
+        <w:t>"</w:t>
+      </w:r>
+      <w:r>
+        <w:rPr>
+          <w:b/>
+          <w:lang w:val="pt_PT" w:bidi="pt_PT"/>
+        </w:rPr>
+        <w:t>mas todos os que conhecem a verdade</w:t>
+      </w:r>
+      <w:r>
+        <w:rPr>
+          <w:b/>
+          <w:lang w:val="pt_PT" w:bidi="pt_PT"/>
+        </w:rPr>
+        <w:t>".</w:t>
+      </w:r>
+    </w:p>
+    <w:p>
+      <w:pPr/>
+      <w:r>
+        <w:rPr>
+          <w:lang w:val="pt_PT" w:bidi="pt_PT"/>
+        </w:rPr>
+      </w:r>
+      <w:r>
+        <w:rPr>
+          <w:lang w:val="pt_PT" w:bidi="pt_PT"/>
+        </w:rPr>
+        <w:t xml:space="preserve">João usa a frase </w:t>
+      </w:r>
+      <w:r>
+        <w:rPr>
+          <w:b/>
+          <w:lang w:val="pt_PT" w:bidi="pt_PT"/>
+        </w:rPr>
+        <w:t>todos os que conhecem a verdade</w:t>
+      </w:r>
+      <w:r>
+        <w:rPr>
+          <w:lang w:val="pt_PT" w:bidi="pt_PT"/>
+        </w:rPr>
+        <w:t xml:space="preserve"> para se referir aos crentes que conhecem e aceitam a verdadeira mensagem sobre Jesus Cristo. João provavelmente está usando o termo </w:t>
+      </w:r>
+      <w:r>
+        <w:rPr>
+          <w:b/>
+          <w:lang w:val="pt_PT" w:bidi="pt_PT"/>
+        </w:rPr>
+        <w:t>todos</w:t>
+      </w:r>
+      <w:r>
+        <w:rPr>
+          <w:lang w:val="pt_PT" w:bidi="pt_PT"/>
+        </w:rPr>
+        <w:t xml:space="preserve"> como uma generalização para significar todos os crentes que estão com ele e que conhecem as pessoas desta igreja. Tradução alternativa: “todos que estão comigo e que conhecem e aceitam a verdade”.</w:t>
+      </w:r>
+    </w:p>
+    <w:p>
+      <w:pPr/>
+      <w:r>
+        <w:rPr>
+          <w:lang w:val="pt_PT" w:bidi="pt_PT"/>
+        </w:rPr>
+      </w:r>
+      <w:r>
+        <w:rPr>
+          <w:lang w:val="pt_PT" w:bidi="pt_PT"/>
+        </w:rPr>
+        <w:t xml:space="preserve">Veja: </w:t>
+      </w:r>
+      <w:r>
+        <w:rPr>
+          <w:lang w:val="pt_PT" w:bidi="pt_PT"/>
+        </w:rPr>
+        <w:t>Hipérbole.</w:t>
+      </w:r>
+      <w:r>
+        <w:rPr>
+          <w:lang w:val="pt_PT" w:bidi="pt_PT"/>
+        </w:rPr>
+      </w:r>
+      <w:r>
+        <w:rPr>
+          <w:lang w:val="pt_PT" w:bidi="pt_PT"/>
+        </w:rPr>
+      </w:r>
+    </w:p>
+    <w:p>
+      <w:pPr/>
+      <w:r>
+        <w:rPr>
+          <w:lang w:val="pt_PT" w:bidi="pt_PT"/>
+        </w:rPr>
+      </w:r>
+    </w:p>
+    <w:p>
+      <w:pPr>
+        <w:pStyle w:val="Heading2"/>
+      </w:pPr>
+      <w:r>
+        <w:rPr>
+          <w:lang w:val="pt_PT" w:bidi="pt_PT"/>
+        </w:rPr>
+        <w:t>2 João 1.2 (#1)</w:t>
+      </w:r>
+      <w:r>
+        <w:rPr>
+          <w:lang w:val="pt_PT" w:bidi="pt_PT"/>
+        </w:rPr>
+      </w:r>
+    </w:p>
+    <w:p>
+      <w:pPr/>
+      <w:r>
+        <w:rPr>
+          <w:lang w:val="pt_PT" w:bidi="pt_PT"/>
+        </w:rPr>
+      </w:r>
+      <w:r>
+        <w:rPr>
+          <w:b/>
+          <w:lang w:val="pt_PT" w:bidi="pt_PT"/>
+        </w:rPr>
+        <w:t>"a verdade".</w:t>
+      </w:r>
+    </w:p>
+    <w:p>
+      <w:pPr/>
+      <w:r>
+        <w:rPr>
+          <w:lang w:val="pt_PT" w:bidi="pt_PT"/>
+        </w:rPr>
+      </w:r>
+      <w:r>
+        <w:rPr>
+          <w:lang w:val="pt_PT" w:bidi="pt_PT"/>
+        </w:rPr>
+        <w:t xml:space="preserve">João utiliza o substantivo abstrato </w:t>
+      </w:r>
+      <w:r>
+        <w:rPr>
+          <w:b/>
+          <w:lang w:val="pt_PT" w:bidi="pt_PT"/>
+        </w:rPr>
+        <w:t>verdade</w:t>
+      </w:r>
+      <w:r>
+        <w:rPr>
+          <w:lang w:val="pt_PT" w:bidi="pt_PT"/>
+        </w:rPr>
+        <w:t xml:space="preserve"> para se referir à mensagem verdadeira na qual os cristãos acreditam. Se for útil em seu idioma, você pode expressar a mesma ideia de uma forma diferente. Tradução alternativa: “a verdadeira mensagem”.</w:t>
+      </w:r>
+    </w:p>
+    <w:p>
+      <w:pPr/>
+      <w:r>
+        <w:rPr>
+          <w:lang w:val="pt_PT" w:bidi="pt_PT"/>
+        </w:rPr>
+      </w:r>
+      <w:r>
+        <w:rPr>
+          <w:lang w:val="pt_PT" w:bidi="pt_PT"/>
+        </w:rPr>
+        <w:t xml:space="preserve">Veja: </w:t>
+      </w:r>
+      <w:r>
+        <w:rPr>
+          <w:lang w:val="pt_PT" w:bidi="pt_PT"/>
+        </w:rPr>
+        <w:t>Substantivos abstratos.</w:t>
+      </w:r>
+      <w:r>
+        <w:rPr>
+          <w:lang w:val="pt_PT" w:bidi="pt_PT"/>
+        </w:rPr>
+      </w:r>
+      <w:r>
+        <w:rPr>
+          <w:lang w:val="pt_PT" w:bidi="pt_PT"/>
+        </w:rPr>
+      </w:r>
+    </w:p>
+    <w:p>
+      <w:pPr/>
+      <w:r>
+        <w:rPr>
+          <w:lang w:val="pt_PT" w:bidi="pt_PT"/>
+        </w:rPr>
+      </w:r>
+    </w:p>
+    <w:p>
+      <w:pPr>
+        <w:pStyle w:val="Heading2"/>
+      </w:pPr>
+      <w:r>
+        <w:rPr>
+          <w:lang w:val="pt_PT" w:bidi="pt_PT"/>
+        </w:rPr>
+        <w:t>2 João 1.2 (#2)</w:t>
+      </w:r>
+      <w:r>
+        <w:rPr>
+          <w:lang w:val="pt_PT" w:bidi="pt_PT"/>
+        </w:rPr>
+      </w:r>
+    </w:p>
+    <w:p>
+      <w:pPr/>
+      <w:r>
+        <w:rPr>
+          <w:lang w:val="pt_PT" w:bidi="pt_PT"/>
+        </w:rPr>
+      </w:r>
+      <w:r>
+        <w:rPr>
+          <w:b/>
+          <w:lang w:val="pt_PT" w:bidi="pt_PT"/>
+        </w:rPr>
+        <w:t>"Nós"</w:t>
+      </w:r>
+      <w:r>
+        <w:rPr>
+          <w:lang w:val="pt_PT" w:bidi="pt_PT"/>
+        </w:rPr>
+        <w:t xml:space="preserve"> - </w:t>
+      </w:r>
+      <w:r>
+        <w:rPr>
+          <w:b/>
+          <w:lang w:val="pt_PT" w:bidi="pt_PT"/>
+        </w:rPr>
+        <w:t>"nós".</w:t>
+      </w:r>
+    </w:p>
+    <w:p>
+      <w:pPr/>
+      <w:r>
+        <w:rPr>
+          <w:lang w:val="pt_PT" w:bidi="pt_PT"/>
+        </w:rPr>
+      </w:r>
+      <w:r>
+        <w:rPr>
+          <w:lang w:val="pt_PT" w:bidi="pt_PT"/>
+        </w:rPr>
+        <w:t xml:space="preserve">Se o seu idioma faz essa distinção, o pronome </w:t>
+      </w:r>
+      <w:r>
+        <w:rPr>
+          <w:b/>
+          <w:lang w:val="pt_PT" w:bidi="pt_PT"/>
+        </w:rPr>
+        <w:t>nós</w:t>
+      </w:r>
+      <w:r>
+        <w:rPr>
+          <w:lang w:val="pt_PT" w:bidi="pt_PT"/>
+        </w:rPr>
+        <w:t xml:space="preserve"> seria inclusivo aqui e em toda a epístola, porque João sempre o usa para se referir tanto a si mesmo quanto aos destinatários da carta. </w:t>
+      </w:r>
+    </w:p>
+    <w:p>
+      <w:pPr/>
+      <w:r>
+        <w:rPr>
+          <w:lang w:val="pt_PT" w:bidi="pt_PT"/>
+        </w:rPr>
+      </w:r>
+      <w:r>
+        <w:rPr>
+          <w:lang w:val="pt_PT" w:bidi="pt_PT"/>
+        </w:rPr>
+        <w:t xml:space="preserve">Veja: </w:t>
+      </w:r>
+      <w:r>
+        <w:rPr>
+          <w:lang w:val="pt_PT" w:bidi="pt_PT"/>
+        </w:rPr>
+        <w:t>‘Nós’ exclusivo e inclusivo.</w:t>
+      </w:r>
+      <w:r>
+        <w:rPr>
+          <w:lang w:val="pt_PT" w:bidi="pt_PT"/>
+        </w:rPr>
+      </w:r>
+      <w:r>
+        <w:rPr>
+          <w:lang w:val="pt_PT" w:bidi="pt_PT"/>
+        </w:rPr>
+      </w:r>
+    </w:p>
+    <w:p>
+      <w:pPr/>
+      <w:r>
+        <w:rPr>
+          <w:lang w:val="pt_PT" w:bidi="pt_PT"/>
+        </w:rPr>
+      </w:r>
+    </w:p>
+    <w:p>
+      <w:pPr>
+        <w:pStyle w:val="Heading2"/>
+      </w:pPr>
+      <w:r>
+        <w:rPr>
+          <w:lang w:val="pt_PT" w:bidi="pt_PT"/>
+        </w:rPr>
+        <w:t>2 João 1.2 (#3)</w:t>
+      </w:r>
+      <w:r>
+        <w:rPr>
+          <w:lang w:val="pt_PT" w:bidi="pt_PT"/>
+        </w:rPr>
+      </w:r>
+    </w:p>
+    <w:p>
+      <w:pPr/>
+      <w:r>
+        <w:rPr>
+          <w:lang w:val="pt_PT" w:bidi="pt_PT"/>
+        </w:rPr>
+      </w:r>
+      <w:r>
+        <w:rPr>
+          <w:b/>
+          <w:lang w:val="pt_PT" w:bidi="pt_PT"/>
+        </w:rPr>
+        <w:t>"para sempre".</w:t>
+      </w:r>
+    </w:p>
+    <w:p>
+      <w:pPr/>
+      <w:r>
+        <w:rPr>
+          <w:lang w:val="pt_PT" w:bidi="pt_PT"/>
+        </w:rPr>
+      </w:r>
+      <w:r>
+        <w:rPr>
+          <w:lang w:val="pt_PT" w:bidi="pt_PT"/>
+        </w:rPr>
+        <w:t xml:space="preserve">Uma tradução mais literal dirá: </w:t>
+      </w:r>
+      <w:r>
+        <w:rPr>
+          <w:b/>
+          <w:lang w:val="pt_PT" w:bidi="pt_PT"/>
+        </w:rPr>
+        <w:t>para a eternidade</w:t>
+      </w:r>
+      <w:r>
+        <w:rPr>
+          <w:lang w:val="pt_PT" w:bidi="pt_PT"/>
+        </w:rPr>
+        <w:t xml:space="preserve">. Essa é uma expressão idiomática que significa </w:t>
+      </w:r>
+      <w:r>
+        <w:rPr>
+          <w:b/>
+          <w:lang w:val="pt_PT" w:bidi="pt_PT"/>
+        </w:rPr>
+        <w:t>para sempre</w:t>
+      </w:r>
+      <w:r>
+        <w:rPr>
+          <w:lang w:val="pt_PT" w:bidi="pt_PT"/>
+        </w:rPr>
+        <w:t>. Se esta frase não tiver esse significado em seu idioma, você pode usar uma expressão do seu idioma que tenha esse significado ou declarar o significado de forma clara. Tradução alternativa: "para todo o tempo".</w:t>
+      </w:r>
+    </w:p>
+    <w:p>
+      <w:pPr/>
+      <w:r>
+        <w:rPr>
+          <w:lang w:val="pt_PT" w:bidi="pt_PT"/>
+        </w:rPr>
+      </w:r>
+      <w:r>
+        <w:rPr>
+          <w:lang w:val="pt_PT" w:bidi="pt_PT"/>
+        </w:rPr>
+        <w:t xml:space="preserve">Veja: </w:t>
+      </w:r>
+      <w:r>
+        <w:rPr>
+          <w:lang w:val="pt_PT" w:bidi="pt_PT"/>
+        </w:rPr>
+        <w:t>Expressão idiomática.</w:t>
+      </w:r>
+      <w:r>
+        <w:rPr>
+          <w:lang w:val="pt_PT" w:bidi="pt_PT"/>
+        </w:rPr>
+      </w:r>
+      <w:r>
+        <w:rPr>
+          <w:lang w:val="pt_PT" w:bidi="pt_PT"/>
+        </w:rPr>
+      </w:r>
+    </w:p>
+    <w:p>
+      <w:pPr/>
+      <w:r>
+        <w:rPr>
+          <w:lang w:val="pt_PT" w:bidi="pt_PT"/>
+        </w:rPr>
+      </w:r>
+    </w:p>
+    <w:p>
+      <w:pPr>
+        <w:pStyle w:val="Heading2"/>
+      </w:pPr>
+      <w:r>
+        <w:rPr>
+          <w:lang w:val="pt_PT" w:bidi="pt_PT"/>
+        </w:rPr>
+        <w:t>2 João 1.3 (#1)</w:t>
+      </w:r>
+      <w:r>
+        <w:rPr>
+          <w:lang w:val="pt_PT" w:bidi="pt_PT"/>
+        </w:rPr>
+      </w:r>
+    </w:p>
+    <w:p>
+      <w:pPr/>
+      <w:r>
+        <w:rPr>
+          <w:lang w:val="pt_PT" w:bidi="pt_PT"/>
+        </w:rPr>
+      </w:r>
+      <w:r>
+        <w:rPr>
+          <w:b/>
+          <w:lang w:val="pt_PT" w:bidi="pt_PT"/>
+        </w:rPr>
+        <w:t>"</w:t>
+      </w:r>
+      <w:r>
+        <w:rPr>
+          <w:b/>
+          <w:lang w:val="pt_PT" w:bidi="pt_PT"/>
+        </w:rPr>
+        <w:t>Que a graça, a misericórdia e a paz de Deus, o nosso Pai, e de Jesus Cristo, o seu Filho, estejam conosco</w:t>
+      </w:r>
+      <w:r>
+        <w:rPr>
+          <w:b/>
+          <w:lang w:val="pt_PT" w:bidi="pt_PT"/>
+        </w:rPr>
+        <w:t>".</w:t>
+      </w:r>
+    </w:p>
+    <w:p>
+      <w:pPr/>
+      <w:r>
+        <w:rPr>
+          <w:lang w:val="pt_PT" w:bidi="pt_PT"/>
+        </w:rPr>
+      </w:r>
+      <w:r>
+        <w:rPr>
+          <w:lang w:val="pt_PT" w:bidi="pt_PT"/>
+        </w:rPr>
+        <w:t xml:space="preserve">Se for útil em seu idioma, você pode expressar a ideia por trás dos substantivos abstratos </w:t>
+      </w:r>
+      <w:r>
+        <w:rPr>
+          <w:b/>
+          <w:lang w:val="pt_PT" w:bidi="pt_PT"/>
+        </w:rPr>
+        <w:t>graça</w:t>
+      </w:r>
+      <w:r>
+        <w:rPr>
+          <w:lang w:val="pt_PT" w:bidi="pt_PT"/>
+        </w:rPr>
+        <w:t xml:space="preserve">, </w:t>
+      </w:r>
+      <w:r>
+        <w:rPr>
+          <w:b/>
+          <w:lang w:val="pt_PT" w:bidi="pt_PT"/>
+        </w:rPr>
+        <w:t>misericórdia</w:t>
+      </w:r>
+      <w:r>
+        <w:rPr>
+          <w:lang w:val="pt_PT" w:bidi="pt_PT"/>
+        </w:rPr>
+        <w:t xml:space="preserve"> e </w:t>
+      </w:r>
+      <w:r>
+        <w:rPr>
+          <w:b/>
+          <w:lang w:val="pt_PT" w:bidi="pt_PT"/>
+        </w:rPr>
+        <w:t>paz</w:t>
+      </w:r>
+      <w:r>
+        <w:rPr>
+          <w:lang w:val="pt_PT" w:bidi="pt_PT"/>
+        </w:rPr>
+        <w:t xml:space="preserve"> com frases verbais, e usar </w:t>
+      </w:r>
+      <w:r>
+        <w:rPr>
+          <w:b/>
+          <w:lang w:val="pt_PT" w:bidi="pt_PT"/>
+        </w:rPr>
+        <w:t>Deus, o nosso Pai</w:t>
+      </w:r>
+      <w:r>
+        <w:rPr>
+          <w:lang w:val="pt_PT" w:bidi="pt_PT"/>
+        </w:rPr>
+        <w:t xml:space="preserve"> e </w:t>
+      </w:r>
+      <w:r>
+        <w:rPr>
+          <w:b/>
+          <w:lang w:val="pt_PT" w:bidi="pt_PT"/>
+        </w:rPr>
+        <w:t>Jesus Cristo</w:t>
+      </w:r>
+      <w:r>
+        <w:rPr>
+          <w:lang w:val="pt_PT" w:bidi="pt_PT"/>
+        </w:rPr>
+        <w:t xml:space="preserve"> como sujeito. Tradução alternativa: “Deus Pai e Jesus Cristo serão bondosos conosco, serão misericordiosos conosco e nos permitirão viver em paz”.</w:t>
+      </w:r>
+    </w:p>
+    <w:p>
+      <w:pPr/>
+      <w:r>
+        <w:rPr>
+          <w:lang w:val="pt_PT" w:bidi="pt_PT"/>
+        </w:rPr>
+      </w:r>
+      <w:r>
+        <w:rPr>
+          <w:lang w:val="pt_PT" w:bidi="pt_PT"/>
+        </w:rPr>
+        <w:t xml:space="preserve">Veja: </w:t>
+      </w:r>
+      <w:r>
+        <w:rPr>
+          <w:lang w:val="pt_PT" w:bidi="pt_PT"/>
+        </w:rPr>
+        <w:t>Substantivos abstratos.</w:t>
+      </w:r>
+      <w:r>
+        <w:rPr>
+          <w:lang w:val="pt_PT" w:bidi="pt_PT"/>
+        </w:rPr>
+      </w:r>
+      <w:r>
+        <w:rPr>
+          <w:lang w:val="pt_PT" w:bidi="pt_PT"/>
+        </w:rPr>
+      </w:r>
+    </w:p>
+    <w:p>
+      <w:pPr/>
+      <w:r>
+        <w:rPr>
+          <w:lang w:val="pt_PT" w:bidi="pt_PT"/>
+        </w:rPr>
+      </w:r>
+    </w:p>
+    <w:p>
+      <w:pPr>
+        <w:pStyle w:val="Heading2"/>
+      </w:pPr>
+      <w:r>
+        <w:rPr>
+          <w:lang w:val="pt_PT" w:bidi="pt_PT"/>
+        </w:rPr>
+        <w:t>2 João 1.3 (#2)</w:t>
+      </w:r>
+      <w:r>
+        <w:rPr>
+          <w:lang w:val="pt_PT" w:bidi="pt_PT"/>
+        </w:rPr>
+      </w:r>
+    </w:p>
+    <w:p>
+      <w:pPr/>
+      <w:r>
+        <w:rPr>
+          <w:lang w:val="pt_PT" w:bidi="pt_PT"/>
+        </w:rPr>
+      </w:r>
+      <w:r>
+        <w:rPr>
+          <w:b/>
+          <w:lang w:val="pt_PT" w:bidi="pt_PT"/>
+        </w:rPr>
+        <w:t>"</w:t>
+      </w:r>
+      <w:r>
+        <w:rPr>
+          <w:b/>
+          <w:lang w:val="pt_PT" w:bidi="pt_PT"/>
+        </w:rPr>
+        <w:t>Que a graça, a misericórdia e a paz de Deus, o nosso Pai, e de Jesus Cristo, o seu Filho, estejam conosco</w:t>
+      </w:r>
+      <w:r>
+        <w:rPr>
+          <w:b/>
+          <w:lang w:val="pt_PT" w:bidi="pt_PT"/>
+        </w:rPr>
+        <w:t>".</w:t>
+      </w:r>
+    </w:p>
+    <w:p>
+      <w:pPr/>
+      <w:r>
+        <w:rPr>
+          <w:lang w:val="pt_PT" w:bidi="pt_PT"/>
+        </w:rPr>
+      </w:r>
+      <w:r>
+        <w:rPr>
+          <w:lang w:val="pt_PT" w:bidi="pt_PT"/>
+        </w:rPr>
+        <w:t xml:space="preserve">Uma tradução mais literal dirá: </w:t>
+      </w:r>
+      <w:r>
+        <w:rPr>
+          <w:b/>
+          <w:lang w:val="pt_PT" w:bidi="pt_PT"/>
+        </w:rPr>
+        <w:t>graça, misericórdia e paz serão com vocês</w:t>
+      </w:r>
+      <w:r>
+        <w:rPr>
+          <w:lang w:val="pt_PT" w:bidi="pt_PT"/>
+        </w:rPr>
+        <w:t>. Nesta cultura, os escritores de cartas normalmente ofereciam um bom desejo ou bênção aos destinatários antes de introduzir o assunto principal da carta. No entanto, em vez de uma bênção aqui, João faz uma declaração afirmativa. Isso provavelmente expressa sua confiança de que Deus cumprirá o que prometeu. Certifique-se de que sua tradução também transmita essa confiança.</w:t>
+      </w:r>
+    </w:p>
+    <w:p>
+      <w:pPr/>
+      <w:r>
+        <w:rPr>
+          <w:lang w:val="pt_PT" w:bidi="pt_PT"/>
+        </w:rPr>
+      </w:r>
+      <w:r>
+        <w:rPr>
+          <w:lang w:val="pt_PT" w:bidi="pt_PT"/>
+        </w:rPr>
+        <w:t xml:space="preserve">Veja: </w:t>
+      </w:r>
+      <w:r>
+        <w:rPr>
+          <w:lang w:val="pt_PT" w:bidi="pt_PT"/>
+        </w:rPr>
+        <w:t>Conhecimento presumido e informações implícitas.</w:t>
+      </w:r>
+      <w:r>
+        <w:rPr>
+          <w:lang w:val="pt_PT" w:bidi="pt_PT"/>
+        </w:rPr>
+      </w:r>
+      <w:r>
+        <w:rPr>
+          <w:lang w:val="pt_PT" w:bidi="pt_PT"/>
+        </w:rPr>
+      </w:r>
+    </w:p>
+    <w:p>
+      <w:pPr/>
+      <w:r>
+        <w:rPr>
+          <w:lang w:val="pt_PT" w:bidi="pt_PT"/>
+        </w:rPr>
+      </w:r>
+    </w:p>
+    <w:p>
+      <w:pPr>
+        <w:pStyle w:val="Heading2"/>
+      </w:pPr>
+      <w:r>
+        <w:rPr>
+          <w:lang w:val="pt_PT" w:bidi="pt_PT"/>
+        </w:rPr>
+        <w:t>2 João 1.3 (#3)</w:t>
+      </w:r>
+      <w:r>
+        <w:rPr>
+          <w:lang w:val="pt_PT" w:bidi="pt_PT"/>
+        </w:rPr>
+      </w:r>
+    </w:p>
+    <w:p>
+      <w:pPr/>
+      <w:r>
+        <w:rPr>
+          <w:lang w:val="pt_PT" w:bidi="pt_PT"/>
+        </w:rPr>
+      </w:r>
+      <w:r>
+        <w:rPr>
+          <w:b/>
+          <w:lang w:val="pt_PT" w:bidi="pt_PT"/>
+        </w:rPr>
+        <w:t>"o nosso Pai"</w:t>
+      </w:r>
+      <w:r>
+        <w:rPr>
+          <w:lang w:val="pt_PT" w:bidi="pt_PT"/>
+        </w:rPr>
+        <w:t xml:space="preserve"> - </w:t>
+      </w:r>
+      <w:r>
+        <w:rPr>
+          <w:b/>
+          <w:lang w:val="pt_PT" w:bidi="pt_PT"/>
+        </w:rPr>
+        <w:t>"o seu Filho".</w:t>
+      </w:r>
+    </w:p>
+    <w:p>
+      <w:pPr/>
+      <w:r>
+        <w:rPr>
+          <w:lang w:val="pt_PT" w:bidi="pt_PT"/>
+        </w:rPr>
+      </w:r>
+      <w:r>
+        <w:rPr>
+          <w:b/>
+          <w:lang w:val="pt_PT" w:bidi="pt_PT"/>
+        </w:rPr>
+        <w:t>Pai</w:t>
+      </w:r>
+      <w:r>
+        <w:rPr>
+          <w:lang w:val="pt_PT" w:bidi="pt_PT"/>
+        </w:rPr>
+        <w:t xml:space="preserve"> e </w:t>
+      </w:r>
+      <w:r>
+        <w:rPr>
+          <w:b/>
+          <w:lang w:val="pt_PT" w:bidi="pt_PT"/>
+        </w:rPr>
+        <w:t>Filho</w:t>
+      </w:r>
+      <w:r>
+        <w:rPr>
+          <w:lang w:val="pt_PT" w:bidi="pt_PT"/>
+        </w:rPr>
+        <w:t xml:space="preserve"> são títulos importantes que descrevem a relação entre Deus e Jesus Cristo. Certifique-se de traduzi-los de maneira precisa e consistente.</w:t>
+      </w:r>
+    </w:p>
+    <w:p>
+      <w:pPr/>
+      <w:r>
+        <w:rPr>
+          <w:lang w:val="pt_PT" w:bidi="pt_PT"/>
+        </w:rPr>
+      </w:r>
+      <w:r>
+        <w:rPr>
+          <w:lang w:val="pt_PT" w:bidi="pt_PT"/>
+        </w:rPr>
+        <w:t xml:space="preserve">Veja: </w:t>
+      </w:r>
+      <w:r>
+        <w:rPr>
+          <w:lang w:val="pt_PT" w:bidi="pt_PT"/>
+        </w:rPr>
+        <w:t>Traduzindo Filho e Pai.</w:t>
+      </w:r>
+      <w:r>
+        <w:rPr>
+          <w:lang w:val="pt_PT" w:bidi="pt_PT"/>
+        </w:rPr>
+      </w:r>
+      <w:r>
+        <w:rPr>
+          <w:lang w:val="pt_PT" w:bidi="pt_PT"/>
+        </w:rPr>
+      </w:r>
+    </w:p>
+    <w:p>
+      <w:pPr/>
+      <w:r>
+        <w:rPr>
+          <w:lang w:val="pt_PT" w:bidi="pt_PT"/>
+        </w:rPr>
+      </w:r>
+    </w:p>
+    <w:p>
+      <w:pPr>
+        <w:pStyle w:val="Heading2"/>
+      </w:pPr>
+      <w:r>
+        <w:rPr>
+          <w:lang w:val="pt_PT" w:bidi="pt_PT"/>
+        </w:rPr>
+        <w:t>2 João 1.3 (#4)</w:t>
+      </w:r>
+      <w:r>
+        <w:rPr>
+          <w:lang w:val="pt_PT" w:bidi="pt_PT"/>
+        </w:rPr>
+      </w:r>
+    </w:p>
+    <w:p>
+      <w:pPr/>
+      <w:r>
+        <w:rPr>
+          <w:lang w:val="pt_PT" w:bidi="pt_PT"/>
+        </w:rPr>
+      </w:r>
+      <w:r>
+        <w:rPr>
+          <w:b/>
+          <w:lang w:val="pt_PT" w:bidi="pt_PT"/>
+        </w:rPr>
+        <w:t>"em verdade e amor".</w:t>
+      </w:r>
+    </w:p>
+    <w:p>
+      <w:pPr/>
+      <w:r>
+        <w:rPr>
+          <w:lang w:val="pt_PT" w:bidi="pt_PT"/>
+        </w:rPr>
+      </w:r>
+      <w:r>
+        <w:rPr>
+          <w:lang w:val="pt_PT" w:bidi="pt_PT"/>
+        </w:rPr>
+        <w:t xml:space="preserve">Se for útil no seu idioma, você pode expressar os substantivos abstratos </w:t>
+      </w:r>
+      <w:r>
+        <w:rPr>
+          <w:b/>
+          <w:lang w:val="pt_PT" w:bidi="pt_PT"/>
+        </w:rPr>
+        <w:t>verdade</w:t>
+      </w:r>
+      <w:r>
+        <w:rPr>
+          <w:lang w:val="pt_PT" w:bidi="pt_PT"/>
+        </w:rPr>
+        <w:t xml:space="preserve"> e </w:t>
+      </w:r>
+      <w:r>
+        <w:rPr>
+          <w:b/>
+          <w:lang w:val="pt_PT" w:bidi="pt_PT"/>
+        </w:rPr>
+        <w:t>amor</w:t>
+      </w:r>
+      <w:r>
+        <w:rPr>
+          <w:lang w:val="pt_PT" w:bidi="pt_PT"/>
+        </w:rPr>
+        <w:t xml:space="preserve"> declarando as ideias por trás deles com adjetivos ou verbos. Aqui, esses substantivos abstratos podem se referir a: (1) as qualidades de Deus Pai e Jesus Cristo. Tradução alternativa: “que são verdadeiros e amorosos”; (2) como os crentes devem viver, e assim são as condições sob as quais os crentes receberão a “graça, misericórdia e paz” de Deus. Tradução alternativa: “enquanto continuamos a acreditar no que é verdadeiro e a amar uns aos outros”.</w:t>
+      </w:r>
+    </w:p>
+    <w:p>
+      <w:pPr/>
+      <w:r>
+        <w:rPr>
+          <w:lang w:val="pt_PT" w:bidi="pt_PT"/>
+        </w:rPr>
+      </w:r>
+      <w:r>
+        <w:rPr>
+          <w:lang w:val="pt_PT" w:bidi="pt_PT"/>
+        </w:rPr>
+        <w:t xml:space="preserve">Veja: </w:t>
+      </w:r>
+      <w:r>
+        <w:rPr>
+          <w:lang w:val="pt_PT" w:bidi="pt_PT"/>
+        </w:rPr>
+        <w:t>Substantivos abstratos.</w:t>
+      </w:r>
+      <w:r>
+        <w:rPr>
+          <w:lang w:val="pt_PT" w:bidi="pt_PT"/>
+        </w:rPr>
+      </w:r>
+      <w:r>
+        <w:rPr>
+          <w:lang w:val="pt_PT" w:bidi="pt_PT"/>
+        </w:rPr>
+      </w:r>
+    </w:p>
+    <w:p>
+      <w:pPr/>
+      <w:r>
+        <w:rPr>
+          <w:lang w:val="pt_PT" w:bidi="pt_PT"/>
+        </w:rPr>
+      </w:r>
+    </w:p>
+    <w:p>
+      <w:pPr>
+        <w:pStyle w:val="Heading2"/>
+      </w:pPr>
+      <w:r>
+        <w:rPr>
+          <w:lang w:val="pt_PT" w:bidi="pt_PT"/>
+        </w:rPr>
+        <w:t>2 João 1.4 (#1)</w:t>
+      </w:r>
+      <w:r>
+        <w:rPr>
+          <w:lang w:val="pt_PT" w:bidi="pt_PT"/>
+        </w:rPr>
+      </w:r>
+    </w:p>
+    <w:p>
+      <w:pPr/>
+      <w:r>
+        <w:rPr>
+          <w:lang w:val="pt_PT" w:bidi="pt_PT"/>
+        </w:rPr>
+      </w:r>
+      <w:r>
+        <w:rPr>
+          <w:b/>
+          <w:lang w:val="pt_PT" w:bidi="pt_PT"/>
+        </w:rPr>
+        <w:t>"</w:t>
+      </w:r>
+      <w:r>
+        <w:rPr>
+          <w:b/>
+          <w:lang w:val="pt_PT" w:bidi="pt_PT"/>
+        </w:rPr>
+        <w:t>Eu fiquei muito feliz quando soube que alguns dos seus filhos vivem de acordo com a verdade</w:t>
+      </w:r>
+      <w:r>
+        <w:rPr>
+          <w:b/>
+          <w:lang w:val="pt_PT" w:bidi="pt_PT"/>
+        </w:rPr>
+        <w:t>".</w:t>
+      </w:r>
+    </w:p>
+    <w:p>
+      <w:pPr/>
+      <w:r>
+        <w:rPr>
+          <w:lang w:val="pt_PT" w:bidi="pt_PT"/>
+        </w:rPr>
+      </w:r>
+      <w:r>
+        <w:rPr>
+          <w:lang w:val="pt_PT" w:bidi="pt_PT"/>
+        </w:rPr>
+        <w:t xml:space="preserve">Se for mais natural em seu idioma declarar primeiro a razão e depois o resultado, você pode colocar a declaração </w:t>
+      </w:r>
+      <w:r>
+        <w:rPr>
+          <w:b/>
+          <w:lang w:val="pt_PT" w:bidi="pt_PT"/>
+        </w:rPr>
+        <w:t>fiquei muito feliz</w:t>
+      </w:r>
+      <w:r>
+        <w:rPr>
+          <w:lang w:val="pt_PT" w:bidi="pt_PT"/>
+        </w:rPr>
+        <w:t xml:space="preserve"> no final do versículo. Tradução alternativa: “Encontrei alguns de seus filhos andando na verdade, assim como recebemos um mandamento do Pai. Portanto, alegrei-me muito”.</w:t>
+      </w:r>
+    </w:p>
+    <w:p>
+      <w:pPr/>
+      <w:r>
+        <w:rPr>
+          <w:lang w:val="pt_PT" w:bidi="pt_PT"/>
+        </w:rPr>
+      </w:r>
+      <w:r>
+        <w:rPr>
+          <w:lang w:val="pt_PT" w:bidi="pt_PT"/>
+        </w:rPr>
+        <w:t xml:space="preserve">Veja: </w:t>
+      </w:r>
+      <w:r>
+        <w:rPr>
+          <w:lang w:val="pt_PT" w:bidi="pt_PT"/>
+        </w:rPr>
+        <w:t>Conectar — Relação de razão e resultado.</w:t>
+      </w:r>
+      <w:r>
+        <w:rPr>
+          <w:lang w:val="pt_PT" w:bidi="pt_PT"/>
+        </w:rPr>
+      </w:r>
+      <w:r>
+        <w:rPr>
+          <w:lang w:val="pt_PT" w:bidi="pt_PT"/>
+        </w:rPr>
+      </w:r>
+    </w:p>
+    <w:p>
+      <w:pPr/>
+      <w:r>
+        <w:rPr>
+          <w:lang w:val="pt_PT" w:bidi="pt_PT"/>
+        </w:rPr>
+      </w:r>
+    </w:p>
+    <w:p>
+      <w:pPr>
+        <w:pStyle w:val="Heading2"/>
+      </w:pPr>
+      <w:r>
+        <w:rPr>
+          <w:lang w:val="pt_PT" w:bidi="pt_PT"/>
+        </w:rPr>
+        <w:t>2 João 1.4 (#2)</w:t>
+      </w:r>
+      <w:r>
+        <w:rPr>
+          <w:lang w:val="pt_PT" w:bidi="pt_PT"/>
+        </w:rPr>
+      </w:r>
+    </w:p>
+    <w:p>
+      <w:pPr/>
+      <w:r>
+        <w:rPr>
+          <w:lang w:val="pt_PT" w:bidi="pt_PT"/>
+        </w:rPr>
+      </w:r>
+      <w:r>
+        <w:rPr>
+          <w:b/>
+          <w:lang w:val="pt_PT" w:bidi="pt_PT"/>
+        </w:rPr>
+        <w:t>"seus filhos".</w:t>
+      </w:r>
+    </w:p>
+    <w:p>
+      <w:pPr/>
+      <w:r>
+        <w:rPr>
+          <w:lang w:val="pt_PT" w:bidi="pt_PT"/>
+        </w:rPr>
+      </w:r>
+      <w:r>
+        <w:rPr>
+          <w:lang w:val="pt_PT" w:bidi="pt_PT"/>
+        </w:rPr>
+        <w:t xml:space="preserve">Veja como você traduziu o termo </w:t>
+      </w:r>
+      <w:r>
+        <w:rPr>
+          <w:b/>
+          <w:lang w:val="pt_PT" w:bidi="pt_PT"/>
+        </w:rPr>
+        <w:t>filhos</w:t>
+      </w:r>
+      <w:r>
+        <w:rPr>
+          <w:lang w:val="pt_PT" w:bidi="pt_PT"/>
+        </w:rPr>
+        <w:t xml:space="preserve"> em </w:t>
+      </w:r>
+      <w:hyperlink r:id="rId15">
+        <w:r>
+          <w:rPr>
+            <w:lang w:val="pt_PT" w:bidi="pt_PT"/>
+          </w:rPr>
+          <w:rPr>
+            <w:color w:val="0000EE"/>
+            <w:u w:val="single"/>
+          </w:rPr>
+          <w:t>1.1</w:t>
+        </w:r>
+      </w:hyperlink>
+      <w:r>
+        <w:rPr>
+          <w:lang w:val="pt_PT" w:bidi="pt_PT"/>
+        </w:rPr>
+        <w:t>. João está continuando sua figura de linguagem na qual ele se dirige à igreja coletivamente como uma “senhora” e seus membros como seus “filhos”. Tradução alternativa: “os crentes do seu grupo”.</w:t>
+      </w:r>
+    </w:p>
+    <w:p>
+      <w:pPr/>
+      <w:r>
+        <w:rPr>
+          <w:lang w:val="pt_PT" w:bidi="pt_PT"/>
+        </w:rPr>
+      </w:r>
+      <w:r>
+        <w:rPr>
+          <w:lang w:val="pt_PT" w:bidi="pt_PT"/>
+        </w:rPr>
+        <w:t xml:space="preserve">Veja: </w:t>
+      </w:r>
+      <w:r>
+        <w:rPr>
+          <w:lang w:val="pt_PT" w:bidi="pt_PT"/>
+        </w:rPr>
+        <w:t>Metáfora.</w:t>
+      </w:r>
+      <w:r>
+        <w:rPr>
+          <w:lang w:val="pt_PT" w:bidi="pt_PT"/>
+        </w:rPr>
+      </w:r>
+      <w:r>
+        <w:rPr>
+          <w:lang w:val="pt_PT" w:bidi="pt_PT"/>
+        </w:rPr>
+      </w:r>
+    </w:p>
+    <w:p>
+      <w:pPr/>
+      <w:r>
+        <w:rPr>
+          <w:lang w:val="pt_PT" w:bidi="pt_PT"/>
+        </w:rPr>
+      </w:r>
+    </w:p>
+    <w:p>
+      <w:pPr>
+        <w:pStyle w:val="Heading2"/>
+      </w:pPr>
+      <w:r>
+        <w:rPr>
+          <w:lang w:val="pt_PT" w:bidi="pt_PT"/>
+        </w:rPr>
+        <w:t>2 João 1.4 (#3)</w:t>
+      </w:r>
+      <w:r>
+        <w:rPr>
+          <w:lang w:val="pt_PT" w:bidi="pt_PT"/>
+        </w:rPr>
+      </w:r>
+    </w:p>
+    <w:p>
+      <w:pPr/>
+      <w:r>
+        <w:rPr>
+          <w:lang w:val="pt_PT" w:bidi="pt_PT"/>
+        </w:rPr>
+      </w:r>
+      <w:r>
+        <w:rPr>
+          <w:b/>
+          <w:lang w:val="pt_PT" w:bidi="pt_PT"/>
+        </w:rPr>
+        <w:t>"seus filhos".</w:t>
+      </w:r>
+    </w:p>
+    <w:p>
+      <w:pPr/>
+      <w:r>
+        <w:rPr>
+          <w:lang w:val="pt_PT" w:bidi="pt_PT"/>
+        </w:rPr>
+      </w:r>
+      <w:r>
+        <w:rPr>
+          <w:lang w:val="pt_PT" w:bidi="pt_PT"/>
+        </w:rPr>
+        <w:t xml:space="preserve">No texto original, o termo equivalente ao pronome </w:t>
+      </w:r>
+      <w:r>
+        <w:rPr>
+          <w:b/>
+          <w:lang w:val="pt_PT" w:bidi="pt_PT"/>
+        </w:rPr>
+        <w:t>seus</w:t>
+      </w:r>
+      <w:r>
+        <w:rPr>
+          <w:lang w:val="pt_PT" w:bidi="pt_PT"/>
+        </w:rPr>
+        <w:t xml:space="preserve"> é singular, pois João continua sua figura de linguagem na qual ele se dirige à igreja coletivamente como uma "senhora" e aos seus membros como seus </w:t>
+      </w:r>
+      <w:r>
+        <w:rPr>
+          <w:b/>
+          <w:lang w:val="pt_PT" w:bidi="pt_PT"/>
+        </w:rPr>
+        <w:t>filhos</w:t>
+      </w:r>
+      <w:r>
+        <w:rPr>
+          <w:lang w:val="pt_PT" w:bidi="pt_PT"/>
+        </w:rPr>
+        <w:t>. Se você estiver traduzindo isso de uma maneira não figurada, pode querer tornar isso plural, de acordo com o que é natural em seu idioma. Tradução alternativa: “os crentes do seu grupo”.</w:t>
+      </w:r>
+    </w:p>
+    <w:p>
+      <w:pPr/>
+      <w:r>
+        <w:rPr>
+          <w:lang w:val="pt_PT" w:bidi="pt_PT"/>
+        </w:rPr>
+      </w:r>
+      <w:r>
+        <w:rPr>
+          <w:lang w:val="pt_PT" w:bidi="pt_PT"/>
+        </w:rPr>
+        <w:t xml:space="preserve">Veja: </w:t>
+      </w:r>
+      <w:r>
+        <w:rPr>
+          <w:lang w:val="pt_PT" w:bidi="pt_PT"/>
+        </w:rPr>
+        <w:t>Formas de 'você'.</w:t>
+      </w:r>
+      <w:r>
+        <w:rPr>
+          <w:lang w:val="pt_PT" w:bidi="pt_PT"/>
+        </w:rPr>
+      </w:r>
+      <w:r>
+        <w:rPr>
+          <w:lang w:val="pt_PT" w:bidi="pt_PT"/>
+        </w:rPr>
+      </w:r>
+    </w:p>
+    <w:p>
+      <w:pPr/>
+      <w:r>
+        <w:rPr>
+          <w:lang w:val="pt_PT" w:bidi="pt_PT"/>
+        </w:rPr>
+      </w:r>
+    </w:p>
+    <w:p>
+      <w:pPr>
+        <w:pStyle w:val="Heading2"/>
+      </w:pPr>
+      <w:r>
+        <w:rPr>
+          <w:lang w:val="pt_PT" w:bidi="pt_PT"/>
+        </w:rPr>
+        <w:t>2 João 1.4 (#4)</w:t>
+      </w:r>
+      <w:r>
+        <w:rPr>
+          <w:lang w:val="pt_PT" w:bidi="pt_PT"/>
+        </w:rPr>
+      </w:r>
+    </w:p>
+    <w:p>
+      <w:pPr/>
+      <w:r>
+        <w:rPr>
+          <w:lang w:val="pt_PT" w:bidi="pt_PT"/>
+        </w:rPr>
+      </w:r>
+      <w:r>
+        <w:rPr>
+          <w:b/>
+          <w:lang w:val="pt_PT" w:bidi="pt_PT"/>
+        </w:rPr>
+        <w:t>"</w:t>
+      </w:r>
+      <w:r>
+        <w:rPr>
+          <w:b/>
+          <w:lang w:val="pt_PT" w:bidi="pt_PT"/>
+        </w:rPr>
+        <w:t>vivem de acordo com a verdade</w:t>
+      </w:r>
+      <w:r>
+        <w:rPr>
+          <w:b/>
+          <w:lang w:val="pt_PT" w:bidi="pt_PT"/>
+        </w:rPr>
+        <w:t>".</w:t>
+      </w:r>
+    </w:p>
+    <w:p>
+      <w:pPr/>
+      <w:r>
+        <w:rPr>
+          <w:lang w:val="pt_PT" w:bidi="pt_PT"/>
+        </w:rPr>
+      </w:r>
+      <w:r>
+        <w:rPr>
+          <w:lang w:val="pt_PT" w:bidi="pt_PT"/>
+        </w:rPr>
+        <w:t xml:space="preserve">Uma tradução mais literal dirá: </w:t>
+      </w:r>
+      <w:r>
+        <w:rPr>
+          <w:b/>
+          <w:lang w:val="pt_PT" w:bidi="pt_PT"/>
+        </w:rPr>
+        <w:t>andam na verdade</w:t>
+      </w:r>
+      <w:r>
+        <w:rPr>
+          <w:lang w:val="pt_PT" w:bidi="pt_PT"/>
+        </w:rPr>
+        <w:t>. Aqui, João está falando de forma figurada sobre a vida de uma pessoa como uma jornada, e a maneira como a pessoa se comporta é como ela caminha nessa jornada. Se for útil em seu idioma, você pode expressar o significado de forma clara, como faz a NTLH . Tradução alternativa: “caminhar conforme a verdade”.</w:t>
+      </w:r>
+    </w:p>
+    <w:p>
+      <w:pPr/>
+      <w:r>
+        <w:rPr>
+          <w:lang w:val="pt_PT" w:bidi="pt_PT"/>
+        </w:rPr>
+      </w:r>
+      <w:r>
+        <w:rPr>
+          <w:lang w:val="pt_PT" w:bidi="pt_PT"/>
+        </w:rPr>
+        <w:t xml:space="preserve">Veja: </w:t>
+      </w:r>
+      <w:r>
+        <w:rPr>
+          <w:lang w:val="pt_PT" w:bidi="pt_PT"/>
+        </w:rPr>
+        <w:t>Metáfora.</w:t>
+      </w:r>
+      <w:r>
+        <w:rPr>
+          <w:lang w:val="pt_PT" w:bidi="pt_PT"/>
+        </w:rPr>
+      </w:r>
+      <w:r>
+        <w:rPr>
+          <w:lang w:val="pt_PT" w:bidi="pt_PT"/>
+        </w:rPr>
+      </w:r>
+    </w:p>
+    <w:p>
+      <w:pPr/>
+      <w:r>
+        <w:rPr>
+          <w:lang w:val="pt_PT" w:bidi="pt_PT"/>
+        </w:rPr>
+      </w:r>
+    </w:p>
+    <w:p>
+      <w:pPr>
+        <w:pStyle w:val="Heading2"/>
+      </w:pPr>
+      <w:r>
+        <w:rPr>
+          <w:lang w:val="pt_PT" w:bidi="pt_PT"/>
+        </w:rPr>
+        <w:t>2 João 1.4 (#5)</w:t>
+      </w:r>
+      <w:r>
+        <w:rPr>
+          <w:lang w:val="pt_PT" w:bidi="pt_PT"/>
+        </w:rPr>
+      </w:r>
+    </w:p>
+    <w:p>
+      <w:pPr/>
+      <w:r>
+        <w:rPr>
+          <w:lang w:val="pt_PT" w:bidi="pt_PT"/>
+        </w:rPr>
+      </w:r>
+      <w:r>
+        <w:rPr>
+          <w:b/>
+          <w:lang w:val="pt_PT" w:bidi="pt_PT"/>
+        </w:rPr>
+        <w:t>"a verdade".</w:t>
+      </w:r>
+    </w:p>
+    <w:p>
+      <w:pPr/>
+      <w:r>
+        <w:rPr>
+          <w:lang w:val="pt_PT" w:bidi="pt_PT"/>
+        </w:rPr>
+      </w:r>
+      <w:r>
+        <w:rPr>
+          <w:lang w:val="pt_PT" w:bidi="pt_PT"/>
+        </w:rPr>
+        <w:t xml:space="preserve">Se o seu idioma não utiliza um substantivo abstrato para </w:t>
+      </w:r>
+      <w:r>
+        <w:rPr>
+          <w:b/>
+          <w:lang w:val="pt_PT" w:bidi="pt_PT"/>
+        </w:rPr>
+        <w:t>verdade</w:t>
+      </w:r>
+      <w:r>
+        <w:rPr>
+          <w:lang w:val="pt_PT" w:bidi="pt_PT"/>
+        </w:rPr>
+        <w:t>, você pode empregar uma frase com um adjetivo. Tradução alternativa: “de uma forma que está de acordo com a verdadeira mensagem de Deus”.</w:t>
+      </w:r>
+    </w:p>
+    <w:p>
+      <w:pPr/>
+      <w:r>
+        <w:rPr>
+          <w:lang w:val="pt_PT" w:bidi="pt_PT"/>
+        </w:rPr>
+      </w:r>
+      <w:r>
+        <w:rPr>
+          <w:lang w:val="pt_PT" w:bidi="pt_PT"/>
+        </w:rPr>
+        <w:t xml:space="preserve">Veja: </w:t>
+      </w:r>
+      <w:r>
+        <w:rPr>
+          <w:lang w:val="pt_PT" w:bidi="pt_PT"/>
+        </w:rPr>
+        <w:t>Substantivos abstratos.</w:t>
+      </w:r>
+      <w:r>
+        <w:rPr>
+          <w:lang w:val="pt_PT" w:bidi="pt_PT"/>
+        </w:rPr>
+      </w:r>
+      <w:r>
+        <w:rPr>
+          <w:lang w:val="pt_PT" w:bidi="pt_PT"/>
+        </w:rPr>
+      </w:r>
+    </w:p>
+    <w:p>
+      <w:pPr/>
+      <w:r>
+        <w:rPr>
+          <w:lang w:val="pt_PT" w:bidi="pt_PT"/>
+        </w:rPr>
+      </w:r>
+    </w:p>
+    <w:p>
+      <w:pPr>
+        <w:pStyle w:val="Heading2"/>
+      </w:pPr>
+      <w:r>
+        <w:rPr>
+          <w:lang w:val="pt_PT" w:bidi="pt_PT"/>
+        </w:rPr>
+        <w:t>2 João 1.4 (#6)</w:t>
+      </w:r>
+      <w:r>
+        <w:rPr>
+          <w:lang w:val="pt_PT" w:bidi="pt_PT"/>
+        </w:rPr>
+      </w:r>
+    </w:p>
+    <w:p>
+      <w:pPr/>
+      <w:r>
+        <w:rPr>
+          <w:lang w:val="pt_PT" w:bidi="pt_PT"/>
+        </w:rPr>
+      </w:r>
+      <w:r>
+        <w:rPr>
+          <w:b/>
+          <w:lang w:val="pt_PT" w:bidi="pt_PT"/>
+        </w:rPr>
+        <w:t>"</w:t>
+      </w:r>
+      <w:r>
+        <w:rPr>
+          <w:b/>
+          <w:lang w:val="pt_PT" w:bidi="pt_PT"/>
+        </w:rPr>
+        <w:t>como o Pai nos mandou viver</w:t>
+      </w:r>
+      <w:r>
+        <w:rPr>
+          <w:b/>
+          <w:lang w:val="pt_PT" w:bidi="pt_PT"/>
+        </w:rPr>
+        <w:t>".</w:t>
+      </w:r>
+    </w:p>
+    <w:p>
+      <w:pPr/>
+      <w:r>
+        <w:rPr>
+          <w:lang w:val="pt_PT" w:bidi="pt_PT"/>
+        </w:rPr>
+      </w:r>
+      <w:r>
+        <w:rPr>
+          <w:lang w:val="pt_PT" w:bidi="pt_PT"/>
+        </w:rPr>
+        <w:t xml:space="preserve">Uma tradução mais literal dirá: </w:t>
+      </w:r>
+      <w:r>
+        <w:rPr>
+          <w:b/>
+          <w:lang w:val="pt_PT" w:bidi="pt_PT"/>
+        </w:rPr>
+        <w:t>como recebemos o mandamento do Pai</w:t>
+      </w:r>
+      <w:r>
+        <w:rPr>
+          <w:lang w:val="pt_PT" w:bidi="pt_PT"/>
+        </w:rPr>
+        <w:t xml:space="preserve">. </w:t>
+      </w:r>
+      <w:r>
+        <w:rPr>
+          <w:lang w:val="pt_PT" w:bidi="pt_PT"/>
+        </w:rPr>
+        <w:t xml:space="preserve">A expressão </w:t>
+      </w:r>
+      <w:r>
+        <w:rPr>
+          <w:b/>
+          <w:lang w:val="pt_PT" w:bidi="pt_PT"/>
+        </w:rPr>
+        <w:t>recebemos o mandamento</w:t>
+      </w:r>
+      <w:r>
+        <w:rPr>
+          <w:lang w:val="pt_PT" w:bidi="pt_PT"/>
+        </w:rPr>
+        <w:t xml:space="preserve"> transmite a ideia de que Deus instruiu os crentes a fazerem algo. Se for útil em seu idioma, você pode fazer com que </w:t>
+      </w:r>
+      <w:r>
+        <w:rPr>
+          <w:b/>
+          <w:lang w:val="pt_PT" w:bidi="pt_PT"/>
+        </w:rPr>
+        <w:t>o Pai</w:t>
+      </w:r>
+      <w:r>
+        <w:rPr>
+          <w:lang w:val="pt_PT" w:bidi="pt_PT"/>
+        </w:rPr>
+        <w:t xml:space="preserve"> seja o sujeito de uma frase com o verbo “ordenar”. Tradução alternativa: “assim como o Pai nos ordenou”.</w:t>
+      </w:r>
+    </w:p>
+    <w:p>
+      <w:pPr/>
+      <w:r>
+        <w:rPr>
+          <w:lang w:val="pt_PT" w:bidi="pt_PT"/>
+        </w:rPr>
+      </w:r>
+      <w:r>
+        <w:rPr>
+          <w:lang w:val="pt_PT" w:bidi="pt_PT"/>
+        </w:rPr>
+        <w:t xml:space="preserve">Veja: </w:t>
+      </w:r>
+      <w:r>
+        <w:rPr>
+          <w:lang w:val="pt_PT" w:bidi="pt_PT"/>
+        </w:rPr>
+        <w:t>Conhecimento presumido e informações implícitas.</w:t>
+      </w:r>
+      <w:r>
+        <w:rPr>
+          <w:lang w:val="pt_PT" w:bidi="pt_PT"/>
+        </w:rPr>
+      </w:r>
+      <w:r>
+        <w:rPr>
+          <w:lang w:val="pt_PT" w:bidi="pt_PT"/>
+        </w:rPr>
+      </w:r>
+    </w:p>
+    <w:p>
+      <w:pPr/>
+      <w:r>
+        <w:rPr>
+          <w:lang w:val="pt_PT" w:bidi="pt_PT"/>
+        </w:rPr>
+      </w:r>
+    </w:p>
+    <w:p>
+      <w:pPr>
+        <w:pStyle w:val="Heading2"/>
+      </w:pPr>
+      <w:r>
+        <w:rPr>
+          <w:lang w:val="pt_PT" w:bidi="pt_PT"/>
+        </w:rPr>
+        <w:t>2 João 1.4 (#7)</w:t>
+      </w:r>
+      <w:r>
+        <w:rPr>
+          <w:lang w:val="pt_PT" w:bidi="pt_PT"/>
+        </w:rPr>
+      </w:r>
+    </w:p>
+    <w:p>
+      <w:pPr/>
+      <w:r>
+        <w:rPr>
+          <w:lang w:val="pt_PT" w:bidi="pt_PT"/>
+        </w:rPr>
+      </w:r>
+      <w:r>
+        <w:rPr>
+          <w:b/>
+          <w:lang w:val="pt_PT" w:bidi="pt_PT"/>
+        </w:rPr>
+        <w:t>"o Pai".</w:t>
+      </w:r>
+    </w:p>
+    <w:p>
+      <w:pPr/>
+      <w:r>
+        <w:rPr>
+          <w:lang w:val="pt_PT" w:bidi="pt_PT"/>
+        </w:rPr>
+      </w:r>
+      <w:r>
+        <w:rPr>
+          <w:b/>
+          <w:lang w:val="pt_PT" w:bidi="pt_PT"/>
+        </w:rPr>
+        <w:t>Pai</w:t>
+      </w:r>
+      <w:r>
+        <w:rPr>
+          <w:lang w:val="pt_PT" w:bidi="pt_PT"/>
+        </w:rPr>
+        <w:t xml:space="preserve"> é um título importante para Deus. Tenha cuidado ao traduzi-lo de forma precisa e consistente.</w:t>
+      </w:r>
+    </w:p>
+    <w:p>
+      <w:pPr/>
+      <w:r>
+        <w:rPr>
+          <w:lang w:val="pt_PT" w:bidi="pt_PT"/>
+        </w:rPr>
+      </w:r>
+      <w:r>
+        <w:rPr>
+          <w:lang w:val="pt_PT" w:bidi="pt_PT"/>
+        </w:rPr>
+        <w:t xml:space="preserve">Veja: </w:t>
+      </w:r>
+      <w:r>
+        <w:rPr>
+          <w:lang w:val="pt_PT" w:bidi="pt_PT"/>
+        </w:rPr>
+        <w:t>Traduzindo Filho e Pai.</w:t>
+      </w:r>
+      <w:r>
+        <w:rPr>
+          <w:lang w:val="pt_PT" w:bidi="pt_PT"/>
+        </w:rPr>
+      </w:r>
+      <w:r>
+        <w:rPr>
+          <w:lang w:val="pt_PT" w:bidi="pt_PT"/>
+        </w:rPr>
+      </w:r>
+    </w:p>
+    <w:p>
+      <w:pPr/>
+      <w:r>
+        <w:rPr>
+          <w:lang w:val="pt_PT" w:bidi="pt_PT"/>
+        </w:rPr>
+      </w:r>
+    </w:p>
+    <w:p>
+      <w:pPr>
+        <w:pStyle w:val="Heading2"/>
+      </w:pPr>
+      <w:r>
+        <w:rPr>
+          <w:lang w:val="pt_PT" w:bidi="pt_PT"/>
+        </w:rPr>
+        <w:t>2 João 1.5 (#1)</w:t>
+      </w:r>
+      <w:r>
+        <w:rPr>
+          <w:lang w:val="pt_PT" w:bidi="pt_PT"/>
+        </w:rPr>
+      </w:r>
+    </w:p>
+    <w:p>
+      <w:pPr/>
+      <w:r>
+        <w:rPr>
+          <w:lang w:val="pt_PT" w:bidi="pt_PT"/>
+        </w:rPr>
+      </w:r>
+      <w:r>
+        <w:rPr>
+          <w:b/>
+          <w:lang w:val="pt_PT" w:bidi="pt_PT"/>
+        </w:rPr>
+        <w:t>"E agora".</w:t>
+      </w:r>
+    </w:p>
+    <w:p>
+      <w:pPr/>
+      <w:r>
+        <w:rPr>
+          <w:lang w:val="pt_PT" w:bidi="pt_PT"/>
+        </w:rPr>
+      </w:r>
+      <w:r>
+        <w:rPr>
+          <w:lang w:val="pt_PT" w:bidi="pt_PT"/>
+        </w:rPr>
+        <w:t xml:space="preserve">As palavras </w:t>
+      </w:r>
+      <w:r>
+        <w:rPr>
+          <w:b/>
+          <w:lang w:val="pt_PT" w:bidi="pt_PT"/>
+        </w:rPr>
+        <w:t>E agora</w:t>
+      </w:r>
+      <w:r>
+        <w:rPr>
+          <w:lang w:val="pt_PT" w:bidi="pt_PT"/>
+        </w:rPr>
+        <w:t xml:space="preserve"> indicam que o que segue é o ponto principal da carta, ou pelo menos o primeiro ponto principal. Use uma maneira natural de introduzir o ponto principal no seu idioma.</w:t>
+      </w:r>
+    </w:p>
+    <w:p>
+      <w:pPr/>
+      <w:r>
+        <w:rPr>
+          <w:lang w:val="pt_PT" w:bidi="pt_PT"/>
+        </w:rPr>
+      </w:r>
+      <w:r>
+        <w:rPr>
+          <w:lang w:val="pt_PT" w:bidi="pt_PT"/>
+        </w:rPr>
+        <w:t xml:space="preserve">Veja: </w:t>
+      </w:r>
+      <w:r>
+        <w:rPr>
+          <w:lang w:val="pt_PT" w:bidi="pt_PT"/>
+        </w:rPr>
+        <w:t>Palavras e frases conectivas.</w:t>
+      </w:r>
+      <w:r>
+        <w:rPr>
+          <w:lang w:val="pt_PT" w:bidi="pt_PT"/>
+        </w:rPr>
+      </w:r>
+      <w:r>
+        <w:rPr>
+          <w:lang w:val="pt_PT" w:bidi="pt_PT"/>
+        </w:rPr>
+      </w:r>
+    </w:p>
+    <w:p>
+      <w:pPr/>
+      <w:r>
+        <w:rPr>
+          <w:lang w:val="pt_PT" w:bidi="pt_PT"/>
+        </w:rPr>
+      </w:r>
+    </w:p>
+    <w:p>
+      <w:pPr>
+        <w:pStyle w:val="Heading2"/>
+      </w:pPr>
+      <w:r>
+        <w:rPr>
+          <w:lang w:val="pt_PT" w:bidi="pt_PT"/>
+        </w:rPr>
+        <w:t>2 João 1.5 (#2)</w:t>
+      </w:r>
+      <w:r>
+        <w:rPr>
+          <w:lang w:val="pt_PT" w:bidi="pt_PT"/>
+        </w:rPr>
+      </w:r>
+    </w:p>
+    <w:p>
+      <w:pPr/>
+      <w:r>
+        <w:rPr>
+          <w:lang w:val="pt_PT" w:bidi="pt_PT"/>
+        </w:rPr>
+      </w:r>
+      <w:r>
+        <w:rPr>
+          <w:b/>
+          <w:lang w:val="pt_PT" w:bidi="pt_PT"/>
+        </w:rPr>
+        <w:t>"lhe peço"</w:t>
+      </w:r>
+      <w:r>
+        <w:rPr>
+          <w:lang w:val="pt_PT" w:bidi="pt_PT"/>
+        </w:rPr>
+        <w:t xml:space="preserve"> - </w:t>
+      </w:r>
+      <w:r>
+        <w:rPr>
+          <w:b/>
+          <w:lang w:val="pt_PT" w:bidi="pt_PT"/>
+        </w:rPr>
+        <w:t>"lhe dou".</w:t>
+      </w:r>
+    </w:p>
+    <w:p>
+      <w:pPr/>
+      <w:r>
+        <w:rPr>
+          <w:lang w:val="pt_PT" w:bidi="pt_PT"/>
+        </w:rPr>
+      </w:r>
+      <w:r>
+        <w:rPr>
+          <w:lang w:val="pt_PT" w:bidi="pt_PT"/>
+        </w:rPr>
+        <w:t xml:space="preserve">João usa os pronomes de terceira pessoa na forma singular, pois ele está novamente se dirigindo à igreja de forma figurada como uma </w:t>
+      </w:r>
+      <w:r>
+        <w:rPr>
+          <w:b/>
+          <w:lang w:val="pt_PT" w:bidi="pt_PT"/>
+        </w:rPr>
+        <w:t>senhora</w:t>
+      </w:r>
+      <w:r>
+        <w:rPr>
+          <w:lang w:val="pt_PT" w:bidi="pt_PT"/>
+        </w:rPr>
+        <w:t>. Certifique-se que seu idioma marca essa distinção. Se você estiver traduzindo a forma de tratamento de João de maneira não figurada, pode optar por torná-las plurais, conforme o que é natural em seu idioma.</w:t>
+      </w:r>
+    </w:p>
+    <w:p>
+      <w:pPr/>
+      <w:r>
+        <w:rPr>
+          <w:lang w:val="pt_PT" w:bidi="pt_PT"/>
+        </w:rPr>
+      </w:r>
+      <w:r>
+        <w:rPr>
+          <w:lang w:val="pt_PT" w:bidi="pt_PT"/>
+        </w:rPr>
+        <w:t xml:space="preserve">Veja: </w:t>
+      </w:r>
+      <w:r>
+        <w:rPr>
+          <w:lang w:val="pt_PT" w:bidi="pt_PT"/>
+        </w:rPr>
+        <w:t>Formas de 'você'.</w:t>
+      </w:r>
+      <w:r>
+        <w:rPr>
+          <w:lang w:val="pt_PT" w:bidi="pt_PT"/>
+        </w:rPr>
+      </w:r>
+      <w:r>
+        <w:rPr>
+          <w:lang w:val="pt_PT" w:bidi="pt_PT"/>
+        </w:rPr>
+      </w:r>
+    </w:p>
+    <w:p>
+      <w:pPr/>
+      <w:r>
+        <w:rPr>
+          <w:lang w:val="pt_PT" w:bidi="pt_PT"/>
+        </w:rPr>
+      </w:r>
+    </w:p>
+    <w:p>
+      <w:pPr>
+        <w:pStyle w:val="Heading2"/>
+      </w:pPr>
+      <w:r>
+        <w:rPr>
+          <w:lang w:val="pt_PT" w:bidi="pt_PT"/>
+        </w:rPr>
+        <w:t>2 João 1.5 (#3)</w:t>
+      </w:r>
+      <w:r>
+        <w:rPr>
+          <w:lang w:val="pt_PT" w:bidi="pt_PT"/>
+        </w:rPr>
+      </w:r>
+    </w:p>
+    <w:p>
+      <w:pPr/>
+      <w:r>
+        <w:rPr>
+          <w:lang w:val="pt_PT" w:bidi="pt_PT"/>
+        </w:rPr>
+      </w:r>
+      <w:r>
+        <w:rPr>
+          <w:b/>
+          <w:lang w:val="pt_PT" w:bidi="pt_PT"/>
+        </w:rPr>
+        <w:t>"Senhora".</w:t>
+      </w:r>
+    </w:p>
+    <w:p>
+      <w:pPr/>
+      <w:r>
+        <w:rPr>
+          <w:lang w:val="pt_PT" w:bidi="pt_PT"/>
+        </w:rPr>
+      </w:r>
+      <w:r>
+        <w:rPr>
+          <w:lang w:val="pt_PT" w:bidi="pt_PT"/>
+        </w:rPr>
+        <w:t xml:space="preserve">João continua sua figura de linguagem na qual ele se dirige à igreja coletivamente como uma </w:t>
+      </w:r>
+      <w:r>
+        <w:rPr>
+          <w:b/>
+          <w:lang w:val="pt_PT" w:bidi="pt_PT"/>
+        </w:rPr>
+        <w:t>senhora</w:t>
+      </w:r>
+      <w:r>
+        <w:rPr>
+          <w:lang w:val="pt_PT" w:bidi="pt_PT"/>
+        </w:rPr>
+        <w:t xml:space="preserve">. Veja como você traduziu </w:t>
+      </w:r>
+      <w:r>
+        <w:rPr>
+          <w:b/>
+          <w:lang w:val="pt_PT" w:bidi="pt_PT"/>
+        </w:rPr>
+        <w:t>senhora</w:t>
+      </w:r>
+      <w:r>
+        <w:rPr>
+          <w:lang w:val="pt_PT" w:bidi="pt_PT"/>
+        </w:rPr>
+        <w:t xml:space="preserve"> em </w:t>
+      </w:r>
+      <w:hyperlink r:id="rId15">
+        <w:r>
+          <w:rPr>
+            <w:lang w:val="pt_PT" w:bidi="pt_PT"/>
+          </w:rPr>
+          <w:rPr>
+            <w:color w:val="0000EE"/>
+            <w:u w:val="single"/>
+          </w:rPr>
+          <w:t>1.1</w:t>
+        </w:r>
+      </w:hyperlink>
+      <w:r>
+        <w:rPr>
+          <w:lang w:val="pt_PT" w:bidi="pt_PT"/>
+        </w:rPr>
+        <w:t>. Tradução alternativa: “meus queridos crentes”.</w:t>
+      </w:r>
+    </w:p>
+    <w:p>
+      <w:pPr/>
+      <w:r>
+        <w:rPr>
+          <w:lang w:val="pt_PT" w:bidi="pt_PT"/>
+        </w:rPr>
+      </w:r>
+      <w:r>
+        <w:rPr>
+          <w:lang w:val="pt_PT" w:bidi="pt_PT"/>
+        </w:rPr>
+        <w:t xml:space="preserve">Veja: </w:t>
+      </w:r>
+      <w:r>
+        <w:rPr>
+          <w:lang w:val="pt_PT" w:bidi="pt_PT"/>
+        </w:rPr>
+        <w:t>Metáfora.</w:t>
+      </w:r>
+      <w:r>
+        <w:rPr>
+          <w:lang w:val="pt_PT" w:bidi="pt_PT"/>
+        </w:rPr>
+      </w:r>
+      <w:r>
+        <w:rPr>
+          <w:lang w:val="pt_PT" w:bidi="pt_PT"/>
+        </w:rPr>
+      </w:r>
+    </w:p>
+    <w:p>
+      <w:pPr/>
+      <w:r>
+        <w:rPr>
+          <w:lang w:val="pt_PT" w:bidi="pt_PT"/>
+        </w:rPr>
+      </w:r>
+    </w:p>
+    <w:p>
+      <w:pPr>
+        <w:pStyle w:val="Heading2"/>
+      </w:pPr>
+      <w:r>
+        <w:rPr>
+          <w:lang w:val="pt_PT" w:bidi="pt_PT"/>
+        </w:rPr>
+        <w:t>2 João 1.5 (#4)</w:t>
+      </w:r>
+      <w:r>
+        <w:rPr>
+          <w:lang w:val="pt_PT" w:bidi="pt_PT"/>
+        </w:rPr>
+      </w:r>
+    </w:p>
+    <w:p>
+      <w:pPr/>
+      <w:r>
+        <w:rPr>
+          <w:lang w:val="pt_PT" w:bidi="pt_PT"/>
+        </w:rPr>
+      </w:r>
+      <w:r>
+        <w:rPr>
+          <w:b/>
+          <w:lang w:val="pt_PT" w:bidi="pt_PT"/>
+        </w:rPr>
+        <w:t>"</w:t>
+      </w:r>
+      <w:r>
+        <w:rPr>
+          <w:b/>
+          <w:lang w:val="pt_PT" w:bidi="pt_PT"/>
+        </w:rPr>
+        <w:t>Não lhe dou um mandamento novo</w:t>
+      </w:r>
+      <w:r>
+        <w:rPr>
+          <w:b/>
+          <w:lang w:val="pt_PT" w:bidi="pt_PT"/>
+        </w:rPr>
+        <w:t>".</w:t>
+      </w:r>
+    </w:p>
+    <w:p>
+      <w:pPr/>
+      <w:r>
+        <w:rPr>
+          <w:lang w:val="pt_PT" w:bidi="pt_PT"/>
+        </w:rPr>
+      </w:r>
+      <w:r>
+        <w:rPr>
+          <w:lang w:val="pt_PT" w:bidi="pt_PT"/>
+        </w:rPr>
+        <w:t xml:space="preserve">Uma tradução mais literal dirá: </w:t>
+      </w:r>
+      <w:r>
+        <w:rPr>
+          <w:b/>
+          <w:lang w:val="pt_PT" w:bidi="pt_PT"/>
+        </w:rPr>
+        <w:t>não como escrevendo a você um novo mandamento</w:t>
+      </w:r>
+      <w:r>
+        <w:rPr>
+          <w:lang w:val="pt_PT" w:bidi="pt_PT"/>
+        </w:rPr>
+        <w:t xml:space="preserve">. Se o seu idioma exige que você declare quem está </w:t>
+      </w:r>
+      <w:r>
+        <w:rPr>
+          <w:b/>
+          <w:lang w:val="pt_PT" w:bidi="pt_PT"/>
+        </w:rPr>
+        <w:t>escrevendo</w:t>
+      </w:r>
+      <w:r>
+        <w:rPr>
+          <w:lang w:val="pt_PT" w:bidi="pt_PT"/>
+        </w:rPr>
+        <w:t>, você poderia adicionar um pronome aqui. Tradução alternativa: “não como se eu estivesse escrevendo um novo mandamento para você”.</w:t>
+      </w:r>
+    </w:p>
+    <w:p>
+      <w:pPr/>
+      <w:r>
+        <w:rPr>
+          <w:lang w:val="pt_PT" w:bidi="pt_PT"/>
+        </w:rPr>
+      </w:r>
+      <w:r>
+        <w:rPr>
+          <w:lang w:val="pt_PT" w:bidi="pt_PT"/>
+        </w:rPr>
+        <w:t xml:space="preserve">Veja: </w:t>
+      </w:r>
+      <w:r>
+        <w:rPr>
+          <w:lang w:val="pt_PT" w:bidi="pt_PT"/>
+        </w:rPr>
+        <w:t>Elipse.</w:t>
+      </w:r>
+      <w:r>
+        <w:rPr>
+          <w:lang w:val="pt_PT" w:bidi="pt_PT"/>
+        </w:rPr>
+      </w:r>
+      <w:r>
+        <w:rPr>
+          <w:lang w:val="pt_PT" w:bidi="pt_PT"/>
+        </w:rPr>
+      </w:r>
+    </w:p>
+    <w:p>
+      <w:pPr/>
+      <w:r>
+        <w:rPr>
+          <w:lang w:val="pt_PT" w:bidi="pt_PT"/>
+        </w:rPr>
+      </w:r>
+    </w:p>
+    <w:p>
+      <w:pPr>
+        <w:pStyle w:val="Heading2"/>
+      </w:pPr>
+      <w:r>
+        <w:rPr>
+          <w:lang w:val="pt_PT" w:bidi="pt_PT"/>
+        </w:rPr>
+        <w:t>2 João 1.5 (#5)</w:t>
+      </w:r>
+      <w:r>
+        <w:rPr>
+          <w:lang w:val="pt_PT" w:bidi="pt_PT"/>
+        </w:rPr>
+      </w:r>
+    </w:p>
+    <w:p>
+      <w:pPr/>
+      <w:r>
+        <w:rPr>
+          <w:lang w:val="pt_PT" w:bidi="pt_PT"/>
+        </w:rPr>
+      </w:r>
+      <w:r>
+        <w:rPr>
+          <w:b/>
+          <w:lang w:val="pt_PT" w:bidi="pt_PT"/>
+        </w:rPr>
+        <w:t>"</w:t>
+      </w:r>
+      <w:r>
+        <w:rPr>
+          <w:b/>
+          <w:lang w:val="pt_PT" w:bidi="pt_PT"/>
+        </w:rPr>
+        <w:t>desde o começo</w:t>
+      </w:r>
+      <w:r>
+        <w:rPr>
+          <w:b/>
+          <w:lang w:val="pt_PT" w:bidi="pt_PT"/>
+        </w:rPr>
+        <w:t>".</w:t>
+      </w:r>
+    </w:p>
+    <w:p>
+      <w:pPr/>
+      <w:r>
+        <w:rPr>
+          <w:lang w:val="pt_PT" w:bidi="pt_PT"/>
+        </w:rPr>
+      </w:r>
+      <w:r>
+        <w:rPr>
+          <w:lang w:val="pt_PT" w:bidi="pt_PT"/>
+        </w:rPr>
+        <w:t xml:space="preserve">Uma tradução mais literal dirá: </w:t>
+      </w:r>
+      <w:r>
+        <w:rPr>
+          <w:b/>
+          <w:lang w:val="pt_PT" w:bidi="pt_PT"/>
+        </w:rPr>
+        <w:t>desde o princípio</w:t>
+      </w:r>
+      <w:r>
+        <w:rPr>
+          <w:lang w:val="pt_PT" w:bidi="pt_PT"/>
+        </w:rPr>
+        <w:t xml:space="preserve">. </w:t>
+      </w:r>
+      <w:r>
+        <w:rPr>
+          <w:lang w:val="pt_PT" w:bidi="pt_PT"/>
+        </w:rPr>
+        <w:t xml:space="preserve">A expressão </w:t>
+      </w:r>
+      <w:r>
+        <w:rPr>
+          <w:b/>
+          <w:lang w:val="pt_PT" w:bidi="pt_PT"/>
+        </w:rPr>
+        <w:t>desde o princípio</w:t>
+      </w:r>
+      <w:r>
+        <w:rPr>
+          <w:lang w:val="pt_PT" w:bidi="pt_PT"/>
+        </w:rPr>
+        <w:t xml:space="preserve"> refere-se ao momento em que João e seu público inicialmente acreditaram em Jesus Cristo. Você pode incluir essa informação se for útil para seus leitores. Tradução alternativa: “desde o momento em que acreditamos pela primeira vez”.</w:t>
+      </w:r>
+    </w:p>
+    <w:p>
+      <w:pPr/>
+      <w:r>
+        <w:rPr>
+          <w:lang w:val="pt_PT" w:bidi="pt_PT"/>
+        </w:rPr>
+      </w:r>
+      <w:r>
+        <w:rPr>
+          <w:lang w:val="pt_PT" w:bidi="pt_PT"/>
+        </w:rPr>
+        <w:t xml:space="preserve">Veja: </w:t>
+      </w:r>
+      <w:r>
+        <w:rPr>
+          <w:lang w:val="pt_PT" w:bidi="pt_PT"/>
+        </w:rPr>
+        <w:t>Conhecimento presumido e informações implícitas.</w:t>
+      </w:r>
+      <w:r>
+        <w:rPr>
+          <w:lang w:val="pt_PT" w:bidi="pt_PT"/>
+        </w:rPr>
+      </w:r>
+      <w:r>
+        <w:rPr>
+          <w:lang w:val="pt_PT" w:bidi="pt_PT"/>
+        </w:rPr>
+      </w:r>
+    </w:p>
+    <w:p>
+      <w:pPr/>
+      <w:r>
+        <w:rPr>
+          <w:lang w:val="pt_PT" w:bidi="pt_PT"/>
+        </w:rPr>
+      </w:r>
+    </w:p>
+    <w:p>
+      <w:pPr>
+        <w:pStyle w:val="Heading2"/>
+      </w:pPr>
+      <w:r>
+        <w:rPr>
+          <w:lang w:val="pt_PT" w:bidi="pt_PT"/>
+        </w:rPr>
+        <w:t>2 João 1.6 (#1)</w:t>
+      </w:r>
+      <w:r>
+        <w:rPr>
+          <w:lang w:val="pt_PT" w:bidi="pt_PT"/>
+        </w:rPr>
+      </w:r>
+    </w:p>
+    <w:p>
+      <w:pPr/>
+      <w:r>
+        <w:rPr>
+          <w:lang w:val="pt_PT" w:bidi="pt_PT"/>
+        </w:rPr>
+      </w:r>
+      <w:r>
+        <w:rPr>
+          <w:b/>
+          <w:lang w:val="pt_PT" w:bidi="pt_PT"/>
+        </w:rPr>
+        <w:t>"</w:t>
+      </w:r>
+      <w:r>
+        <w:rPr>
+          <w:b/>
+          <w:lang w:val="pt_PT" w:bidi="pt_PT"/>
+        </w:rPr>
+        <w:t>viver uma vida de obediência</w:t>
+      </w:r>
+      <w:r>
+        <w:rPr>
+          <w:b/>
+          <w:lang w:val="pt_PT" w:bidi="pt_PT"/>
+        </w:rPr>
+        <w:t>"</w:t>
+      </w:r>
+      <w:r>
+        <w:rPr>
+          <w:lang w:val="pt_PT" w:bidi="pt_PT"/>
+        </w:rPr>
+        <w:t xml:space="preserve"> - </w:t>
+      </w:r>
+      <w:r>
+        <w:rPr>
+          <w:b/>
+          <w:lang w:val="pt_PT" w:bidi="pt_PT"/>
+        </w:rPr>
+        <w:t>"</w:t>
+      </w:r>
+      <w:r>
+        <w:rPr>
+          <w:b/>
+          <w:lang w:val="pt_PT" w:bidi="pt_PT"/>
+        </w:rPr>
+        <w:t>continuem a amar</w:t>
+      </w:r>
+      <w:r>
+        <w:rPr>
+          <w:b/>
+          <w:lang w:val="pt_PT" w:bidi="pt_PT"/>
+        </w:rPr>
+        <w:t>".</w:t>
+      </w:r>
+    </w:p>
+    <w:p>
+      <w:pPr/>
+      <w:r>
+        <w:rPr>
+          <w:lang w:val="pt_PT" w:bidi="pt_PT"/>
+        </w:rPr>
+      </w:r>
+      <w:r>
+        <w:rPr>
+          <w:lang w:val="pt_PT" w:bidi="pt_PT"/>
+        </w:rPr>
+        <w:t xml:space="preserve">Uma tradução mais literal dirá: </w:t>
+      </w:r>
+      <w:r>
+        <w:rPr>
+          <w:b/>
+          <w:lang w:val="pt_PT" w:bidi="pt_PT"/>
+        </w:rPr>
+        <w:t>andemos segundo os</w:t>
+      </w:r>
+      <w:r>
+        <w:rPr>
+          <w:lang w:val="pt_PT" w:bidi="pt_PT"/>
+        </w:rPr>
+        <w:t xml:space="preserve"> e </w:t>
+      </w:r>
+      <w:r>
+        <w:rPr>
+          <w:b/>
+          <w:lang w:val="pt_PT" w:bidi="pt_PT"/>
+        </w:rPr>
+        <w:t>vocês andem em</w:t>
+      </w:r>
+      <w:r>
+        <w:rPr>
+          <w:lang w:val="pt_PT" w:bidi="pt_PT"/>
+        </w:rPr>
+        <w:t xml:space="preserve">. </w:t>
+      </w:r>
+      <w:r>
+        <w:rPr>
+          <w:lang w:val="pt_PT" w:bidi="pt_PT"/>
+        </w:rPr>
+        <w:t xml:space="preserve">Aqui, como em </w:t>
+      </w:r>
+      <w:hyperlink r:id="rId16">
+        <w:r>
+          <w:rPr>
+            <w:lang w:val="pt_PT" w:bidi="pt_PT"/>
+          </w:rPr>
+          <w:rPr>
+            <w:color w:val="0000EE"/>
+            <w:u w:val="single"/>
+          </w:rPr>
+          <w:t>1.4</w:t>
+        </w:r>
+      </w:hyperlink>
+      <w:r>
+        <w:rPr>
+          <w:lang w:val="pt_PT" w:bidi="pt_PT"/>
+        </w:rPr>
+        <w:t xml:space="preserve">, João está falando de forma figurada sobre viver a vida como “andar”. Especificamente, </w:t>
+      </w:r>
+      <w:r>
+        <w:rPr>
+          <w:b/>
+          <w:lang w:val="pt_PT" w:bidi="pt_PT"/>
+        </w:rPr>
+        <w:t>andar segundo</w:t>
+      </w:r>
+      <w:r>
+        <w:rPr>
+          <w:lang w:val="pt_PT" w:bidi="pt_PT"/>
+        </w:rPr>
+        <w:t xml:space="preserve"> um mandamento ou </w:t>
+      </w:r>
+      <w:r>
+        <w:rPr>
+          <w:b/>
+          <w:lang w:val="pt_PT" w:bidi="pt_PT"/>
+        </w:rPr>
+        <w:t>andar em</w:t>
+      </w:r>
+      <w:r>
+        <w:rPr>
+          <w:lang w:val="pt_PT" w:bidi="pt_PT"/>
+        </w:rPr>
+        <w:t xml:space="preserve"> um mandamento significa “obedecer” a ele. Se for útil em seu idioma, você pode declarar o significado de forma clara, como faz a NTLH. Tradução alternativa: “devemos cumprir… você deve obedecer a ele”.</w:t>
+      </w:r>
+    </w:p>
+    <w:p>
+      <w:pPr/>
+      <w:r>
+        <w:rPr>
+          <w:lang w:val="pt_PT" w:bidi="pt_PT"/>
+        </w:rPr>
+      </w:r>
+      <w:r>
+        <w:rPr>
+          <w:lang w:val="pt_PT" w:bidi="pt_PT"/>
+        </w:rPr>
+        <w:t xml:space="preserve">Veja: </w:t>
+      </w:r>
+      <w:r>
+        <w:rPr>
+          <w:lang w:val="pt_PT" w:bidi="pt_PT"/>
+        </w:rPr>
+        <w:t>Metáfora.</w:t>
+      </w:r>
+      <w:r>
+        <w:rPr>
+          <w:lang w:val="pt_PT" w:bidi="pt_PT"/>
+        </w:rPr>
+      </w:r>
+      <w:r>
+        <w:rPr>
+          <w:lang w:val="pt_PT" w:bidi="pt_PT"/>
+        </w:rPr>
+      </w:r>
+    </w:p>
+    <w:p>
+      <w:pPr/>
+      <w:r>
+        <w:rPr>
+          <w:lang w:val="pt_PT" w:bidi="pt_PT"/>
+        </w:rPr>
+      </w:r>
+    </w:p>
+    <w:p>
+      <w:pPr>
+        <w:pStyle w:val="Heading2"/>
+      </w:pPr>
+      <w:r>
+        <w:rPr>
+          <w:lang w:val="pt_PT" w:bidi="pt_PT"/>
+        </w:rPr>
+        <w:t>2 João 1.6 (#2)</w:t>
+      </w:r>
+      <w:r>
+        <w:rPr>
+          <w:lang w:val="pt_PT" w:bidi="pt_PT"/>
+        </w:rPr>
+      </w:r>
+    </w:p>
+    <w:p>
+      <w:pPr/>
+      <w:r>
+        <w:rPr>
+          <w:lang w:val="pt_PT" w:bidi="pt_PT"/>
+        </w:rPr>
+      </w:r>
+      <w:r>
+        <w:rPr>
+          <w:b/>
+          <w:lang w:val="pt_PT" w:bidi="pt_PT"/>
+        </w:rPr>
+        <w:t>"</w:t>
+      </w:r>
+      <w:r>
+        <w:rPr>
+          <w:b/>
+          <w:lang w:val="pt_PT" w:bidi="pt_PT"/>
+        </w:rPr>
+        <w:t>vocês ouviram</w:t>
+      </w:r>
+      <w:r>
+        <w:rPr>
+          <w:b/>
+          <w:lang w:val="pt_PT" w:bidi="pt_PT"/>
+        </w:rPr>
+        <w:t>"</w:t>
+      </w:r>
+      <w:r>
+        <w:rPr>
+          <w:lang w:val="pt_PT" w:bidi="pt_PT"/>
+        </w:rPr>
+        <w:t xml:space="preserve"> - </w:t>
+      </w:r>
+      <w:r>
+        <w:rPr>
+          <w:b/>
+          <w:lang w:val="pt_PT" w:bidi="pt_PT"/>
+        </w:rPr>
+        <w:t>"</w:t>
+      </w:r>
+      <w:r>
+        <w:rPr>
+          <w:b/>
+          <w:lang w:val="pt_PT" w:bidi="pt_PT"/>
+        </w:rPr>
+        <w:t>continuem</w:t>
+      </w:r>
+      <w:r>
+        <w:rPr>
+          <w:b/>
+          <w:lang w:val="pt_PT" w:bidi="pt_PT"/>
+        </w:rPr>
+        <w:t>".</w:t>
+      </w:r>
+    </w:p>
+    <w:p>
+      <w:pPr/>
+      <w:r>
+        <w:rPr>
+          <w:lang w:val="pt_PT" w:bidi="pt_PT"/>
+        </w:rPr>
+      </w:r>
+      <w:r>
+        <w:rPr>
+          <w:lang w:val="pt_PT" w:bidi="pt_PT"/>
+        </w:rPr>
+        <w:t xml:space="preserve">João usa o termo </w:t>
+      </w:r>
+      <w:r>
+        <w:rPr>
+          <w:b/>
+          <w:lang w:val="pt_PT" w:bidi="pt_PT"/>
+        </w:rPr>
+        <w:t>vocês</w:t>
+      </w:r>
+      <w:r>
+        <w:rPr>
+          <w:lang w:val="pt_PT" w:bidi="pt_PT"/>
+        </w:rPr>
+        <w:t xml:space="preserve"> neste versículo, porque João está se dirigindo a uma congregação de crentes sem qualquer figura de linguagem. Este é o caso ao longo do restante da carta também, exceto no final </w:t>
+      </w:r>
+      <w:hyperlink r:id="rId17">
+        <w:r>
+          <w:rPr>
+            <w:lang w:val="pt_PT" w:bidi="pt_PT"/>
+          </w:rPr>
+          <w:rPr>
+            <w:color w:val="0000EE"/>
+            <w:u w:val="single"/>
+          </w:rPr>
+          <w:t>1.13</w:t>
+        </w:r>
+      </w:hyperlink>
+      <w:r>
+        <w:rPr>
+          <w:lang w:val="pt_PT" w:bidi="pt_PT"/>
+        </w:rPr>
+        <w:t>, onde João volta a usar sua figura de linguagem na qual ele se refere a uma igreja como uma mulher e seus membros como seus filhos. Certifique-se que seu idioma marca essa distinção.</w:t>
+      </w:r>
+    </w:p>
+    <w:p>
+      <w:pPr/>
+      <w:r>
+        <w:rPr>
+          <w:lang w:val="pt_PT" w:bidi="pt_PT"/>
+        </w:rPr>
+      </w:r>
+      <w:r>
+        <w:rPr>
+          <w:lang w:val="pt_PT" w:bidi="pt_PT"/>
+        </w:rPr>
+        <w:t xml:space="preserve">Veja: </w:t>
+      </w:r>
+      <w:r>
+        <w:rPr>
+          <w:lang w:val="pt_PT" w:bidi="pt_PT"/>
+        </w:rPr>
+        <w:t>Formas de 'você'.</w:t>
+      </w:r>
+      <w:r>
+        <w:rPr>
+          <w:lang w:val="pt_PT" w:bidi="pt_PT"/>
+        </w:rPr>
+      </w:r>
+      <w:r>
+        <w:rPr>
+          <w:lang w:val="pt_PT" w:bidi="pt_PT"/>
+        </w:rPr>
+      </w:r>
+    </w:p>
+    <w:p>
+      <w:pPr/>
+      <w:r>
+        <w:rPr>
+          <w:lang w:val="pt_PT" w:bidi="pt_PT"/>
+        </w:rPr>
+      </w:r>
+    </w:p>
+    <w:p>
+      <w:pPr>
+        <w:pStyle w:val="Heading2"/>
+      </w:pPr>
+      <w:r>
+        <w:rPr>
+          <w:lang w:val="pt_PT" w:bidi="pt_PT"/>
+        </w:rPr>
+        <w:t>2 João 1.7 (#1)</w:t>
+      </w:r>
+      <w:r>
+        <w:rPr>
+          <w:lang w:val="pt_PT" w:bidi="pt_PT"/>
+        </w:rPr>
+      </w:r>
+    </w:p>
+    <w:p>
+      <w:pPr/>
+      <w:r>
+        <w:rPr>
+          <w:lang w:val="pt_PT" w:bidi="pt_PT"/>
+        </w:rPr>
+      </w:r>
+      <w:r>
+        <w:rPr>
+          <w:b/>
+          <w:lang w:val="pt_PT" w:bidi="pt_PT"/>
+        </w:rPr>
+        <w:t>"Muitos".</w:t>
+      </w:r>
+    </w:p>
+    <w:p>
+      <w:pPr/>
+      <w:r>
+        <w:rPr>
+          <w:lang w:val="pt_PT" w:bidi="pt_PT"/>
+        </w:rPr>
+      </w:r>
+      <w:r>
+        <w:rPr>
+          <w:lang w:val="pt_PT" w:bidi="pt_PT"/>
+        </w:rPr>
+        <w:t>O texto original traz uma conjunção no início do versículo. Isso introduz a razão pela qual João escreveu sobre o mandamento de amar e obedecer a Deus nos versículos anteriores — porque há muitos que fingem ser crentes, mas não amam nem obedecem a Deus. Use uma maneira natural de introduzir essa razão em seu idioma.</w:t>
+      </w:r>
+    </w:p>
+    <w:p>
+      <w:pPr/>
+      <w:r>
+        <w:rPr>
+          <w:lang w:val="pt_PT" w:bidi="pt_PT"/>
+        </w:rPr>
+      </w:r>
+      <w:r>
+        <w:rPr>
+          <w:lang w:val="pt_PT" w:bidi="pt_PT"/>
+        </w:rPr>
+        <w:t xml:space="preserve">Veja: </w:t>
+      </w:r>
+      <w:r>
+        <w:rPr>
+          <w:lang w:val="pt_PT" w:bidi="pt_PT"/>
+        </w:rPr>
+        <w:t>Conectar — Relação de razão e resultado.</w:t>
+      </w:r>
+      <w:r>
+        <w:rPr>
+          <w:lang w:val="pt_PT" w:bidi="pt_PT"/>
+        </w:rPr>
+      </w:r>
+      <w:r>
+        <w:rPr>
+          <w:lang w:val="pt_PT" w:bidi="pt_PT"/>
+        </w:rPr>
+      </w:r>
+    </w:p>
+    <w:p>
+      <w:pPr/>
+      <w:r>
+        <w:rPr>
+          <w:lang w:val="pt_PT" w:bidi="pt_PT"/>
+        </w:rPr>
+      </w:r>
+    </w:p>
+    <w:p>
+      <w:pPr>
+        <w:pStyle w:val="Heading2"/>
+      </w:pPr>
+      <w:r>
+        <w:rPr>
+          <w:lang w:val="pt_PT" w:bidi="pt_PT"/>
+        </w:rPr>
+        <w:t>2 João 1.7 (#2)</w:t>
+      </w:r>
+      <w:r>
+        <w:rPr>
+          <w:lang w:val="pt_PT" w:bidi="pt_PT"/>
+        </w:rPr>
+      </w:r>
+    </w:p>
+    <w:p>
+      <w:pPr/>
+      <w:r>
+        <w:rPr>
+          <w:lang w:val="pt_PT" w:bidi="pt_PT"/>
+        </w:rPr>
+      </w:r>
+      <w:r>
+        <w:rPr>
+          <w:b/>
+          <w:lang w:val="pt_PT" w:bidi="pt_PT"/>
+        </w:rPr>
+        <w:t>"</w:t>
+      </w:r>
+      <w:r>
+        <w:rPr>
+          <w:b/>
+          <w:lang w:val="pt_PT" w:bidi="pt_PT"/>
+        </w:rPr>
+        <w:t>Muitos enganadores têm se espalhado pelo mundo</w:t>
+      </w:r>
+      <w:r>
+        <w:rPr>
+          <w:b/>
+          <w:lang w:val="pt_PT" w:bidi="pt_PT"/>
+        </w:rPr>
+        <w:t>".</w:t>
+      </w:r>
+    </w:p>
+    <w:p>
+      <w:pPr/>
+      <w:r>
+        <w:rPr>
+          <w:lang w:val="pt_PT" w:bidi="pt_PT"/>
+        </w:rPr>
+      </w:r>
+      <w:r>
+        <w:rPr>
+          <w:lang w:val="pt_PT" w:bidi="pt_PT"/>
+        </w:rPr>
+        <w:t xml:space="preserve">A frase </w:t>
+      </w:r>
+      <w:r>
+        <w:rPr>
+          <w:b/>
+          <w:lang w:val="pt_PT" w:bidi="pt_PT"/>
+        </w:rPr>
+        <w:t>têm se espalhado pelo mundo</w:t>
+      </w:r>
+      <w:r>
+        <w:rPr>
+          <w:lang w:val="pt_PT" w:bidi="pt_PT"/>
+        </w:rPr>
+        <w:t xml:space="preserve"> descreve a maneira como os falsos mestres se deslocavam, como João discute em </w:t>
+      </w:r>
+      <w:hyperlink r:id="rId18">
+        <w:r>
+          <w:rPr>
+            <w:lang w:val="pt_PT" w:bidi="pt_PT"/>
+          </w:rPr>
+          <w:rPr>
+            <w:color w:val="0000EE"/>
+            <w:u w:val="single"/>
+          </w:rPr>
+          <w:t>1.10–11</w:t>
+        </w:r>
+      </w:hyperlink>
+      <w:r>
+        <w:rPr>
+          <w:lang w:val="pt_PT" w:bidi="pt_PT"/>
+        </w:rPr>
+        <w:t>. Você poderia incluir essa informação se isso for útil para seus leitores. Tradução alternativa: “Pois muitos enganadores estão indo de um lugar para outro”.</w:t>
+      </w:r>
+    </w:p>
+    <w:p>
+      <w:pPr/>
+      <w:r>
+        <w:rPr>
+          <w:lang w:val="pt_PT" w:bidi="pt_PT"/>
+        </w:rPr>
+      </w:r>
+      <w:r>
+        <w:rPr>
+          <w:lang w:val="pt_PT" w:bidi="pt_PT"/>
+        </w:rPr>
+        <w:t xml:space="preserve">Veja: </w:t>
+      </w:r>
+      <w:r>
+        <w:rPr>
+          <w:lang w:val="pt_PT" w:bidi="pt_PT"/>
+        </w:rPr>
+        <w:t>Conhecimento presumido e informações implícitas.</w:t>
+      </w:r>
+      <w:r>
+        <w:rPr>
+          <w:lang w:val="pt_PT" w:bidi="pt_PT"/>
+        </w:rPr>
+      </w:r>
+      <w:r>
+        <w:rPr>
+          <w:lang w:val="pt_PT" w:bidi="pt_PT"/>
+        </w:rPr>
+      </w:r>
+    </w:p>
+    <w:p>
+      <w:pPr/>
+      <w:r>
+        <w:rPr>
+          <w:lang w:val="pt_PT" w:bidi="pt_PT"/>
+        </w:rPr>
+      </w:r>
+    </w:p>
+    <w:p>
+      <w:pPr>
+        <w:pStyle w:val="Heading2"/>
+      </w:pPr>
+      <w:r>
+        <w:rPr>
+          <w:lang w:val="pt_PT" w:bidi="pt_PT"/>
+        </w:rPr>
+        <w:t>2 João 1.7 (#3)</w:t>
+      </w:r>
+      <w:r>
+        <w:rPr>
+          <w:lang w:val="pt_PT" w:bidi="pt_PT"/>
+        </w:rPr>
+      </w:r>
+    </w:p>
+    <w:p>
+      <w:pPr/>
+      <w:r>
+        <w:rPr>
+          <w:lang w:val="pt_PT" w:bidi="pt_PT"/>
+        </w:rPr>
+      </w:r>
+      <w:r>
+        <w:rPr>
+          <w:b/>
+          <w:lang w:val="pt_PT" w:bidi="pt_PT"/>
+        </w:rPr>
+        <w:t>"</w:t>
+      </w:r>
+      <w:r>
+        <w:rPr>
+          <w:b/>
+          <w:lang w:val="pt_PT" w:bidi="pt_PT"/>
+        </w:rPr>
+        <w:t>Jesus Cristo não veio como um ser humano</w:t>
+      </w:r>
+      <w:r>
+        <w:rPr>
+          <w:b/>
+          <w:lang w:val="pt_PT" w:bidi="pt_PT"/>
+        </w:rPr>
+        <w:t>".</w:t>
+      </w:r>
+    </w:p>
+    <w:p>
+      <w:pPr/>
+      <w:r>
+        <w:rPr>
+          <w:lang w:val="pt_PT" w:bidi="pt_PT"/>
+        </w:rPr>
+      </w:r>
+      <w:r>
+        <w:rPr>
+          <w:lang w:val="pt_PT" w:bidi="pt_PT"/>
+        </w:rPr>
+        <w:t xml:space="preserve">Uma tradução mais literal dirá: </w:t>
+      </w:r>
+      <w:r>
+        <w:rPr>
+          <w:b/>
+          <w:lang w:val="pt_PT" w:bidi="pt_PT"/>
+        </w:rPr>
+        <w:t>Jesus Cristo vindo em carne</w:t>
+      </w:r>
+      <w:r>
+        <w:rPr>
+          <w:lang w:val="pt_PT" w:bidi="pt_PT"/>
+        </w:rPr>
+        <w:t xml:space="preserve">. A expressão </w:t>
+      </w:r>
+      <w:r>
+        <w:rPr>
+          <w:b/>
+          <w:lang w:val="pt_PT" w:bidi="pt_PT"/>
+        </w:rPr>
+        <w:t>vindo em carne</w:t>
+      </w:r>
+      <w:r>
+        <w:rPr>
+          <w:lang w:val="pt_PT" w:bidi="pt_PT"/>
+        </w:rPr>
+        <w:t xml:space="preserve"> é uma metonímia para indicar ser uma pessoa real e física, e não apenas um ser espiritual. Tradução alternativa: “que Jesus Cristo veio como um ser humano real”.</w:t>
+      </w:r>
+    </w:p>
+    <w:p>
+      <w:pPr/>
+      <w:r>
+        <w:rPr>
+          <w:lang w:val="pt_PT" w:bidi="pt_PT"/>
+        </w:rPr>
+      </w:r>
+      <w:r>
+        <w:rPr>
+          <w:lang w:val="pt_PT" w:bidi="pt_PT"/>
+        </w:rPr>
+        <w:t xml:space="preserve">Veja: </w:t>
+      </w:r>
+      <w:r>
+        <w:rPr>
+          <w:lang w:val="pt_PT" w:bidi="pt_PT"/>
+        </w:rPr>
+        <w:t>Metonímia.</w:t>
+      </w:r>
+      <w:r>
+        <w:rPr>
+          <w:lang w:val="pt_PT" w:bidi="pt_PT"/>
+        </w:rPr>
+      </w:r>
+      <w:r>
+        <w:rPr>
+          <w:lang w:val="pt_PT" w:bidi="pt_PT"/>
+        </w:rPr>
+      </w:r>
+    </w:p>
+    <w:p>
+      <w:pPr/>
+      <w:r>
+        <w:rPr>
+          <w:lang w:val="pt_PT" w:bidi="pt_PT"/>
+        </w:rPr>
+      </w:r>
+    </w:p>
+    <w:p>
+      <w:pPr>
+        <w:pStyle w:val="Heading2"/>
+      </w:pPr>
+      <w:r>
+        <w:rPr>
+          <w:lang w:val="pt_PT" w:bidi="pt_PT"/>
+        </w:rPr>
+        <w:t>2 João 1.7 (#4)</w:t>
+      </w:r>
+      <w:r>
+        <w:rPr>
+          <w:lang w:val="pt_PT" w:bidi="pt_PT"/>
+        </w:rPr>
+      </w:r>
+    </w:p>
+    <w:p>
+      <w:pPr/>
+      <w:r>
+        <w:rPr>
+          <w:lang w:val="pt_PT" w:bidi="pt_PT"/>
+        </w:rPr>
+      </w:r>
+      <w:r>
+        <w:rPr>
+          <w:b/>
+          <w:lang w:val="pt_PT" w:bidi="pt_PT"/>
+        </w:rPr>
+        <w:t>"</w:t>
+      </w:r>
+      <w:r>
+        <w:rPr>
+          <w:b/>
+          <w:lang w:val="pt_PT" w:bidi="pt_PT"/>
+        </w:rPr>
+        <w:t>Quem faz isso é o Enganador e o Inimigo de Cristo</w:t>
+      </w:r>
+      <w:r>
+        <w:rPr>
+          <w:b/>
+          <w:lang w:val="pt_PT" w:bidi="pt_PT"/>
+        </w:rPr>
+        <w:t>".</w:t>
+      </w:r>
+    </w:p>
+    <w:p>
+      <w:pPr/>
+      <w:r>
+        <w:rPr>
+          <w:lang w:val="pt_PT" w:bidi="pt_PT"/>
+        </w:rPr>
+      </w:r>
+      <w:r>
+        <w:rPr>
+          <w:b/>
+          <w:lang w:val="pt_PT" w:bidi="pt_PT"/>
+        </w:rPr>
+        <w:t>Isso</w:t>
+      </w:r>
+      <w:r>
+        <w:rPr>
+          <w:lang w:val="pt_PT" w:bidi="pt_PT"/>
+        </w:rPr>
+        <w:t xml:space="preserve"> refere-se à situação de pessoas que ensinam falsamente que Jesus não tinha um corpo de carne. João está dizendo que essas pessoas enganam os outros dessa forma porque o enganador original (o diabo) as direciona a fazer isso. Você poderia incluir essa informação se for útil para seus leitores. Tradução alternativa: “Esta é a obra do enganador, o anticristo” ou “Esse tipo de ensino vem daquele que é o enganador e o anticristo”.</w:t>
+      </w:r>
+    </w:p>
+    <w:p>
+      <w:pPr/>
+      <w:r>
+        <w:rPr>
+          <w:lang w:val="pt_PT" w:bidi="pt_PT"/>
+        </w:rPr>
+      </w:r>
+      <w:r>
+        <w:rPr>
+          <w:lang w:val="pt_PT" w:bidi="pt_PT"/>
+        </w:rPr>
+        <w:t xml:space="preserve">Veja: </w:t>
+      </w:r>
+      <w:r>
+        <w:rPr>
+          <w:lang w:val="pt_PT" w:bidi="pt_PT"/>
+        </w:rPr>
+        <w:t>Conhecimento presumido e informações implícitas.</w:t>
+      </w:r>
+      <w:r>
+        <w:rPr>
+          <w:lang w:val="pt_PT" w:bidi="pt_PT"/>
+        </w:rPr>
+      </w:r>
+      <w:r>
+        <w:rPr>
+          <w:lang w:val="pt_PT" w:bidi="pt_PT"/>
+        </w:rPr>
+      </w:r>
+    </w:p>
+    <w:p>
+      <w:pPr/>
+      <w:r>
+        <w:rPr>
+          <w:lang w:val="pt_PT" w:bidi="pt_PT"/>
+        </w:rPr>
+      </w:r>
+    </w:p>
+    <w:p>
+      <w:pPr>
+        <w:pStyle w:val="Heading2"/>
+      </w:pPr>
+      <w:r>
+        <w:rPr>
+          <w:lang w:val="pt_PT" w:bidi="pt_PT"/>
+        </w:rPr>
+        <w:t>2 João 1.7 (#5)</w:t>
+      </w:r>
+      <w:r>
+        <w:rPr>
+          <w:lang w:val="pt_PT" w:bidi="pt_PT"/>
+        </w:rPr>
+      </w:r>
+    </w:p>
+    <w:p>
+      <w:pPr/>
+      <w:r>
+        <w:rPr>
+          <w:lang w:val="pt_PT" w:bidi="pt_PT"/>
+        </w:rPr>
+      </w:r>
+      <w:r>
+        <w:rPr>
+          <w:b/>
+          <w:lang w:val="pt_PT" w:bidi="pt_PT"/>
+        </w:rPr>
+        <w:t>"</w:t>
+      </w:r>
+      <w:r>
+        <w:rPr>
+          <w:b/>
+          <w:lang w:val="pt_PT" w:bidi="pt_PT"/>
+        </w:rPr>
+        <w:t>o Enganador e o Inimigo de Cristo</w:t>
+      </w:r>
+      <w:r>
+        <w:rPr>
+          <w:b/>
+          <w:lang w:val="pt_PT" w:bidi="pt_PT"/>
+        </w:rPr>
+        <w:t>".</w:t>
+      </w:r>
+    </w:p>
+    <w:p>
+      <w:pPr/>
+      <w:r>
+        <w:rPr>
+          <w:lang w:val="pt_PT" w:bidi="pt_PT"/>
+        </w:rPr>
+      </w:r>
+      <w:r>
+        <w:rPr>
+          <w:lang w:val="pt_PT" w:bidi="pt_PT"/>
+        </w:rPr>
+        <w:t xml:space="preserve">Os termos </w:t>
+      </w:r>
+      <w:r>
+        <w:rPr>
+          <w:b/>
+          <w:lang w:val="pt_PT" w:bidi="pt_PT"/>
+        </w:rPr>
+        <w:t>Enganador</w:t>
+      </w:r>
+      <w:r>
+        <w:rPr>
+          <w:lang w:val="pt_PT" w:bidi="pt_PT"/>
+        </w:rPr>
+        <w:t xml:space="preserve"> e </w:t>
+      </w:r>
+      <w:r>
+        <w:rPr>
+          <w:b/>
+          <w:lang w:val="pt_PT" w:bidi="pt_PT"/>
+        </w:rPr>
+        <w:t>Inimigo de Cristo</w:t>
+      </w:r>
+      <w:r>
+        <w:rPr>
+          <w:lang w:val="pt_PT" w:bidi="pt_PT"/>
+        </w:rPr>
+        <w:t xml:space="preserve"> referem-se à mesma pessoa (o diabo). Pode ser útil esclarecer isso na sua tradução. Tradução alternativa: “o enganador, ou seja, o anticristo”.</w:t>
+      </w:r>
+    </w:p>
+    <w:p>
+      <w:pPr/>
+      <w:r>
+        <w:rPr>
+          <w:lang w:val="pt_PT" w:bidi="pt_PT"/>
+        </w:rPr>
+      </w:r>
+      <w:r>
+        <w:rPr>
+          <w:lang w:val="pt_PT" w:bidi="pt_PT"/>
+        </w:rPr>
+        <w:t xml:space="preserve">Veja: </w:t>
+      </w:r>
+      <w:r>
+        <w:rPr>
+          <w:lang w:val="pt_PT" w:bidi="pt_PT"/>
+        </w:rPr>
+        <w:t>Dupla.</w:t>
+      </w:r>
+      <w:r>
+        <w:rPr>
+          <w:lang w:val="pt_PT" w:bidi="pt_PT"/>
+        </w:rPr>
+      </w:r>
+      <w:r>
+        <w:rPr>
+          <w:lang w:val="pt_PT" w:bidi="pt_PT"/>
+        </w:rPr>
+      </w:r>
+    </w:p>
+    <w:p>
+      <w:pPr/>
+      <w:r>
+        <w:rPr>
+          <w:lang w:val="pt_PT" w:bidi="pt_PT"/>
+        </w:rPr>
+      </w:r>
+    </w:p>
+    <w:p>
+      <w:pPr>
+        <w:pStyle w:val="Heading2"/>
+      </w:pPr>
+      <w:r>
+        <w:rPr>
+          <w:lang w:val="pt_PT" w:bidi="pt_PT"/>
+        </w:rPr>
+        <w:t>2 João 1.8 (#1)</w:t>
+      </w:r>
+      <w:r>
+        <w:rPr>
+          <w:lang w:val="pt_PT" w:bidi="pt_PT"/>
+        </w:rPr>
+      </w:r>
+    </w:p>
+    <w:p>
+      <w:pPr/>
+      <w:r>
+        <w:rPr>
+          <w:lang w:val="pt_PT" w:bidi="pt_PT"/>
+        </w:rPr>
+      </w:r>
+      <w:r>
+        <w:rPr>
+          <w:b/>
+          <w:lang w:val="pt_PT" w:bidi="pt_PT"/>
+        </w:rPr>
+        <w:t>"</w:t>
+      </w:r>
+      <w:r>
+        <w:rPr>
+          <w:b/>
+          <w:lang w:val="pt_PT" w:bidi="pt_PT"/>
+        </w:rPr>
+        <w:t>Tomem cuidado</w:t>
+      </w:r>
+      <w:r>
+        <w:rPr>
+          <w:b/>
+          <w:lang w:val="pt_PT" w:bidi="pt_PT"/>
+        </w:rPr>
+        <w:t>".</w:t>
+      </w:r>
+    </w:p>
+    <w:p>
+      <w:pPr/>
+      <w:r>
+        <w:rPr>
+          <w:lang w:val="pt_PT" w:bidi="pt_PT"/>
+        </w:rPr>
+      </w:r>
+      <w:r>
+        <w:rPr>
+          <w:lang w:val="pt_PT" w:bidi="pt_PT"/>
+        </w:rPr>
+        <w:t xml:space="preserve">Uma tradução mais literal dirá: </w:t>
+      </w:r>
+      <w:r>
+        <w:rPr>
+          <w:b/>
+          <w:lang w:val="pt_PT" w:bidi="pt_PT"/>
+        </w:rPr>
+        <w:t>olhem por vocês</w:t>
+      </w:r>
+      <w:r>
+        <w:rPr>
+          <w:lang w:val="pt_PT" w:bidi="pt_PT"/>
+        </w:rPr>
+        <w:t xml:space="preserve">. Aqui, </w:t>
+      </w:r>
+      <w:r>
+        <w:rPr>
+          <w:b/>
+          <w:lang w:val="pt_PT" w:bidi="pt_PT"/>
+        </w:rPr>
+        <w:t>olhem</w:t>
+      </w:r>
+      <w:r>
+        <w:rPr>
+          <w:lang w:val="pt_PT" w:bidi="pt_PT"/>
+        </w:rPr>
+        <w:t xml:space="preserve"> é uma expressão que significa "sejam cautelosos". Se essa frase não tiver esse significado em seu idioma, você pode usar uma expressão do seu idioma que tenha esse significado ou declarar o significado de forma clara. Tradução alternativa: "Cuidem-se" ou "Protejam-se".</w:t>
+      </w:r>
+    </w:p>
+    <w:p>
+      <w:pPr/>
+      <w:r>
+        <w:rPr>
+          <w:lang w:val="pt_PT" w:bidi="pt_PT"/>
+        </w:rPr>
+      </w:r>
+      <w:r>
+        <w:rPr>
+          <w:lang w:val="pt_PT" w:bidi="pt_PT"/>
+        </w:rPr>
+        <w:t xml:space="preserve">Veja: </w:t>
+      </w:r>
+      <w:r>
+        <w:rPr>
+          <w:lang w:val="pt_PT" w:bidi="pt_PT"/>
+        </w:rPr>
+        <w:t>Expressão idiomática.</w:t>
+      </w:r>
+      <w:r>
+        <w:rPr>
+          <w:lang w:val="pt_PT" w:bidi="pt_PT"/>
+        </w:rPr>
+      </w:r>
+      <w:r>
+        <w:rPr>
+          <w:lang w:val="pt_PT" w:bidi="pt_PT"/>
+        </w:rPr>
+      </w:r>
+    </w:p>
+    <w:p>
+      <w:pPr/>
+      <w:r>
+        <w:rPr>
+          <w:lang w:val="pt_PT" w:bidi="pt_PT"/>
+        </w:rPr>
+      </w:r>
+    </w:p>
+    <w:p>
+      <w:pPr>
+        <w:pStyle w:val="Heading2"/>
+      </w:pPr>
+      <w:r>
+        <w:rPr>
+          <w:lang w:val="pt_PT" w:bidi="pt_PT"/>
+        </w:rPr>
+        <w:t>2 João 1.8 (#2)</w:t>
+      </w:r>
+      <w:r>
+        <w:rPr>
+          <w:lang w:val="pt_PT" w:bidi="pt_PT"/>
+        </w:rPr>
+      </w:r>
+    </w:p>
+    <w:p>
+      <w:pPr/>
+      <w:r>
+        <w:rPr>
+          <w:lang w:val="pt_PT" w:bidi="pt_PT"/>
+        </w:rPr>
+      </w:r>
+      <w:r>
+        <w:rPr>
+          <w:b/>
+          <w:lang w:val="pt_PT" w:bidi="pt_PT"/>
+        </w:rPr>
+        <w:t>"Tomem cuidado".</w:t>
+      </w:r>
+    </w:p>
+    <w:p>
+      <w:pPr/>
+      <w:r>
+        <w:rPr>
+          <w:lang w:val="pt_PT" w:bidi="pt_PT"/>
+        </w:rPr>
+      </w:r>
+      <w:r>
+        <w:rPr>
+          <w:lang w:val="pt_PT" w:bidi="pt_PT"/>
+        </w:rPr>
+        <w:t xml:space="preserve">Uma tradução mais literal dirá: </w:t>
+      </w:r>
+      <w:r>
+        <w:rPr>
+          <w:b/>
+          <w:lang w:val="pt_PT" w:bidi="pt_PT"/>
+        </w:rPr>
+        <w:t>olhem por vocês</w:t>
+      </w:r>
+      <w:r>
+        <w:rPr>
+          <w:lang w:val="pt_PT" w:bidi="pt_PT"/>
+        </w:rPr>
+        <w:t>. A implicação é que os crentes devem ter cuidado para não serem enganados pelos falsos mestres. Você poderia incluir esta informação se isso for útil para seus leitores. Tradução alternativa: “Tenham cuidado para não deixar que os enganadores os influenciem”.</w:t>
+      </w:r>
+    </w:p>
+    <w:p>
+      <w:pPr/>
+      <w:r>
+        <w:rPr>
+          <w:lang w:val="pt_PT" w:bidi="pt_PT"/>
+        </w:rPr>
+      </w:r>
+      <w:r>
+        <w:rPr>
+          <w:lang w:val="pt_PT" w:bidi="pt_PT"/>
+        </w:rPr>
+        <w:t xml:space="preserve">Veja: </w:t>
+      </w:r>
+      <w:r>
+        <w:rPr>
+          <w:lang w:val="pt_PT" w:bidi="pt_PT"/>
+        </w:rPr>
+        <w:t>Conhecimento presumido e informações implícitas.</w:t>
+      </w:r>
+      <w:r>
+        <w:rPr>
+          <w:lang w:val="pt_PT" w:bidi="pt_PT"/>
+        </w:rPr>
+      </w:r>
+      <w:r>
+        <w:rPr>
+          <w:lang w:val="pt_PT" w:bidi="pt_PT"/>
+        </w:rPr>
+      </w:r>
+    </w:p>
+    <w:p>
+      <w:pPr/>
+      <w:r>
+        <w:rPr>
+          <w:lang w:val="pt_PT" w:bidi="pt_PT"/>
+        </w:rPr>
+      </w:r>
+    </w:p>
+    <w:p>
+      <w:pPr>
+        <w:pStyle w:val="Heading2"/>
+      </w:pPr>
+      <w:r>
+        <w:rPr>
+          <w:lang w:val="pt_PT" w:bidi="pt_PT"/>
+        </w:rPr>
+        <w:t>2 João 1.8 (#3)</w:t>
+      </w:r>
+      <w:r>
+        <w:rPr>
+          <w:lang w:val="pt_PT" w:bidi="pt_PT"/>
+        </w:rPr>
+      </w:r>
+    </w:p>
+    <w:p>
+      <w:pPr/>
+      <w:r>
+        <w:rPr>
+          <w:lang w:val="pt_PT" w:bidi="pt_PT"/>
+        </w:rPr>
+      </w:r>
+      <w:r>
+        <w:rPr>
+          <w:b/>
+          <w:lang w:val="pt_PT" w:bidi="pt_PT"/>
+        </w:rPr>
+        <w:t>"</w:t>
+      </w:r>
+      <w:r>
+        <w:rPr>
+          <w:b/>
+          <w:lang w:val="pt_PT" w:bidi="pt_PT"/>
+        </w:rPr>
+        <w:t>o trabalho</w:t>
+      </w:r>
+      <w:r>
+        <w:rPr>
+          <w:b/>
+          <w:lang w:val="pt_PT" w:bidi="pt_PT"/>
+        </w:rPr>
+        <w:t>".</w:t>
+      </w:r>
+    </w:p>
+    <w:p>
+      <w:pPr/>
+      <w:r>
+        <w:rPr>
+          <w:lang w:val="pt_PT" w:bidi="pt_PT"/>
+        </w:rPr>
+      </w:r>
+      <w:r>
+        <w:rPr>
+          <w:lang w:val="pt_PT" w:bidi="pt_PT"/>
+        </w:rPr>
+        <w:t xml:space="preserve">Uma tradução mais literal dirá: </w:t>
+      </w:r>
+      <w:r>
+        <w:rPr>
+          <w:b/>
+          <w:lang w:val="pt_PT" w:bidi="pt_PT"/>
+        </w:rPr>
+        <w:t>o que temos ganhado</w:t>
+      </w:r>
+      <w:r>
+        <w:rPr>
+          <w:lang w:val="pt_PT" w:bidi="pt_PT"/>
+        </w:rPr>
+        <w:t xml:space="preserve">. A expressão </w:t>
+      </w:r>
+      <w:r>
+        <w:rPr>
+          <w:b/>
+          <w:lang w:val="pt_PT" w:bidi="pt_PT"/>
+        </w:rPr>
+        <w:t>o que</w:t>
+      </w:r>
+      <w:r>
+        <w:rPr>
+          <w:lang w:val="pt_PT" w:bidi="pt_PT"/>
+        </w:rPr>
+        <w:t xml:space="preserve"> geralmente se refere a todo o trabalho que João e seus companheiros crentes realizaram para fortalecer a fé dos fiéis na igreja para a qual ele está escrevendo. Você poderia usar um termo geral aqui, ou, se for útil em seu idioma, poderia declarar isso de forma mais explícita. Tradução alternativa: “tudo” ou “a fé em Jesus”.</w:t>
+      </w:r>
+    </w:p>
+    <w:p>
+      <w:pPr/>
+      <w:r>
+        <w:rPr>
+          <w:lang w:val="pt_PT" w:bidi="pt_PT"/>
+        </w:rPr>
+      </w:r>
+      <w:r>
+        <w:rPr>
+          <w:lang w:val="pt_PT" w:bidi="pt_PT"/>
+        </w:rPr>
+        <w:t xml:space="preserve">Veja: </w:t>
+      </w:r>
+      <w:r>
+        <w:rPr>
+          <w:lang w:val="pt_PT" w:bidi="pt_PT"/>
+        </w:rPr>
+        <w:t>Conhecimento presumido e informações implícitas.</w:t>
+      </w:r>
+      <w:r>
+        <w:rPr>
+          <w:lang w:val="pt_PT" w:bidi="pt_PT"/>
+        </w:rPr>
+      </w:r>
+      <w:r>
+        <w:rPr>
+          <w:lang w:val="pt_PT" w:bidi="pt_PT"/>
+        </w:rPr>
+      </w:r>
+    </w:p>
+    <w:p>
+      <w:pPr/>
+      <w:r>
+        <w:rPr>
+          <w:lang w:val="pt_PT" w:bidi="pt_PT"/>
+        </w:rPr>
+      </w:r>
+    </w:p>
+    <w:p>
+      <w:pPr>
+        <w:pStyle w:val="Heading2"/>
+      </w:pPr>
+      <w:r>
+        <w:rPr>
+          <w:lang w:val="pt_PT" w:bidi="pt_PT"/>
+        </w:rPr>
+        <w:t>2 João 1.8 (#4)</w:t>
+      </w:r>
+      <w:r>
+        <w:rPr>
+          <w:lang w:val="pt_PT" w:bidi="pt_PT"/>
+        </w:rPr>
+      </w:r>
+    </w:p>
+    <w:p>
+      <w:pPr/>
+      <w:r>
+        <w:rPr>
+          <w:lang w:val="pt_PT" w:bidi="pt_PT"/>
+        </w:rPr>
+      </w:r>
+      <w:r>
+        <w:rPr>
+          <w:b/>
+          <w:lang w:val="pt_PT" w:bidi="pt_PT"/>
+        </w:rPr>
+        <w:t>"</w:t>
+      </w:r>
+      <w:r>
+        <w:rPr>
+          <w:b/>
+          <w:lang w:val="pt_PT" w:bidi="pt_PT"/>
+        </w:rPr>
+        <w:t>o trabalho que já fizemos</w:t>
+      </w:r>
+      <w:r>
+        <w:rPr>
+          <w:b/>
+          <w:lang w:val="pt_PT" w:bidi="pt_PT"/>
+        </w:rPr>
+        <w:t>".</w:t>
+      </w:r>
+    </w:p>
+    <w:p>
+      <w:pPr/>
+      <w:r>
+        <w:rPr>
+          <w:lang w:val="pt_PT" w:bidi="pt_PT"/>
+        </w:rPr>
+      </w:r>
+      <w:r>
+        <w:rPr>
+          <w:lang w:val="pt_PT" w:bidi="pt_PT"/>
+        </w:rPr>
+        <w:t xml:space="preserve">Alguns manuscritos usam o termo "você" aqui em vez do pronome implícito </w:t>
+      </w:r>
+      <w:r>
+        <w:rPr>
+          <w:b/>
+          <w:lang w:val="pt_PT" w:bidi="pt_PT"/>
+        </w:rPr>
+        <w:t>nós</w:t>
+      </w:r>
+      <w:r>
+        <w:rPr>
+          <w:lang w:val="pt_PT" w:bidi="pt_PT"/>
+        </w:rPr>
+        <w:t xml:space="preserve">. A maioria dos estudiosos, no entanto, considera que a leitura com </w:t>
+      </w:r>
+      <w:r>
+        <w:rPr>
+          <w:b/>
+          <w:lang w:val="pt_PT" w:bidi="pt_PT"/>
+        </w:rPr>
+        <w:t>nós</w:t>
+      </w:r>
+      <w:r>
+        <w:rPr>
+          <w:lang w:val="pt_PT" w:bidi="pt_PT"/>
+        </w:rPr>
+        <w:t xml:space="preserve"> é a correta. Consulte a discussão na Parte 3 da Introdução.</w:t>
+      </w:r>
+    </w:p>
+    <w:p>
+      <w:pPr/>
+      <w:r>
+        <w:rPr>
+          <w:lang w:val="pt_PT" w:bidi="pt_PT"/>
+        </w:rPr>
+      </w:r>
+      <w:r>
+        <w:rPr>
+          <w:lang w:val="pt_PT" w:bidi="pt_PT"/>
+        </w:rPr>
+        <w:t xml:space="preserve">Veja: </w:t>
+      </w:r>
+      <w:r>
+        <w:rPr>
+          <w:lang w:val="pt_PT" w:bidi="pt_PT"/>
+        </w:rPr>
+        <w:t>Variantes textuais.</w:t>
+      </w:r>
+      <w:r>
+        <w:rPr>
+          <w:lang w:val="pt_PT" w:bidi="pt_PT"/>
+        </w:rPr>
+      </w:r>
+      <w:r>
+        <w:rPr>
+          <w:lang w:val="pt_PT" w:bidi="pt_PT"/>
+        </w:rPr>
+      </w:r>
+    </w:p>
+    <w:p>
+      <w:pPr/>
+      <w:r>
+        <w:rPr>
+          <w:lang w:val="pt_PT" w:bidi="pt_PT"/>
+        </w:rPr>
+      </w:r>
+    </w:p>
+    <w:p>
+      <w:pPr>
+        <w:pStyle w:val="Heading2"/>
+      </w:pPr>
+      <w:r>
+        <w:rPr>
+          <w:lang w:val="pt_PT" w:bidi="pt_PT"/>
+        </w:rPr>
+        <w:t>2 João 1.8 (#5)</w:t>
+      </w:r>
+      <w:r>
+        <w:rPr>
+          <w:lang w:val="pt_PT" w:bidi="pt_PT"/>
+        </w:rPr>
+      </w:r>
+    </w:p>
+    <w:p>
+      <w:pPr/>
+      <w:r>
+        <w:rPr>
+          <w:lang w:val="pt_PT" w:bidi="pt_PT"/>
+        </w:rPr>
+      </w:r>
+      <w:r>
+        <w:rPr>
+          <w:b/>
+          <w:lang w:val="pt_PT" w:bidi="pt_PT"/>
+        </w:rPr>
+        <w:t>"</w:t>
+      </w:r>
+      <w:r>
+        <w:rPr>
+          <w:b/>
+          <w:lang w:val="pt_PT" w:bidi="pt_PT"/>
+        </w:rPr>
+        <w:t>o trabalho que já fizemos</w:t>
+      </w:r>
+      <w:r>
+        <w:rPr>
+          <w:b/>
+          <w:lang w:val="pt_PT" w:bidi="pt_PT"/>
+        </w:rPr>
+        <w:t>".</w:t>
+      </w:r>
+    </w:p>
+    <w:p>
+      <w:pPr/>
+      <w:r>
+        <w:rPr>
+          <w:lang w:val="pt_PT" w:bidi="pt_PT"/>
+        </w:rPr>
+      </w:r>
+      <w:r>
+        <w:rPr>
+          <w:lang w:val="pt_PT" w:bidi="pt_PT"/>
+        </w:rPr>
+        <w:t xml:space="preserve">A palavra implícita </w:t>
+      </w:r>
+      <w:r>
+        <w:rPr>
+          <w:b/>
+          <w:lang w:val="pt_PT" w:bidi="pt_PT"/>
+        </w:rPr>
+        <w:t>nós</w:t>
+      </w:r>
+      <w:r>
+        <w:rPr>
+          <w:lang w:val="pt_PT" w:bidi="pt_PT"/>
+        </w:rPr>
+        <w:t xml:space="preserve"> é provavelmente inclusiva. João, seu público e outros todos trabalharam para fortalecer a fé dos crentes para quem João está escrevendo.</w:t>
+      </w:r>
+    </w:p>
+    <w:p>
+      <w:pPr/>
+      <w:r>
+        <w:rPr>
+          <w:lang w:val="pt_PT" w:bidi="pt_PT"/>
+        </w:rPr>
+      </w:r>
+      <w:r>
+        <w:rPr>
+          <w:lang w:val="pt_PT" w:bidi="pt_PT"/>
+        </w:rPr>
+        <w:t xml:space="preserve">Veja: </w:t>
+      </w:r>
+      <w:r>
+        <w:rPr>
+          <w:lang w:val="pt_PT" w:bidi="pt_PT"/>
+        </w:rPr>
+        <w:t>‘Nós’ exclusivo e inclusivo.</w:t>
+      </w:r>
+      <w:r>
+        <w:rPr>
+          <w:lang w:val="pt_PT" w:bidi="pt_PT"/>
+        </w:rPr>
+      </w:r>
+      <w:r>
+        <w:rPr>
+          <w:lang w:val="pt_PT" w:bidi="pt_PT"/>
+        </w:rPr>
+      </w:r>
+    </w:p>
+    <w:p>
+      <w:pPr/>
+      <w:r>
+        <w:rPr>
+          <w:lang w:val="pt_PT" w:bidi="pt_PT"/>
+        </w:rPr>
+      </w:r>
+    </w:p>
+    <w:p>
+      <w:pPr>
+        <w:pStyle w:val="Heading2"/>
+      </w:pPr>
+      <w:r>
+        <w:rPr>
+          <w:lang w:val="pt_PT" w:bidi="pt_PT"/>
+        </w:rPr>
+        <w:t>2 João 1.8 (#6)</w:t>
+      </w:r>
+      <w:r>
+        <w:rPr>
+          <w:lang w:val="pt_PT" w:bidi="pt_PT"/>
+        </w:rPr>
+      </w:r>
+    </w:p>
+    <w:p>
+      <w:pPr/>
+      <w:r>
+        <w:rPr>
+          <w:lang w:val="pt_PT" w:bidi="pt_PT"/>
+        </w:rPr>
+      </w:r>
+      <w:r>
+        <w:rPr>
+          <w:b/>
+          <w:lang w:val="pt_PT" w:bidi="pt_PT"/>
+        </w:rPr>
+        <w:t>"</w:t>
+      </w:r>
+      <w:r>
+        <w:rPr>
+          <w:lang w:val="pt_PT" w:bidi="pt_PT"/>
+        </w:rPr>
+        <w:t>r</w:t>
+      </w:r>
+      <w:r>
+        <w:rPr>
+          <w:b/>
+          <w:lang w:val="pt_PT" w:bidi="pt_PT"/>
+        </w:rPr>
+        <w:t>ecebam a recompensa completa</w:t>
+      </w:r>
+      <w:r>
+        <w:rPr>
+          <w:b/>
+          <w:lang w:val="pt_PT" w:bidi="pt_PT"/>
+        </w:rPr>
+        <w:t>".</w:t>
+      </w:r>
+    </w:p>
+    <w:p>
+      <w:pPr/>
+      <w:r>
+        <w:rPr>
+          <w:lang w:val="pt_PT" w:bidi="pt_PT"/>
+        </w:rPr>
+      </w:r>
+      <w:r>
+        <w:rPr>
+          <w:lang w:val="pt_PT" w:bidi="pt_PT"/>
+        </w:rPr>
+        <w:t xml:space="preserve">A palavra traduzida como </w:t>
+      </w:r>
+      <w:r>
+        <w:rPr>
+          <w:b/>
+          <w:lang w:val="pt_PT" w:bidi="pt_PT"/>
+        </w:rPr>
+        <w:t>recompensa</w:t>
+      </w:r>
+      <w:r>
+        <w:rPr>
+          <w:lang w:val="pt_PT" w:bidi="pt_PT"/>
+        </w:rPr>
+        <w:t xml:space="preserve"> também se refere ao salário que um trabalhador recebe por seu trabalho. João está usando essa ideia para dizer que Deus recompensa seu povo pelo trabalho que eles realizaram para ele, e que essa recompensa seria perdida se o trabalho não resultasse em nada. Nesse contexto, a recompensa pode incluir a ideia do relacionamento da pessoa com Deus, já que isso é o que seria perdido se os leitores de João abandonassem os ensinamentos de Cristo, como ele continua a dizer no próximo versículo. Use uma frase geral que possa incluir todas essas coisas. Tradução alternativa: “</w:t>
+      </w:r>
+      <w:r>
+        <w:rPr>
+          <w:lang w:val="pt_PT" w:bidi="pt_PT"/>
+        </w:rPr>
+        <w:t>o galardão inteiro</w:t>
+      </w:r>
+      <w:r>
+        <w:rPr>
+          <w:lang w:val="pt_PT" w:bidi="pt_PT"/>
+        </w:rPr>
+        <w:t>” ou “o prêmio total”.</w:t>
+      </w:r>
+    </w:p>
+    <w:p>
+      <w:pPr/>
+      <w:r>
+        <w:rPr>
+          <w:lang w:val="pt_PT" w:bidi="pt_PT"/>
+        </w:rPr>
+      </w:r>
+      <w:r>
+        <w:rPr>
+          <w:lang w:val="pt_PT" w:bidi="pt_PT"/>
+        </w:rPr>
+        <w:t xml:space="preserve">Veja: </w:t>
+      </w:r>
+      <w:r>
+        <w:rPr>
+          <w:lang w:val="pt_PT" w:bidi="pt_PT"/>
+        </w:rPr>
+        <w:t>Metáfora.</w:t>
+      </w:r>
+      <w:r>
+        <w:rPr>
+          <w:lang w:val="pt_PT" w:bidi="pt_PT"/>
+        </w:rPr>
+      </w:r>
+      <w:r>
+        <w:rPr>
+          <w:lang w:val="pt_PT" w:bidi="pt_PT"/>
+        </w:rPr>
+      </w:r>
+    </w:p>
+    <w:p>
+      <w:pPr/>
+      <w:r>
+        <w:rPr>
+          <w:lang w:val="pt_PT" w:bidi="pt_PT"/>
+        </w:rPr>
+      </w:r>
+    </w:p>
+    <w:p>
+      <w:pPr>
+        <w:pStyle w:val="Heading2"/>
+      </w:pPr>
+      <w:r>
+        <w:rPr>
+          <w:lang w:val="pt_PT" w:bidi="pt_PT"/>
+        </w:rPr>
+        <w:t>2 João 1.9 (#1)</w:t>
+      </w:r>
+      <w:r>
+        <w:rPr>
+          <w:lang w:val="pt_PT" w:bidi="pt_PT"/>
+        </w:rPr>
+      </w:r>
+    </w:p>
+    <w:p>
+      <w:pPr/>
+      <w:r>
+        <w:rPr>
+          <w:lang w:val="pt_PT" w:bidi="pt_PT"/>
+        </w:rPr>
+      </w:r>
+      <w:r>
+        <w:rPr>
+          <w:b/>
+          <w:lang w:val="pt_PT" w:bidi="pt_PT"/>
+        </w:rPr>
+        <w:t>"</w:t>
+      </w:r>
+      <w:r>
+        <w:rPr>
+          <w:b/>
+          <w:lang w:val="pt_PT" w:bidi="pt_PT"/>
+        </w:rPr>
+        <w:t>Quem não fica com o ensinamento de Cristo, mas vai além dele</w:t>
+      </w:r>
+      <w:r>
+        <w:rPr>
+          <w:b/>
+          <w:lang w:val="pt_PT" w:bidi="pt_PT"/>
+        </w:rPr>
+        <w:t>".</w:t>
+      </w:r>
+    </w:p>
+    <w:p>
+      <w:pPr/>
+      <w:r>
+        <w:rPr>
+          <w:lang w:val="pt_PT" w:bidi="pt_PT"/>
+        </w:rPr>
+      </w:r>
+      <w:r>
+        <w:rPr>
+          <w:lang w:val="pt_PT" w:bidi="pt_PT"/>
+        </w:rPr>
+        <w:t>João refere-se de forma figurada ao</w:t>
+      </w:r>
+      <w:r>
+        <w:rPr>
+          <w:b/>
+          <w:lang w:val="pt_PT" w:bidi="pt_PT"/>
+        </w:rPr>
+        <w:t xml:space="preserve"> ensinamento de Cristo</w:t>
+      </w:r>
+      <w:r>
+        <w:rPr>
+          <w:lang w:val="pt_PT" w:bidi="pt_PT"/>
+        </w:rPr>
+        <w:t xml:space="preserve"> como um lugar onde os fiéis permanecem e também como um lugar que os falsos mestres deixam ao </w:t>
+      </w:r>
+      <w:r>
+        <w:rPr>
+          <w:b/>
+          <w:lang w:val="pt_PT" w:bidi="pt_PT"/>
+        </w:rPr>
+        <w:t>irem além</w:t>
+      </w:r>
+      <w:r>
+        <w:rPr>
+          <w:lang w:val="pt_PT" w:bidi="pt_PT"/>
+        </w:rPr>
+        <w:t xml:space="preserve">. A expressão </w:t>
+      </w:r>
+      <w:r>
+        <w:rPr>
+          <w:b/>
+          <w:lang w:val="pt_PT" w:bidi="pt_PT"/>
+        </w:rPr>
+        <w:t>vai além</w:t>
+      </w:r>
+      <w:r>
+        <w:rPr>
+          <w:lang w:val="pt_PT" w:bidi="pt_PT"/>
+        </w:rPr>
+        <w:t xml:space="preserve"> refere-se a ensinar coisas novas e falsas que Jesus não ensinou. Tradução alternativa: “Todos que ensinam coisas que Jesus não ensinou”.</w:t>
+      </w:r>
+    </w:p>
+    <w:p>
+      <w:pPr/>
+      <w:r>
+        <w:rPr>
+          <w:lang w:val="pt_PT" w:bidi="pt_PT"/>
+        </w:rPr>
+      </w:r>
+      <w:r>
+        <w:rPr>
+          <w:lang w:val="pt_PT" w:bidi="pt_PT"/>
+        </w:rPr>
+        <w:t xml:space="preserve">Veja: </w:t>
+      </w:r>
+      <w:r>
+        <w:rPr>
+          <w:lang w:val="pt_PT" w:bidi="pt_PT"/>
+        </w:rPr>
+        <w:t>Metáfora.</w:t>
+      </w:r>
+      <w:r>
+        <w:rPr>
+          <w:lang w:val="pt_PT" w:bidi="pt_PT"/>
+        </w:rPr>
+      </w:r>
+      <w:r>
+        <w:rPr>
+          <w:lang w:val="pt_PT" w:bidi="pt_PT"/>
+        </w:rPr>
+      </w:r>
+    </w:p>
+    <w:p>
+      <w:pPr/>
+      <w:r>
+        <w:rPr>
+          <w:lang w:val="pt_PT" w:bidi="pt_PT"/>
+        </w:rPr>
+      </w:r>
+    </w:p>
+    <w:p>
+      <w:pPr>
+        <w:pStyle w:val="Heading2"/>
+      </w:pPr>
+      <w:r>
+        <w:rPr>
+          <w:lang w:val="pt_PT" w:bidi="pt_PT"/>
+        </w:rPr>
+        <w:t>2 João 1.9 (#2)</w:t>
+      </w:r>
+      <w:r>
+        <w:rPr>
+          <w:lang w:val="pt_PT" w:bidi="pt_PT"/>
+        </w:rPr>
+      </w:r>
+    </w:p>
+    <w:p>
+      <w:pPr/>
+      <w:r>
+        <w:rPr>
+          <w:lang w:val="pt_PT" w:bidi="pt_PT"/>
+        </w:rPr>
+      </w:r>
+      <w:r>
+        <w:rPr>
+          <w:b/>
+          <w:lang w:val="pt_PT" w:bidi="pt_PT"/>
+        </w:rPr>
+        <w:t>"</w:t>
+      </w:r>
+      <w:r>
+        <w:rPr>
+          <w:b/>
+          <w:lang w:val="pt_PT" w:bidi="pt_PT"/>
+        </w:rPr>
+        <w:t>Quem não fica com o ensinamento de Cristo, mas vai além dele</w:t>
+      </w:r>
+      <w:r>
+        <w:rPr>
+          <w:b/>
+          <w:lang w:val="pt_PT" w:bidi="pt_PT"/>
+        </w:rPr>
+        <w:t>".</w:t>
+      </w:r>
+    </w:p>
+    <w:p>
+      <w:pPr/>
+      <w:r>
+        <w:rPr>
+          <w:lang w:val="pt_PT" w:bidi="pt_PT"/>
+        </w:rPr>
+      </w:r>
+      <w:r>
+        <w:rPr>
+          <w:lang w:val="pt_PT" w:bidi="pt_PT"/>
+        </w:rPr>
+        <w:t>Essas duas frases têm o mesmo significado e aparecem em outra ordem no texto original. Uma afirma de forma positiva (</w:t>
+      </w:r>
+      <w:r>
+        <w:rPr>
+          <w:b/>
+          <w:lang w:val="pt_PT" w:bidi="pt_PT"/>
+        </w:rPr>
+        <w:t>vai além</w:t>
+      </w:r>
+      <w:r>
+        <w:rPr>
+          <w:lang w:val="pt_PT" w:bidi="pt_PT"/>
+        </w:rPr>
+        <w:t>) e a outra de forma negativa (</w:t>
+      </w:r>
+      <w:r>
+        <w:rPr>
+          <w:b/>
+          <w:lang w:val="pt_PT" w:bidi="pt_PT"/>
+        </w:rPr>
+        <w:t>não fica</w:t>
+      </w:r>
+      <w:r>
+        <w:rPr>
+          <w:lang w:val="pt_PT" w:bidi="pt_PT"/>
+        </w:rPr>
+        <w:t>). Se for mais natural no seu idioma, você pode inverter a ordem delas, como na NTLH.</w:t>
+      </w:r>
+    </w:p>
+    <w:p>
+      <w:pPr/>
+      <w:r>
+        <w:rPr>
+          <w:lang w:val="pt_PT" w:bidi="pt_PT"/>
+        </w:rPr>
+      </w:r>
+      <w:r>
+        <w:rPr>
+          <w:lang w:val="pt_PT" w:bidi="pt_PT"/>
+        </w:rPr>
+        <w:t xml:space="preserve">Veja: </w:t>
+      </w:r>
+      <w:r>
+        <w:rPr>
+          <w:lang w:val="pt_PT" w:bidi="pt_PT"/>
+        </w:rPr>
+        <w:t>Estrutura de informação.</w:t>
+      </w:r>
+      <w:r>
+        <w:rPr>
+          <w:lang w:val="pt_PT" w:bidi="pt_PT"/>
+        </w:rPr>
+      </w:r>
+      <w:r>
+        <w:rPr>
+          <w:lang w:val="pt_PT" w:bidi="pt_PT"/>
+        </w:rPr>
+      </w:r>
+    </w:p>
+    <w:p>
+      <w:pPr/>
+      <w:r>
+        <w:rPr>
+          <w:lang w:val="pt_PT" w:bidi="pt_PT"/>
+        </w:rPr>
+      </w:r>
+    </w:p>
+    <w:p>
+      <w:pPr>
+        <w:pStyle w:val="Heading2"/>
+      </w:pPr>
+      <w:r>
+        <w:rPr>
+          <w:lang w:val="pt_PT" w:bidi="pt_PT"/>
+        </w:rPr>
+        <w:t>2 João 1.9 (#3)</w:t>
+      </w:r>
+      <w:r>
+        <w:rPr>
+          <w:lang w:val="pt_PT" w:bidi="pt_PT"/>
+        </w:rPr>
+      </w:r>
+    </w:p>
+    <w:p>
+      <w:pPr/>
+      <w:r>
+        <w:rPr>
+          <w:lang w:val="pt_PT" w:bidi="pt_PT"/>
+        </w:rPr>
+      </w:r>
+      <w:r>
+        <w:rPr>
+          <w:b/>
+          <w:lang w:val="pt_PT" w:bidi="pt_PT"/>
+        </w:rPr>
+        <w:t>"não tem Deus".</w:t>
+      </w:r>
+    </w:p>
+    <w:p>
+      <w:pPr/>
+      <w:r>
+        <w:rPr>
+          <w:lang w:val="pt_PT" w:bidi="pt_PT"/>
+        </w:rPr>
+      </w:r>
+      <w:r>
+        <w:rPr>
+          <w:lang w:val="pt_PT" w:bidi="pt_PT"/>
+        </w:rPr>
+        <w:t xml:space="preserve">Ter </w:t>
+      </w:r>
+      <w:r>
+        <w:rPr>
+          <w:b/>
+          <w:lang w:val="pt_PT" w:bidi="pt_PT"/>
+        </w:rPr>
+        <w:t>Deus</w:t>
+      </w:r>
+      <w:r>
+        <w:rPr>
+          <w:lang w:val="pt_PT" w:bidi="pt_PT"/>
+        </w:rPr>
+        <w:t xml:space="preserve"> significa ter um relacionamento com ele como Salvador através da fé em Jesus Cristo. Se for útil no seu idioma, você pode expressar isso explicitamente. Tradução alternativa: “não tem um relacionamento correto com Deus” ou “não conhece verdadeiramente Deus”.</w:t>
+      </w:r>
+    </w:p>
+    <w:p>
+      <w:pPr/>
+      <w:r>
+        <w:rPr>
+          <w:lang w:val="pt_PT" w:bidi="pt_PT"/>
+        </w:rPr>
+      </w:r>
+      <w:r>
+        <w:rPr>
+          <w:lang w:val="pt_PT" w:bidi="pt_PT"/>
+        </w:rPr>
+        <w:t xml:space="preserve">Veja: </w:t>
+      </w:r>
+      <w:r>
+        <w:rPr>
+          <w:lang w:val="pt_PT" w:bidi="pt_PT"/>
+        </w:rPr>
+        <w:t>Conhecimento presumido e informações implícitas.</w:t>
+      </w:r>
+      <w:r>
+        <w:rPr>
+          <w:lang w:val="pt_PT" w:bidi="pt_PT"/>
+        </w:rPr>
+      </w:r>
+      <w:r>
+        <w:rPr>
+          <w:lang w:val="pt_PT" w:bidi="pt_PT"/>
+        </w:rPr>
+      </w:r>
+    </w:p>
+    <w:p>
+      <w:pPr/>
+      <w:r>
+        <w:rPr>
+          <w:lang w:val="pt_PT" w:bidi="pt_PT"/>
+        </w:rPr>
+      </w:r>
+    </w:p>
+    <w:p>
+      <w:pPr>
+        <w:pStyle w:val="Heading2"/>
+      </w:pPr>
+      <w:r>
+        <w:rPr>
+          <w:lang w:val="pt_PT" w:bidi="pt_PT"/>
+        </w:rPr>
+        <w:t>2 João 1.9 (#4)</w:t>
+      </w:r>
+      <w:r>
+        <w:rPr>
+          <w:lang w:val="pt_PT" w:bidi="pt_PT"/>
+        </w:rPr>
+      </w:r>
+    </w:p>
+    <w:p>
+      <w:pPr/>
+      <w:r>
+        <w:rPr>
+          <w:lang w:val="pt_PT" w:bidi="pt_PT"/>
+        </w:rPr>
+      </w:r>
+      <w:r>
+        <w:rPr>
+          <w:b/>
+          <w:lang w:val="pt_PT" w:bidi="pt_PT"/>
+        </w:rPr>
+        <w:t>"</w:t>
+      </w:r>
+      <w:r>
+        <w:rPr>
+          <w:b/>
+          <w:lang w:val="pt_PT" w:bidi="pt_PT"/>
+        </w:rPr>
+        <w:t>quem fica com o ensinamento de Cristo, esse tem tanto o Pai como o Filho</w:t>
+      </w:r>
+      <w:r>
+        <w:rPr>
+          <w:b/>
+          <w:lang w:val="pt_PT" w:bidi="pt_PT"/>
+        </w:rPr>
+        <w:t>".</w:t>
+      </w:r>
+    </w:p>
+    <w:p>
+      <w:pPr/>
+      <w:r>
+        <w:rPr>
+          <w:lang w:val="pt_PT" w:bidi="pt_PT"/>
+        </w:rPr>
+      </w:r>
+      <w:r>
+        <w:rPr>
+          <w:lang w:val="pt_PT" w:bidi="pt_PT"/>
+        </w:rPr>
+        <w:t>Uma tradução mais literal dirá:</w:t>
+      </w:r>
+      <w:r>
+        <w:rPr>
+          <w:b/>
+          <w:lang w:val="pt_PT" w:bidi="pt_PT"/>
+        </w:rPr>
+        <w:t xml:space="preserve"> </w:t>
+      </w:r>
+      <w:r>
+        <w:rPr>
+          <w:b/>
+          <w:lang w:val="pt_PT" w:bidi="pt_PT"/>
+        </w:rPr>
+        <w:t>o que permanece na doutrina</w:t>
+      </w:r>
+      <w:r>
+        <w:rPr>
+          <w:lang w:val="pt_PT" w:bidi="pt_PT"/>
+        </w:rPr>
+        <w:t xml:space="preserve">. Ao dizer </w:t>
+      </w:r>
+      <w:r>
+        <w:rPr>
+          <w:b/>
+          <w:lang w:val="pt_PT" w:bidi="pt_PT"/>
+        </w:rPr>
+        <w:t>o que</w:t>
+      </w:r>
+      <w:r>
+        <w:rPr>
+          <w:lang w:val="pt_PT" w:bidi="pt_PT"/>
+        </w:rPr>
+        <w:t>, João não se refere a uma pessoa específica. Ele se refere a qualquer pessoa que permanece no ensino de Jesus. Tradução alternativa: “Qualquer pessoa que segue o ensino de Cristo pertence tanto ao Pai quanto ao Filho”.</w:t>
+      </w:r>
+    </w:p>
+    <w:p>
+      <w:pPr/>
+      <w:r>
+        <w:rPr>
+          <w:lang w:val="pt_PT" w:bidi="pt_PT"/>
+        </w:rPr>
+      </w:r>
+      <w:r>
+        <w:rPr>
+          <w:lang w:val="pt_PT" w:bidi="pt_PT"/>
+        </w:rPr>
+        <w:t xml:space="preserve">Veja: </w:t>
+      </w:r>
+      <w:r>
+        <w:rPr>
+          <w:lang w:val="pt_PT" w:bidi="pt_PT"/>
+        </w:rPr>
+        <w:t>Frases com substantivos genéricos.</w:t>
+      </w:r>
+      <w:r>
+        <w:rPr>
+          <w:lang w:val="pt_PT" w:bidi="pt_PT"/>
+        </w:rPr>
+      </w:r>
+      <w:r>
+        <w:rPr>
+          <w:lang w:val="pt_PT" w:bidi="pt_PT"/>
+        </w:rPr>
+      </w:r>
+    </w:p>
+    <w:p>
+      <w:pPr/>
+      <w:r>
+        <w:rPr>
+          <w:lang w:val="pt_PT" w:bidi="pt_PT"/>
+        </w:rPr>
+      </w:r>
+    </w:p>
+    <w:p>
+      <w:pPr>
+        <w:pStyle w:val="Heading2"/>
+      </w:pPr>
+      <w:r>
+        <w:rPr>
+          <w:lang w:val="pt_PT" w:bidi="pt_PT"/>
+        </w:rPr>
+        <w:t>2 João 1.9 (#5)</w:t>
+      </w:r>
+      <w:r>
+        <w:rPr>
+          <w:lang w:val="pt_PT" w:bidi="pt_PT"/>
+        </w:rPr>
+      </w:r>
+    </w:p>
+    <w:p>
+      <w:pPr/>
+      <w:r>
+        <w:rPr>
+          <w:lang w:val="pt_PT" w:bidi="pt_PT"/>
+        </w:rPr>
+      </w:r>
+      <w:r>
+        <w:rPr>
+          <w:b/>
+          <w:lang w:val="pt_PT" w:bidi="pt_PT"/>
+        </w:rPr>
+        <w:t>"</w:t>
+      </w:r>
+      <w:r>
+        <w:rPr>
+          <w:b/>
+          <w:lang w:val="pt_PT" w:bidi="pt_PT"/>
+        </w:rPr>
+        <w:t>Porém quem fica com o ensinamento de Cristo</w:t>
+      </w:r>
+      <w:r>
+        <w:rPr>
+          <w:b/>
+          <w:lang w:val="pt_PT" w:bidi="pt_PT"/>
+        </w:rPr>
+        <w:t>".</w:t>
+      </w:r>
+    </w:p>
+    <w:p>
+      <w:pPr/>
+      <w:r>
+        <w:rPr>
+          <w:lang w:val="pt_PT" w:bidi="pt_PT"/>
+        </w:rPr>
+      </w:r>
+      <w:r>
+        <w:rPr>
+          <w:lang w:val="pt_PT" w:bidi="pt_PT"/>
+        </w:rPr>
+        <w:t>Essa frase contrasta com a sentença anterior. Se for útil no seu idioma, você pode usar uma palavra ou frase para indicar esse contraste, como na NTLH.</w:t>
+      </w:r>
+    </w:p>
+    <w:p>
+      <w:pPr/>
+      <w:r>
+        <w:rPr>
+          <w:lang w:val="pt_PT" w:bidi="pt_PT"/>
+        </w:rPr>
+      </w:r>
+      <w:r>
+        <w:rPr>
+          <w:lang w:val="pt_PT" w:bidi="pt_PT"/>
+        </w:rPr>
+        <w:t xml:space="preserve">Veja: </w:t>
+      </w:r>
+      <w:r>
+        <w:rPr>
+          <w:lang w:val="pt_PT" w:bidi="pt_PT"/>
+        </w:rPr>
+        <w:t>Conectar — Relação de contraste.</w:t>
+      </w:r>
+      <w:r>
+        <w:rPr>
+          <w:lang w:val="pt_PT" w:bidi="pt_PT"/>
+        </w:rPr>
+      </w:r>
+      <w:r>
+        <w:rPr>
+          <w:lang w:val="pt_PT" w:bidi="pt_PT"/>
+        </w:rPr>
+      </w:r>
+    </w:p>
+    <w:p>
+      <w:pPr/>
+      <w:r>
+        <w:rPr>
+          <w:lang w:val="pt_PT" w:bidi="pt_PT"/>
+        </w:rPr>
+      </w:r>
+    </w:p>
+    <w:p>
+      <w:pPr>
+        <w:pStyle w:val="Heading2"/>
+      </w:pPr>
+      <w:r>
+        <w:rPr>
+          <w:lang w:val="pt_PT" w:bidi="pt_PT"/>
+        </w:rPr>
+        <w:t>2 João 1.9 (#6)</w:t>
+      </w:r>
+      <w:r>
+        <w:rPr>
+          <w:lang w:val="pt_PT" w:bidi="pt_PT"/>
+        </w:rPr>
+      </w:r>
+    </w:p>
+    <w:p>
+      <w:pPr/>
+      <w:r>
+        <w:rPr>
+          <w:lang w:val="pt_PT" w:bidi="pt_PT"/>
+        </w:rPr>
+      </w:r>
+      <w:r>
+        <w:rPr>
+          <w:b/>
+          <w:lang w:val="pt_PT" w:bidi="pt_PT"/>
+        </w:rPr>
+        <w:t>"esse tem".</w:t>
+      </w:r>
+    </w:p>
+    <w:p>
+      <w:pPr/>
+      <w:r>
+        <w:rPr>
+          <w:lang w:val="pt_PT" w:bidi="pt_PT"/>
+        </w:rPr>
+      </w:r>
+      <w:r>
+        <w:rPr>
+          <w:lang w:val="pt_PT" w:bidi="pt_PT"/>
+        </w:rPr>
+        <w:t xml:space="preserve">João está usando o adjetivo demonstrativo </w:t>
+      </w:r>
+      <w:r>
+        <w:rPr>
+          <w:b/>
+          <w:lang w:val="pt_PT" w:bidi="pt_PT"/>
+        </w:rPr>
+        <w:t>esse</w:t>
+      </w:r>
+      <w:r>
+        <w:rPr>
+          <w:lang w:val="pt_PT" w:bidi="pt_PT"/>
+        </w:rPr>
+        <w:t xml:space="preserve"> (em alguns idiomas esse termo é tido como um adjetivo) como um substantivo, para se referir a um tipo de pessoa. Se o seu idioma não usa adjetivos dessa forma, você pode traduzir isso com uma frase equivalente. Tradução alternativa: “tal pessoa” ou “esse tipo de pessoa”.</w:t>
+      </w:r>
+    </w:p>
+    <w:p>
+      <w:pPr/>
+      <w:r>
+        <w:rPr>
+          <w:lang w:val="pt_PT" w:bidi="pt_PT"/>
+        </w:rPr>
+      </w:r>
+      <w:r>
+        <w:rPr>
+          <w:lang w:val="pt_PT" w:bidi="pt_PT"/>
+        </w:rPr>
+        <w:t xml:space="preserve">Veja: </w:t>
+      </w:r>
+      <w:r>
+        <w:rPr>
+          <w:lang w:val="pt_PT" w:bidi="pt_PT"/>
+        </w:rPr>
+        <w:t>Adjetivos nominais.</w:t>
+      </w:r>
+      <w:r>
+        <w:rPr>
+          <w:lang w:val="pt_PT" w:bidi="pt_PT"/>
+        </w:rPr>
+      </w:r>
+      <w:r>
+        <w:rPr>
+          <w:lang w:val="pt_PT" w:bidi="pt_PT"/>
+        </w:rPr>
+      </w:r>
+    </w:p>
+    <w:p>
+      <w:pPr/>
+      <w:r>
+        <w:rPr>
+          <w:lang w:val="pt_PT" w:bidi="pt_PT"/>
+        </w:rPr>
+      </w:r>
+    </w:p>
+    <w:p>
+      <w:pPr>
+        <w:pStyle w:val="Heading2"/>
+      </w:pPr>
+      <w:r>
+        <w:rPr>
+          <w:lang w:val="pt_PT" w:bidi="pt_PT"/>
+        </w:rPr>
+        <w:t>2 João 1.9 (#7)</w:t>
+      </w:r>
+      <w:r>
+        <w:rPr>
+          <w:lang w:val="pt_PT" w:bidi="pt_PT"/>
+        </w:rPr>
+      </w:r>
+    </w:p>
+    <w:p>
+      <w:pPr/>
+      <w:r>
+        <w:rPr>
+          <w:lang w:val="pt_PT" w:bidi="pt_PT"/>
+        </w:rPr>
+      </w:r>
+      <w:r>
+        <w:rPr>
+          <w:b/>
+          <w:lang w:val="pt_PT" w:bidi="pt_PT"/>
+        </w:rPr>
+        <w:t>"</w:t>
+      </w:r>
+      <w:r>
+        <w:rPr>
+          <w:b/>
+          <w:lang w:val="pt_PT" w:bidi="pt_PT"/>
+        </w:rPr>
+        <w:t>o Pai como o Filho</w:t>
+      </w:r>
+      <w:r>
+        <w:rPr>
+          <w:b/>
+          <w:lang w:val="pt_PT" w:bidi="pt_PT"/>
+        </w:rPr>
+        <w:t>".</w:t>
+      </w:r>
+    </w:p>
+    <w:p>
+      <w:pPr/>
+      <w:r>
+        <w:rPr>
+          <w:lang w:val="pt_PT" w:bidi="pt_PT"/>
+        </w:rPr>
+      </w:r>
+      <w:r>
+        <w:rPr>
+          <w:b/>
+          <w:lang w:val="pt_PT" w:bidi="pt_PT"/>
+        </w:rPr>
+        <w:t>Pai</w:t>
+      </w:r>
+      <w:r>
+        <w:rPr>
+          <w:lang w:val="pt_PT" w:bidi="pt_PT"/>
+        </w:rPr>
+        <w:t xml:space="preserve"> e </w:t>
+      </w:r>
+      <w:r>
+        <w:rPr>
+          <w:b/>
+          <w:lang w:val="pt_PT" w:bidi="pt_PT"/>
+        </w:rPr>
+        <w:t>Filho</w:t>
+      </w:r>
+      <w:r>
+        <w:rPr>
+          <w:lang w:val="pt_PT" w:bidi="pt_PT"/>
+        </w:rPr>
+        <w:t xml:space="preserve"> são títulos importantes que descrevem a relação entre Deus e Jesus Cristo. Certifique-se de expressar esses títulos de maneira consistente e precisa.</w:t>
+      </w:r>
+    </w:p>
+    <w:p>
+      <w:pPr/>
+      <w:r>
+        <w:rPr>
+          <w:lang w:val="pt_PT" w:bidi="pt_PT"/>
+        </w:rPr>
+      </w:r>
+      <w:r>
+        <w:rPr>
+          <w:lang w:val="pt_PT" w:bidi="pt_PT"/>
+        </w:rPr>
+        <w:t xml:space="preserve">Veja: </w:t>
+      </w:r>
+      <w:r>
+        <w:rPr>
+          <w:lang w:val="pt_PT" w:bidi="pt_PT"/>
+        </w:rPr>
+        <w:t>Traduzindo Filho e Pai.</w:t>
+      </w:r>
+      <w:r>
+        <w:rPr>
+          <w:lang w:val="pt_PT" w:bidi="pt_PT"/>
+        </w:rPr>
+      </w:r>
+      <w:r>
+        <w:rPr>
+          <w:lang w:val="pt_PT" w:bidi="pt_PT"/>
+        </w:rPr>
+      </w:r>
+    </w:p>
+    <w:p>
+      <w:pPr/>
+      <w:r>
+        <w:rPr>
+          <w:lang w:val="pt_PT" w:bidi="pt_PT"/>
+        </w:rPr>
+      </w:r>
+    </w:p>
+    <w:p>
+      <w:pPr>
+        <w:pStyle w:val="Heading2"/>
+      </w:pPr>
+      <w:r>
+        <w:rPr>
+          <w:lang w:val="pt_PT" w:bidi="pt_PT"/>
+        </w:rPr>
+        <w:t>2 João 1.10 (#1)</w:t>
+      </w:r>
+      <w:r>
+        <w:rPr>
+          <w:lang w:val="pt_PT" w:bidi="pt_PT"/>
+        </w:rPr>
+      </w:r>
+    </w:p>
+    <w:p>
+      <w:pPr/>
+      <w:r>
+        <w:rPr>
+          <w:lang w:val="pt_PT" w:bidi="pt_PT"/>
+        </w:rPr>
+      </w:r>
+      <w:r>
+        <w:rPr>
+          <w:b/>
+          <w:lang w:val="pt_PT" w:bidi="pt_PT"/>
+        </w:rPr>
+        <w:t>"</w:t>
+      </w:r>
+      <w:r>
+        <w:rPr>
+          <w:b/>
+          <w:lang w:val="pt_PT" w:bidi="pt_PT"/>
+        </w:rPr>
+        <w:t>Se alguém for até vocês e não levar o ensinamento de Cristo</w:t>
+      </w:r>
+      <w:r>
+        <w:rPr>
+          <w:b/>
+          <w:lang w:val="pt_PT" w:bidi="pt_PT"/>
+        </w:rPr>
+        <w:t>".</w:t>
+      </w:r>
+    </w:p>
+    <w:p>
+      <w:pPr/>
+      <w:r>
+        <w:rPr>
+          <w:lang w:val="pt_PT" w:bidi="pt_PT"/>
+        </w:rPr>
+      </w:r>
+      <w:r>
+        <w:rPr>
+          <w:lang w:val="pt_PT" w:bidi="pt_PT"/>
+        </w:rPr>
+        <w:t xml:space="preserve">A expressão </w:t>
+      </w:r>
+      <w:r>
+        <w:rPr>
+          <w:b/>
+          <w:lang w:val="pt_PT" w:bidi="pt_PT"/>
+        </w:rPr>
+        <w:t>alguém</w:t>
+      </w:r>
+      <w:r>
+        <w:rPr>
+          <w:lang w:val="pt_PT" w:bidi="pt_PT"/>
+        </w:rPr>
+        <w:t xml:space="preserve"> aqui implica "qualquer mestre ou pregador". João não quer que os crentes acolham qualquer professor que não ensine o que Jesus ensinou, especificamente que Jesus veio como um ser humano (Veja: </w:t>
+      </w:r>
+      <w:hyperlink r:id="rId19">
+        <w:r>
+          <w:rPr>
+            <w:lang w:val="pt_PT" w:bidi="pt_PT"/>
+          </w:rPr>
+          <w:rPr>
+            <w:color w:val="0000EE"/>
+            <w:u w:val="single"/>
+          </w:rPr>
+          <w:t>1.7</w:t>
+        </w:r>
+      </w:hyperlink>
+      <w:r>
+        <w:rPr>
+          <w:lang w:val="pt_PT" w:bidi="pt_PT"/>
+        </w:rPr>
+        <w:t>). Tradução alternativa: "Se alguém vier até vocês alegando ser um mestre, mas ensina de forma diferente disso".</w:t>
+      </w:r>
+    </w:p>
+    <w:p>
+      <w:pPr/>
+      <w:r>
+        <w:rPr>
+          <w:lang w:val="pt_PT" w:bidi="pt_PT"/>
+        </w:rPr>
+      </w:r>
+      <w:r>
+        <w:rPr>
+          <w:lang w:val="pt_PT" w:bidi="pt_PT"/>
+        </w:rPr>
+        <w:t xml:space="preserve">Veja: </w:t>
+      </w:r>
+      <w:r>
+        <w:rPr>
+          <w:lang w:val="pt_PT" w:bidi="pt_PT"/>
+        </w:rPr>
+        <w:t>Conhecimento presumido e informações implícitas.</w:t>
+      </w:r>
+      <w:r>
+        <w:rPr>
+          <w:lang w:val="pt_PT" w:bidi="pt_PT"/>
+        </w:rPr>
+      </w:r>
+      <w:r>
+        <w:rPr>
+          <w:lang w:val="pt_PT" w:bidi="pt_PT"/>
+        </w:rPr>
+      </w:r>
+    </w:p>
+    <w:p>
+      <w:pPr/>
+      <w:r>
+        <w:rPr>
+          <w:lang w:val="pt_PT" w:bidi="pt_PT"/>
+        </w:rPr>
+      </w:r>
+    </w:p>
+    <w:p>
+      <w:pPr>
+        <w:pStyle w:val="Heading2"/>
+      </w:pPr>
+      <w:r>
+        <w:rPr>
+          <w:lang w:val="pt_PT" w:bidi="pt_PT"/>
+        </w:rPr>
+        <w:t>2 João 1.10 (#2)</w:t>
+      </w:r>
+      <w:r>
+        <w:rPr>
+          <w:lang w:val="pt_PT" w:bidi="pt_PT"/>
+        </w:rPr>
+      </w:r>
+    </w:p>
+    <w:p>
+      <w:pPr/>
+      <w:r>
+        <w:rPr>
+          <w:lang w:val="pt_PT" w:bidi="pt_PT"/>
+        </w:rPr>
+      </w:r>
+      <w:r>
+        <w:rPr>
+          <w:b/>
+          <w:lang w:val="pt_PT" w:bidi="pt_PT"/>
+        </w:rPr>
+        <w:t>"</w:t>
+      </w:r>
+      <w:r>
+        <w:rPr>
+          <w:b/>
+          <w:lang w:val="pt_PT" w:bidi="pt_PT"/>
+        </w:rPr>
+        <w:t>não levar o ensinamento</w:t>
+      </w:r>
+      <w:r>
+        <w:rPr>
+          <w:b/>
+          <w:lang w:val="pt_PT" w:bidi="pt_PT"/>
+        </w:rPr>
+        <w:t>".</w:t>
+      </w:r>
+    </w:p>
+    <w:p>
+      <w:pPr/>
+      <w:r>
+        <w:rPr>
+          <w:lang w:val="pt_PT" w:bidi="pt_PT"/>
+        </w:rPr>
+      </w:r>
+      <w:r>
+        <w:rPr>
+          <w:lang w:val="pt_PT" w:bidi="pt_PT"/>
+        </w:rPr>
+        <w:t xml:space="preserve">João está falando de um </w:t>
+      </w:r>
+      <w:r>
+        <w:rPr>
+          <w:b/>
+          <w:lang w:val="pt_PT" w:bidi="pt_PT"/>
+        </w:rPr>
+        <w:t>ensinamento</w:t>
+      </w:r>
+      <w:r>
+        <w:rPr>
+          <w:lang w:val="pt_PT" w:bidi="pt_PT"/>
+        </w:rPr>
+        <w:t xml:space="preserve"> ou uma mensagem como se fosse um objeto que alguém pudesse </w:t>
+      </w:r>
+      <w:r>
+        <w:rPr>
+          <w:b/>
+          <w:lang w:val="pt_PT" w:bidi="pt_PT"/>
+        </w:rPr>
+        <w:t>levar</w:t>
+      </w:r>
+      <w:r>
+        <w:rPr>
+          <w:lang w:val="pt_PT" w:bidi="pt_PT"/>
+        </w:rPr>
+        <w:t>. Caso não se utilize esse tipo de metáfora em seu idioma, você pode usar uma que tenha o mesmo significado ou usar uma linguagem direta. Tradução alternativa: “não transmite essa mesma mensagem”.</w:t>
+      </w:r>
+    </w:p>
+    <w:p>
+      <w:pPr/>
+      <w:r>
+        <w:rPr>
+          <w:lang w:val="pt_PT" w:bidi="pt_PT"/>
+        </w:rPr>
+      </w:r>
+      <w:r>
+        <w:rPr>
+          <w:lang w:val="pt_PT" w:bidi="pt_PT"/>
+        </w:rPr>
+        <w:t xml:space="preserve">Veja: </w:t>
+      </w:r>
+      <w:r>
+        <w:rPr>
+          <w:lang w:val="pt_PT" w:bidi="pt_PT"/>
+        </w:rPr>
+        <w:t>Metáfora.</w:t>
+      </w:r>
+      <w:r>
+        <w:rPr>
+          <w:lang w:val="pt_PT" w:bidi="pt_PT"/>
+        </w:rPr>
+      </w:r>
+      <w:r>
+        <w:rPr>
+          <w:lang w:val="pt_PT" w:bidi="pt_PT"/>
+        </w:rPr>
+      </w:r>
+    </w:p>
+    <w:p>
+      <w:pPr/>
+      <w:r>
+        <w:rPr>
+          <w:lang w:val="pt_PT" w:bidi="pt_PT"/>
+        </w:rPr>
+      </w:r>
+    </w:p>
+    <w:p>
+      <w:pPr>
+        <w:pStyle w:val="Heading2"/>
+      </w:pPr>
+      <w:r>
+        <w:rPr>
+          <w:lang w:val="pt_PT" w:bidi="pt_PT"/>
+        </w:rPr>
+        <w:t>2 João 1.10 (#3)</w:t>
+      </w:r>
+      <w:r>
+        <w:rPr>
+          <w:lang w:val="pt_PT" w:bidi="pt_PT"/>
+        </w:rPr>
+      </w:r>
+    </w:p>
+    <w:p>
+      <w:pPr/>
+      <w:r>
+        <w:rPr>
+          <w:lang w:val="pt_PT" w:bidi="pt_PT"/>
+        </w:rPr>
+      </w:r>
+      <w:r>
+        <w:rPr>
+          <w:b/>
+          <w:lang w:val="pt_PT" w:bidi="pt_PT"/>
+        </w:rPr>
+        <w:t>"o ensinamento".</w:t>
+      </w:r>
+    </w:p>
+    <w:p>
+      <w:pPr/>
+      <w:r>
+        <w:rPr>
+          <w:lang w:val="pt_PT" w:bidi="pt_PT"/>
+        </w:rPr>
+      </w:r>
+      <w:r>
+        <w:rPr>
+          <w:lang w:val="pt_PT" w:bidi="pt_PT"/>
+        </w:rPr>
+        <w:t xml:space="preserve">Uma tradução mais literal dirá: </w:t>
+      </w:r>
+      <w:r>
+        <w:rPr>
+          <w:b/>
+          <w:lang w:val="pt_PT" w:bidi="pt_PT"/>
+        </w:rPr>
+        <w:t>esse ensino</w:t>
+      </w:r>
+      <w:r>
+        <w:rPr>
+          <w:lang w:val="pt_PT" w:bidi="pt_PT"/>
+        </w:rPr>
+        <w:t xml:space="preserve">. Isso refere-se ao ensinamento mencionado em </w:t>
+      </w:r>
+      <w:hyperlink r:id="rId19">
+        <w:r>
+          <w:rPr>
+            <w:lang w:val="pt_PT" w:bidi="pt_PT"/>
+          </w:rPr>
+          <w:rPr>
+            <w:color w:val="0000EE"/>
+            <w:u w:val="single"/>
+          </w:rPr>
+          <w:t>1.7</w:t>
+        </w:r>
+      </w:hyperlink>
+      <w:r>
+        <w:rPr>
+          <w:lang w:val="pt_PT" w:bidi="pt_PT"/>
+        </w:rPr>
+        <w:t>, de que Jesus Cristo veio como um ser humano real. Se isso não estiver claro para seus leitores, você pode mencionar esse ensinamento novamente aqui. Tradução alternativa: “este ensinamento de que Jesus veio em carne”.</w:t>
+      </w:r>
+    </w:p>
+    <w:p>
+      <w:pPr/>
+      <w:r>
+        <w:rPr>
+          <w:lang w:val="pt_PT" w:bidi="pt_PT"/>
+        </w:rPr>
+      </w:r>
+      <w:r>
+        <w:rPr>
+          <w:lang w:val="pt_PT" w:bidi="pt_PT"/>
+        </w:rPr>
+        <w:t xml:space="preserve">Veja: </w:t>
+      </w:r>
+      <w:r>
+        <w:rPr>
+          <w:lang w:val="pt_PT" w:bidi="pt_PT"/>
+        </w:rPr>
+        <w:t>Pronomes — Quando usá-los.</w:t>
+      </w:r>
+      <w:r>
+        <w:rPr>
+          <w:lang w:val="pt_PT" w:bidi="pt_PT"/>
+        </w:rPr>
+      </w:r>
+      <w:r>
+        <w:rPr>
+          <w:lang w:val="pt_PT" w:bidi="pt_PT"/>
+        </w:rPr>
+      </w:r>
+    </w:p>
+    <w:p>
+      <w:pPr/>
+      <w:r>
+        <w:rPr>
+          <w:lang w:val="pt_PT" w:bidi="pt_PT"/>
+        </w:rPr>
+      </w:r>
+    </w:p>
+    <w:p>
+      <w:pPr>
+        <w:pStyle w:val="Heading2"/>
+      </w:pPr>
+      <w:r>
+        <w:rPr>
+          <w:lang w:val="pt_PT" w:bidi="pt_PT"/>
+        </w:rPr>
+        <w:t>2 João 1.10 (#4)</w:t>
+      </w:r>
+      <w:r>
+        <w:rPr>
+          <w:lang w:val="pt_PT" w:bidi="pt_PT"/>
+        </w:rPr>
+      </w:r>
+    </w:p>
+    <w:p>
+      <w:pPr/>
+      <w:r>
+        <w:rPr>
+          <w:lang w:val="pt_PT" w:bidi="pt_PT"/>
+        </w:rPr>
+      </w:r>
+      <w:r>
+        <w:rPr>
+          <w:b/>
+          <w:lang w:val="pt_PT" w:bidi="pt_PT"/>
+        </w:rPr>
+        <w:t>"</w:t>
+      </w:r>
+      <w:r>
+        <w:rPr>
+          <w:b/>
+          <w:lang w:val="pt_PT" w:bidi="pt_PT"/>
+        </w:rPr>
+        <w:t>não recebam essa pessoa na casa de vocês</w:t>
+      </w:r>
+      <w:r>
+        <w:rPr>
+          <w:b/>
+          <w:lang w:val="pt_PT" w:bidi="pt_PT"/>
+        </w:rPr>
+        <w:t>".</w:t>
+      </w:r>
+    </w:p>
+    <w:p>
+      <w:pPr/>
+      <w:r>
+        <w:rPr>
+          <w:lang w:val="pt_PT" w:bidi="pt_PT"/>
+        </w:rPr>
+      </w:r>
+      <w:r>
+        <w:rPr>
+          <w:lang w:val="pt_PT" w:bidi="pt_PT"/>
+        </w:rPr>
+        <w:t>João não quer que os crentes aceitem um falso mestre em suas casas e, como resultado, apoiem seu falso ensino mostrando-lhe respeito e suprindo suas necessidades. Tradução alternativa: “não o apoie ou encoraje ao recebê-lo em sua casa”.</w:t>
+      </w:r>
+    </w:p>
+    <w:p>
+      <w:pPr/>
+      <w:r>
+        <w:rPr>
+          <w:lang w:val="pt_PT" w:bidi="pt_PT"/>
+        </w:rPr>
+      </w:r>
+      <w:r>
+        <w:rPr>
+          <w:lang w:val="pt_PT" w:bidi="pt_PT"/>
+        </w:rPr>
+        <w:t xml:space="preserve">Veja: </w:t>
+      </w:r>
+      <w:r>
+        <w:rPr>
+          <w:lang w:val="pt_PT" w:bidi="pt_PT"/>
+        </w:rPr>
+        <w:t>Conhecimento presumido e informações implícitas.</w:t>
+      </w:r>
+      <w:r>
+        <w:rPr>
+          <w:lang w:val="pt_PT" w:bidi="pt_PT"/>
+        </w:rPr>
+      </w:r>
+      <w:r>
+        <w:rPr>
+          <w:lang w:val="pt_PT" w:bidi="pt_PT"/>
+        </w:rPr>
+      </w:r>
+    </w:p>
+    <w:p>
+      <w:pPr/>
+      <w:r>
+        <w:rPr>
+          <w:lang w:val="pt_PT" w:bidi="pt_PT"/>
+        </w:rPr>
+      </w:r>
+    </w:p>
+    <w:p>
+      <w:pPr>
+        <w:pStyle w:val="Heading2"/>
+      </w:pPr>
+      <w:r>
+        <w:rPr>
+          <w:lang w:val="pt_PT" w:bidi="pt_PT"/>
+        </w:rPr>
+        <w:t>2 João 1.10 (#5)</w:t>
+      </w:r>
+      <w:r>
+        <w:rPr>
+          <w:lang w:val="pt_PT" w:bidi="pt_PT"/>
+        </w:rPr>
+      </w:r>
+    </w:p>
+    <w:p>
+      <w:pPr/>
+      <w:r>
+        <w:rPr>
+          <w:lang w:val="pt_PT" w:bidi="pt_PT"/>
+        </w:rPr>
+      </w:r>
+      <w:r>
+        <w:rPr>
+          <w:b/>
+          <w:lang w:val="pt_PT" w:bidi="pt_PT"/>
+        </w:rPr>
+        <w:t>"</w:t>
+      </w:r>
+      <w:r>
+        <w:rPr>
+          <w:b/>
+          <w:lang w:val="pt_PT" w:bidi="pt_PT"/>
+        </w:rPr>
+        <w:t>nem lhe digam: 'Que a paz esteja com você'</w:t>
+      </w:r>
+      <w:r>
+        <w:rPr>
+          <w:b/>
+          <w:lang w:val="pt_PT" w:bidi="pt_PT"/>
+        </w:rPr>
+        <w:t>".</w:t>
+      </w:r>
+    </w:p>
+    <w:p>
+      <w:pPr/>
+      <w:r>
+        <w:rPr>
+          <w:lang w:val="pt_PT" w:bidi="pt_PT"/>
+        </w:rPr>
+      </w:r>
+      <w:r>
+        <w:rPr>
+          <w:lang w:val="pt_PT" w:bidi="pt_PT"/>
+        </w:rPr>
+        <w:t>João adverte os crentes a não cumprimentarem respeitosamente um falso mestre em público. A implicação é que ele não quer que façam nada que possa parecer que estão endossando um falso mestre ou que possa dar a um falso mestre uma boa reputação aos olhos dos outros. Tradução alternativa: “não lhe dê um cumprimento respeitoso em público”.</w:t>
+      </w:r>
+    </w:p>
+    <w:p>
+      <w:pPr/>
+      <w:r>
+        <w:rPr>
+          <w:lang w:val="pt_PT" w:bidi="pt_PT"/>
+        </w:rPr>
+      </w:r>
+      <w:r>
+        <w:rPr>
+          <w:lang w:val="pt_PT" w:bidi="pt_PT"/>
+        </w:rPr>
+        <w:t xml:space="preserve">Veja: </w:t>
+      </w:r>
+      <w:r>
+        <w:rPr>
+          <w:lang w:val="pt_PT" w:bidi="pt_PT"/>
+        </w:rPr>
+        <w:t>Conhecimento presumido e informações implícitas.</w:t>
+      </w:r>
+      <w:r>
+        <w:rPr>
+          <w:lang w:val="pt_PT" w:bidi="pt_PT"/>
+        </w:rPr>
+      </w:r>
+      <w:r>
+        <w:rPr>
+          <w:lang w:val="pt_PT" w:bidi="pt_PT"/>
+        </w:rPr>
+      </w:r>
+    </w:p>
+    <w:p>
+      <w:pPr/>
+      <w:r>
+        <w:rPr>
+          <w:lang w:val="pt_PT" w:bidi="pt_PT"/>
+        </w:rPr>
+      </w:r>
+    </w:p>
+    <w:p>
+      <w:pPr>
+        <w:pStyle w:val="Heading2"/>
+      </w:pPr>
+      <w:r>
+        <w:rPr>
+          <w:lang w:val="pt_PT" w:bidi="pt_PT"/>
+        </w:rPr>
+        <w:t>2 João 1.11 (#1)</w:t>
+      </w:r>
+      <w:r>
+        <w:rPr>
+          <w:lang w:val="pt_PT" w:bidi="pt_PT"/>
+        </w:rPr>
+      </w:r>
+    </w:p>
+    <w:p>
+      <w:pPr/>
+      <w:r>
+        <w:rPr>
+          <w:lang w:val="pt_PT" w:bidi="pt_PT"/>
+        </w:rPr>
+      </w:r>
+      <w:r>
+        <w:rPr>
+          <w:b/>
+          <w:lang w:val="pt_PT" w:bidi="pt_PT"/>
+        </w:rPr>
+        <w:t>"</w:t>
+      </w:r>
+      <w:r>
+        <w:rPr>
+          <w:b/>
+          <w:lang w:val="pt_PT" w:bidi="pt_PT"/>
+        </w:rPr>
+        <w:t>Pois quem deseja paz a essa pessoa</w:t>
+      </w:r>
+      <w:r>
+        <w:rPr>
+          <w:b/>
+          <w:lang w:val="pt_PT" w:bidi="pt_PT"/>
+        </w:rPr>
+        <w:t>".</w:t>
+      </w:r>
+    </w:p>
+    <w:p>
+      <w:pPr/>
+      <w:r>
+        <w:rPr>
+          <w:lang w:val="pt_PT" w:bidi="pt_PT"/>
+        </w:rPr>
+      </w:r>
+      <w:r>
+        <w:rPr>
+          <w:lang w:val="pt_PT" w:bidi="pt_PT"/>
+        </w:rPr>
+        <w:t xml:space="preserve">Uma tradução mais literal dirá: </w:t>
+      </w:r>
+      <w:r>
+        <w:rPr>
+          <w:b/>
+          <w:lang w:val="pt_PT" w:bidi="pt_PT"/>
+        </w:rPr>
+        <w:t>aquele que o saúda</w:t>
+      </w:r>
+      <w:r>
+        <w:rPr>
+          <w:lang w:val="pt_PT" w:bidi="pt_PT"/>
+        </w:rPr>
+        <w:t xml:space="preserve">. João não se refere a uma pessoa específica ao utilizar o pronome </w:t>
+      </w:r>
+      <w:r>
+        <w:rPr>
+          <w:b/>
+          <w:lang w:val="pt_PT" w:bidi="pt_PT"/>
+        </w:rPr>
+        <w:t>aquele</w:t>
+      </w:r>
+      <w:r>
+        <w:rPr>
+          <w:lang w:val="pt_PT" w:bidi="pt_PT"/>
+        </w:rPr>
+        <w:t>. Ele quer dizer qualquer pessoa que cumprimente um falso mestre. Tradução alternativa: “qualquer pessoa que lhe dê uma saudação respeitosa em público”.</w:t>
+      </w:r>
+    </w:p>
+    <w:p>
+      <w:pPr/>
+      <w:r>
+        <w:rPr>
+          <w:lang w:val="pt_PT" w:bidi="pt_PT"/>
+        </w:rPr>
+      </w:r>
+      <w:r>
+        <w:rPr>
+          <w:lang w:val="pt_PT" w:bidi="pt_PT"/>
+        </w:rPr>
+        <w:t xml:space="preserve">Veja: </w:t>
+      </w:r>
+      <w:r>
+        <w:rPr>
+          <w:lang w:val="pt_PT" w:bidi="pt_PT"/>
+        </w:rPr>
+        <w:t>Frases com substantivos genéricos.</w:t>
+      </w:r>
+      <w:r>
+        <w:rPr>
+          <w:lang w:val="pt_PT" w:bidi="pt_PT"/>
+        </w:rPr>
+      </w:r>
+      <w:r>
+        <w:rPr>
+          <w:lang w:val="pt_PT" w:bidi="pt_PT"/>
+        </w:rPr>
+      </w:r>
+    </w:p>
+    <w:p>
+      <w:pPr/>
+      <w:r>
+        <w:rPr>
+          <w:lang w:val="pt_PT" w:bidi="pt_PT"/>
+        </w:rPr>
+      </w:r>
+    </w:p>
+    <w:p>
+      <w:pPr>
+        <w:pStyle w:val="Heading2"/>
+      </w:pPr>
+      <w:r>
+        <w:rPr>
+          <w:lang w:val="pt_PT" w:bidi="pt_PT"/>
+        </w:rPr>
+        <w:t>2 João 1.11 (#2)</w:t>
+      </w:r>
+      <w:r>
+        <w:rPr>
+          <w:lang w:val="pt_PT" w:bidi="pt_PT"/>
+        </w:rPr>
+      </w:r>
+    </w:p>
+    <w:p>
+      <w:pPr/>
+      <w:r>
+        <w:rPr>
+          <w:lang w:val="pt_PT" w:bidi="pt_PT"/>
+        </w:rPr>
+      </w:r>
+      <w:r>
+        <w:rPr>
+          <w:b/>
+          <w:lang w:val="pt_PT" w:bidi="pt_PT"/>
+        </w:rPr>
+        <w:t>"</w:t>
+      </w:r>
+      <w:r>
+        <w:rPr>
+          <w:b/>
+          <w:lang w:val="pt_PT" w:bidi="pt_PT"/>
+        </w:rPr>
+        <w:t>é seu companheiro no mal</w:t>
+      </w:r>
+      <w:r>
+        <w:rPr>
+          <w:b/>
+          <w:lang w:val="pt_PT" w:bidi="pt_PT"/>
+        </w:rPr>
+        <w:t>".</w:t>
+      </w:r>
+    </w:p>
+    <w:p>
+      <w:pPr/>
+      <w:r>
+        <w:rPr>
+          <w:lang w:val="pt_PT" w:bidi="pt_PT"/>
+        </w:rPr>
+      </w:r>
+      <w:r>
+        <w:rPr>
+          <w:lang w:val="pt_PT" w:bidi="pt_PT"/>
+        </w:rPr>
+        <w:t>Uma tradução mais literal dirá:</w:t>
+      </w:r>
+      <w:r>
+        <w:rPr>
+          <w:b/>
+          <w:lang w:val="pt_PT" w:bidi="pt_PT"/>
+        </w:rPr>
+        <w:t xml:space="preserve"> compartilha suas obras malignas</w:t>
+      </w:r>
+      <w:r>
+        <w:rPr>
+          <w:lang w:val="pt_PT" w:bidi="pt_PT"/>
+        </w:rPr>
+        <w:t xml:space="preserve">. </w:t>
+      </w:r>
+      <w:r>
+        <w:rPr>
+          <w:lang w:val="pt_PT" w:bidi="pt_PT"/>
+        </w:rPr>
+        <w:t xml:space="preserve">João está usando o verbo </w:t>
+      </w:r>
+      <w:r>
+        <w:rPr>
+          <w:b/>
+          <w:lang w:val="pt_PT" w:bidi="pt_PT"/>
+        </w:rPr>
+        <w:t>compartilha</w:t>
+      </w:r>
+      <w:r>
+        <w:rPr>
+          <w:lang w:val="pt_PT" w:bidi="pt_PT"/>
+        </w:rPr>
+        <w:t xml:space="preserve"> em um sentido específico aqui para significar assistir e ajudar a promover a atividade do falso mestre. Tradução alternativa: “participa de suas obras malignas” ou “ajuda-o em suas obras malignas”.</w:t>
+      </w:r>
+    </w:p>
+    <w:p>
+      <w:pPr/>
+      <w:r>
+        <w:rPr>
+          <w:lang w:val="pt_PT" w:bidi="pt_PT"/>
+        </w:rPr>
+      </w:r>
+      <w:r>
+        <w:rPr>
+          <w:lang w:val="pt_PT" w:bidi="pt_PT"/>
+        </w:rPr>
+        <w:t xml:space="preserve">Veja: </w:t>
+      </w:r>
+      <w:r>
+        <w:rPr>
+          <w:lang w:val="pt_PT" w:bidi="pt_PT"/>
+        </w:rPr>
+        <w:t>Expressão idiomática.</w:t>
+      </w:r>
+      <w:r>
+        <w:rPr>
+          <w:lang w:val="pt_PT" w:bidi="pt_PT"/>
+        </w:rPr>
+      </w:r>
+      <w:r>
+        <w:rPr>
+          <w:lang w:val="pt_PT" w:bidi="pt_PT"/>
+        </w:rPr>
+      </w:r>
+    </w:p>
+    <w:p>
+      <w:pPr/>
+      <w:r>
+        <w:rPr>
+          <w:lang w:val="pt_PT" w:bidi="pt_PT"/>
+        </w:rPr>
+      </w:r>
+    </w:p>
+    <w:p>
+      <w:pPr>
+        <w:pStyle w:val="Heading2"/>
+      </w:pPr>
+      <w:r>
+        <w:rPr>
+          <w:lang w:val="pt_PT" w:bidi="pt_PT"/>
+        </w:rPr>
+        <w:t>2 João 1.12 (#1)</w:t>
+      </w:r>
+      <w:r>
+        <w:rPr>
+          <w:lang w:val="pt_PT" w:bidi="pt_PT"/>
+        </w:rPr>
+      </w:r>
+    </w:p>
+    <w:p>
+      <w:pPr/>
+      <w:r>
+        <w:rPr>
+          <w:lang w:val="pt_PT" w:bidi="pt_PT"/>
+        </w:rPr>
+      </w:r>
+      <w:r>
+        <w:rPr>
+          <w:b/>
+          <w:lang w:val="pt_PT" w:bidi="pt_PT"/>
+        </w:rPr>
+        <w:t>"</w:t>
+      </w:r>
+      <w:r>
+        <w:rPr>
+          <w:b/>
+          <w:lang w:val="pt_PT" w:bidi="pt_PT"/>
+        </w:rPr>
+        <w:t>mas não quis fazer isso por carta</w:t>
+      </w:r>
+      <w:r>
+        <w:rPr>
+          <w:b/>
+          <w:lang w:val="pt_PT" w:bidi="pt_PT"/>
+        </w:rPr>
+        <w:t>".</w:t>
+      </w:r>
+    </w:p>
+    <w:p>
+      <w:pPr/>
+      <w:r>
+        <w:rPr>
+          <w:lang w:val="pt_PT" w:bidi="pt_PT"/>
+        </w:rPr>
+      </w:r>
+      <w:r>
+        <w:rPr>
+          <w:lang w:val="pt_PT" w:bidi="pt_PT"/>
+        </w:rPr>
+        <w:t xml:space="preserve">Uma tradução mais literal dirá: </w:t>
+      </w:r>
+      <w:r>
+        <w:rPr>
+          <w:b/>
+          <w:lang w:val="pt_PT" w:bidi="pt_PT"/>
+        </w:rPr>
+        <w:t>eu não quero com papel e tinta</w:t>
+      </w:r>
+      <w:r>
+        <w:rPr>
+          <w:lang w:val="pt_PT" w:bidi="pt_PT"/>
+        </w:rPr>
+        <w:t>. Aqui, João omite algumas das palavras que uma frase precisaria em muitos idiomas para estar completa. Se for útil para seus leitores, você pode fornecer essas palavras de partes anteriores da frase. Tradução alternativa: “Eu não queria escrever essas coisas com papel e tinta”.</w:t>
+      </w:r>
+    </w:p>
+    <w:p>
+      <w:pPr/>
+      <w:r>
+        <w:rPr>
+          <w:lang w:val="pt_PT" w:bidi="pt_PT"/>
+        </w:rPr>
+      </w:r>
+      <w:r>
+        <w:rPr>
+          <w:lang w:val="pt_PT" w:bidi="pt_PT"/>
+        </w:rPr>
+        <w:t xml:space="preserve">Veja: </w:t>
+      </w:r>
+      <w:r>
+        <w:rPr>
+          <w:lang w:val="pt_PT" w:bidi="pt_PT"/>
+        </w:rPr>
+        <w:t>Elipse.</w:t>
+      </w:r>
+      <w:r>
+        <w:rPr>
+          <w:lang w:val="pt_PT" w:bidi="pt_PT"/>
+        </w:rPr>
+      </w:r>
+      <w:r>
+        <w:rPr>
+          <w:lang w:val="pt_PT" w:bidi="pt_PT"/>
+        </w:rPr>
+      </w:r>
+    </w:p>
+    <w:p>
+      <w:pPr/>
+      <w:r>
+        <w:rPr>
+          <w:lang w:val="pt_PT" w:bidi="pt_PT"/>
+        </w:rPr>
+      </w:r>
+    </w:p>
+    <w:p>
+      <w:pPr>
+        <w:pStyle w:val="Heading2"/>
+      </w:pPr>
+      <w:r>
+        <w:rPr>
+          <w:lang w:val="pt_PT" w:bidi="pt_PT"/>
+        </w:rPr>
+        <w:t>2 João 1.12 (#2)</w:t>
+      </w:r>
+      <w:r>
+        <w:rPr>
+          <w:lang w:val="pt_PT" w:bidi="pt_PT"/>
+        </w:rPr>
+      </w:r>
+    </w:p>
+    <w:p>
+      <w:pPr/>
+      <w:r>
+        <w:rPr>
+          <w:lang w:val="pt_PT" w:bidi="pt_PT"/>
+        </w:rPr>
+      </w:r>
+      <w:r>
+        <w:rPr>
+          <w:b/>
+          <w:lang w:val="pt_PT" w:bidi="pt_PT"/>
+        </w:rPr>
+        <w:t>"por carta".</w:t>
+      </w:r>
+    </w:p>
+    <w:p>
+      <w:pPr/>
+      <w:r>
+        <w:rPr>
+          <w:lang w:val="pt_PT" w:bidi="pt_PT"/>
+        </w:rPr>
+      </w:r>
+      <w:r>
+        <w:rPr>
+          <w:lang w:val="pt_PT" w:bidi="pt_PT"/>
+        </w:rPr>
+        <w:t xml:space="preserve">Uma tradução mais literal dirá: </w:t>
+      </w:r>
+      <w:r>
+        <w:rPr>
+          <w:b/>
+          <w:lang w:val="pt_PT" w:bidi="pt_PT"/>
+        </w:rPr>
+        <w:t>com papel e tinta</w:t>
+      </w:r>
+      <w:r>
+        <w:rPr>
+          <w:lang w:val="pt_PT" w:bidi="pt_PT"/>
+        </w:rPr>
+        <w:t xml:space="preserve">. João não está dizendo que preferiria escrever essas coisas com algo diferente de </w:t>
+      </w:r>
+      <w:r>
+        <w:rPr>
+          <w:b/>
+          <w:lang w:val="pt_PT" w:bidi="pt_PT"/>
+        </w:rPr>
+        <w:t>papel e tinta</w:t>
+      </w:r>
+      <w:r>
+        <w:rPr>
+          <w:lang w:val="pt_PT" w:bidi="pt_PT"/>
+        </w:rPr>
+        <w:t>. Pelo contrário, ele menciona esses materiais de escrita para representar a escrita em geral. Ele quer dizer que deseja visitar os crentes pessoalmente e continuar sua comunicação com eles diretamente. Tradução alternativa: “comunicar essas coisas por escrito”.</w:t>
+      </w:r>
+    </w:p>
+    <w:p>
+      <w:pPr/>
+      <w:r>
+        <w:rPr>
+          <w:lang w:val="pt_PT" w:bidi="pt_PT"/>
+        </w:rPr>
+      </w:r>
+      <w:r>
+        <w:rPr>
+          <w:lang w:val="pt_PT" w:bidi="pt_PT"/>
+        </w:rPr>
+        <w:t xml:space="preserve">Veja: </w:t>
+      </w:r>
+      <w:r>
+        <w:rPr>
+          <w:lang w:val="pt_PT" w:bidi="pt_PT"/>
+        </w:rPr>
+        <w:t>Metonímia.</w:t>
+      </w:r>
+      <w:r>
+        <w:rPr>
+          <w:lang w:val="pt_PT" w:bidi="pt_PT"/>
+        </w:rPr>
+      </w:r>
+      <w:r>
+        <w:rPr>
+          <w:lang w:val="pt_PT" w:bidi="pt_PT"/>
+        </w:rPr>
+      </w:r>
+    </w:p>
+    <w:p>
+      <w:pPr/>
+      <w:r>
+        <w:rPr>
+          <w:lang w:val="pt_PT" w:bidi="pt_PT"/>
+        </w:rPr>
+      </w:r>
+    </w:p>
+    <w:p>
+      <w:pPr>
+        <w:pStyle w:val="Heading2"/>
+      </w:pPr>
+      <w:r>
+        <w:rPr>
+          <w:lang w:val="pt_PT" w:bidi="pt_PT"/>
+        </w:rPr>
+        <w:t>2 João 1.12 (#3)</w:t>
+      </w:r>
+      <w:r>
+        <w:rPr>
+          <w:lang w:val="pt_PT" w:bidi="pt_PT"/>
+        </w:rPr>
+      </w:r>
+    </w:p>
+    <w:p>
+      <w:pPr/>
+      <w:r>
+        <w:rPr>
+          <w:lang w:val="pt_PT" w:bidi="pt_PT"/>
+        </w:rPr>
+      </w:r>
+      <w:r>
+        <w:rPr>
+          <w:b/>
+          <w:lang w:val="pt_PT" w:bidi="pt_PT"/>
+        </w:rPr>
+        <w:t>"</w:t>
+      </w:r>
+      <w:r>
+        <w:rPr>
+          <w:b/>
+          <w:lang w:val="pt_PT" w:bidi="pt_PT"/>
+        </w:rPr>
+        <w:t>visitá-los</w:t>
+      </w:r>
+      <w:r>
+        <w:rPr>
+          <w:b/>
+          <w:lang w:val="pt_PT" w:bidi="pt_PT"/>
+        </w:rPr>
+        <w:t>".</w:t>
+      </w:r>
+    </w:p>
+    <w:p>
+      <w:pPr/>
+      <w:r>
+        <w:rPr>
+          <w:lang w:val="pt_PT" w:bidi="pt_PT"/>
+        </w:rPr>
+      </w:r>
+      <w:r>
+        <w:rPr>
+          <w:lang w:val="pt_PT" w:bidi="pt_PT"/>
+        </w:rPr>
+        <w:t xml:space="preserve">Uma tradução mais literal dirá: </w:t>
+      </w:r>
+      <w:r>
+        <w:rPr>
+          <w:b/>
+          <w:lang w:val="pt_PT" w:bidi="pt_PT"/>
+        </w:rPr>
+        <w:t>espero vir</w:t>
+      </w:r>
+      <w:r>
+        <w:rPr>
+          <w:lang w:val="pt_PT" w:bidi="pt_PT"/>
+        </w:rPr>
+        <w:t xml:space="preserve">. Em um contexto como este, seu idioma pode usar "ir" em vez de </w:t>
+      </w:r>
+      <w:r>
+        <w:rPr>
+          <w:b/>
+          <w:lang w:val="pt_PT" w:bidi="pt_PT"/>
+        </w:rPr>
+        <w:t>vir</w:t>
+      </w:r>
+      <w:r>
+        <w:rPr>
+          <w:lang w:val="pt_PT" w:bidi="pt_PT"/>
+        </w:rPr>
+        <w:t>. Tradução alternativa: "para ir".</w:t>
+      </w:r>
+    </w:p>
+    <w:p>
+      <w:pPr/>
+      <w:r>
+        <w:rPr>
+          <w:lang w:val="pt_PT" w:bidi="pt_PT"/>
+        </w:rPr>
+      </w:r>
+      <w:r>
+        <w:rPr>
+          <w:lang w:val="pt_PT" w:bidi="pt_PT"/>
+        </w:rPr>
+        <w:t xml:space="preserve">Veja: </w:t>
+      </w:r>
+      <w:r>
+        <w:rPr>
+          <w:lang w:val="pt_PT" w:bidi="pt_PT"/>
+        </w:rPr>
+        <w:t>Ir e vir.</w:t>
+      </w:r>
+      <w:r>
+        <w:rPr>
+          <w:lang w:val="pt_PT" w:bidi="pt_PT"/>
+        </w:rPr>
+      </w:r>
+      <w:r>
+        <w:rPr>
+          <w:lang w:val="pt_PT" w:bidi="pt_PT"/>
+        </w:rPr>
+      </w:r>
+    </w:p>
+    <w:p>
+      <w:pPr/>
+      <w:r>
+        <w:rPr>
+          <w:lang w:val="pt_PT" w:bidi="pt_PT"/>
+        </w:rPr>
+      </w:r>
+    </w:p>
+    <w:p>
+      <w:pPr>
+        <w:pStyle w:val="Heading2"/>
+      </w:pPr>
+      <w:r>
+        <w:rPr>
+          <w:lang w:val="pt_PT" w:bidi="pt_PT"/>
+        </w:rPr>
+        <w:t>2 João 1.12 (#4)</w:t>
+      </w:r>
+      <w:r>
+        <w:rPr>
+          <w:lang w:val="pt_PT" w:bidi="pt_PT"/>
+        </w:rPr>
+      </w:r>
+    </w:p>
+    <w:p>
+      <w:pPr/>
+      <w:r>
+        <w:rPr>
+          <w:lang w:val="pt_PT" w:bidi="pt_PT"/>
+        </w:rPr>
+      </w:r>
+      <w:r>
+        <w:rPr>
+          <w:b/>
+          <w:lang w:val="pt_PT" w:bidi="pt_PT"/>
+        </w:rPr>
+        <w:t>"</w:t>
+      </w:r>
+      <w:r>
+        <w:rPr>
+          <w:b/>
+          <w:lang w:val="pt_PT" w:bidi="pt_PT"/>
+        </w:rPr>
+        <w:t>e falar com vocês pessoalmente</w:t>
+      </w:r>
+      <w:r>
+        <w:rPr>
+          <w:b/>
+          <w:lang w:val="pt_PT" w:bidi="pt_PT"/>
+        </w:rPr>
+        <w:t>".</w:t>
+      </w:r>
+    </w:p>
+    <w:p>
+      <w:pPr/>
+      <w:r>
+        <w:rPr>
+          <w:lang w:val="pt_PT" w:bidi="pt_PT"/>
+        </w:rPr>
+      </w:r>
+      <w:r>
+        <w:rPr>
+          <w:lang w:val="pt_PT" w:bidi="pt_PT"/>
+        </w:rPr>
+        <w:t xml:space="preserve">Uma tradução mais literal dirá: </w:t>
+      </w:r>
+      <w:r>
+        <w:rPr>
+          <w:b/>
+          <w:lang w:val="pt_PT" w:bidi="pt_PT"/>
+        </w:rPr>
+        <w:t>falar de boca a boca</w:t>
+      </w:r>
+      <w:r>
+        <w:rPr>
+          <w:lang w:val="pt_PT" w:bidi="pt_PT"/>
+        </w:rPr>
+        <w:t xml:space="preserve">. </w:t>
+      </w:r>
+      <w:r>
+        <w:rPr>
+          <w:lang w:val="pt_PT" w:bidi="pt_PT"/>
+        </w:rPr>
+        <w:t xml:space="preserve">A expressão </w:t>
+      </w:r>
+      <w:r>
+        <w:rPr>
+          <w:b/>
+          <w:lang w:val="pt_PT" w:bidi="pt_PT"/>
+        </w:rPr>
+        <w:t>boca a boca</w:t>
+      </w:r>
+      <w:r>
+        <w:rPr>
+          <w:lang w:val="pt_PT" w:bidi="pt_PT"/>
+        </w:rPr>
+        <w:t xml:space="preserve"> descreve pessoas conversando pessoalmente. Você pode usar uma expressão em seu próprio idioma com o mesmo significado ou usar uma linguagem simples. Tradução alternativa: “falar cara a cara” ou “</w:t>
+      </w:r>
+      <w:r>
+        <w:rPr>
+          <w:lang w:val="pt_PT" w:bidi="pt_PT"/>
+        </w:rPr>
+        <w:t>e conversaremos de viva voz</w:t>
+      </w:r>
+      <w:r>
+        <w:rPr>
+          <w:lang w:val="pt_PT" w:bidi="pt_PT"/>
+        </w:rPr>
+        <w:t>”.</w:t>
+      </w:r>
+    </w:p>
+    <w:p>
+      <w:pPr/>
+      <w:r>
+        <w:rPr>
+          <w:lang w:val="pt_PT" w:bidi="pt_PT"/>
+        </w:rPr>
+      </w:r>
+      <w:r>
+        <w:rPr>
+          <w:lang w:val="pt_PT" w:bidi="pt_PT"/>
+        </w:rPr>
+        <w:t xml:space="preserve">Veja: </w:t>
+      </w:r>
+      <w:r>
+        <w:rPr>
+          <w:lang w:val="pt_PT" w:bidi="pt_PT"/>
+        </w:rPr>
+        <w:t>Expressão idiomática.</w:t>
+      </w:r>
+      <w:r>
+        <w:rPr>
+          <w:lang w:val="pt_PT" w:bidi="pt_PT"/>
+        </w:rPr>
+      </w:r>
+      <w:r>
+        <w:rPr>
+          <w:lang w:val="pt_PT" w:bidi="pt_PT"/>
+        </w:rPr>
+      </w:r>
+    </w:p>
+    <w:p>
+      <w:pPr/>
+      <w:r>
+        <w:rPr>
+          <w:lang w:val="pt_PT" w:bidi="pt_PT"/>
+        </w:rPr>
+      </w:r>
+    </w:p>
+    <w:p>
+      <w:pPr>
+        <w:pStyle w:val="Heading2"/>
+      </w:pPr>
+      <w:r>
+        <w:rPr>
+          <w:lang w:val="pt_PT" w:bidi="pt_PT"/>
+        </w:rPr>
+        <w:t>2 João 1.12 (#5)</w:t>
+      </w:r>
+      <w:r>
+        <w:rPr>
+          <w:lang w:val="pt_PT" w:bidi="pt_PT"/>
+        </w:rPr>
+      </w:r>
+    </w:p>
+    <w:p>
+      <w:pPr/>
+      <w:r>
+        <w:rPr>
+          <w:lang w:val="pt_PT" w:bidi="pt_PT"/>
+        </w:rPr>
+      </w:r>
+      <w:r>
+        <w:rPr>
+          <w:b/>
+          <w:lang w:val="pt_PT" w:bidi="pt_PT"/>
+        </w:rPr>
+        <w:t>"</w:t>
+      </w:r>
+      <w:r>
+        <w:rPr>
+          <w:b/>
+          <w:lang w:val="pt_PT" w:bidi="pt_PT"/>
+        </w:rPr>
+        <w:t>para que assim a nossa alegria seja completa</w:t>
+      </w:r>
+      <w:r>
+        <w:rPr>
+          <w:b/>
+          <w:lang w:val="pt_PT" w:bidi="pt_PT"/>
+        </w:rPr>
+        <w:t>".</w:t>
+      </w:r>
+    </w:p>
+    <w:p>
+      <w:pPr/>
+      <w:r>
+        <w:rPr>
+          <w:lang w:val="pt_PT" w:bidi="pt_PT"/>
+        </w:rPr>
+      </w:r>
+      <w:r>
+        <w:rPr>
+          <w:lang w:val="pt_PT" w:bidi="pt_PT"/>
+        </w:rPr>
+        <w:t>Se for útil no seu idioma, você pode expressar isso com uma forma verbal passiva. Tradução alternativa: “para que isso complete sua alegria”.</w:t>
+      </w:r>
+    </w:p>
+    <w:p>
+      <w:pPr/>
+      <w:r>
+        <w:rPr>
+          <w:lang w:val="pt_PT" w:bidi="pt_PT"/>
+        </w:rPr>
+      </w:r>
+      <w:r>
+        <w:rPr>
+          <w:lang w:val="pt_PT" w:bidi="pt_PT"/>
+        </w:rPr>
+        <w:t xml:space="preserve">Veja: </w:t>
+      </w:r>
+      <w:r>
+        <w:rPr>
+          <w:lang w:val="pt_PT" w:bidi="pt_PT"/>
+        </w:rPr>
+        <w:t>Ativo ou passivo.</w:t>
+      </w:r>
+      <w:r>
+        <w:rPr>
+          <w:lang w:val="pt_PT" w:bidi="pt_PT"/>
+        </w:rPr>
+      </w:r>
+      <w:r>
+        <w:rPr>
+          <w:lang w:val="pt_PT" w:bidi="pt_PT"/>
+        </w:rPr>
+      </w:r>
+    </w:p>
+    <w:p>
+      <w:pPr/>
+      <w:r>
+        <w:rPr>
+          <w:lang w:val="pt_PT" w:bidi="pt_PT"/>
+        </w:rPr>
+      </w:r>
+    </w:p>
+    <w:p>
+      <w:pPr>
+        <w:pStyle w:val="Heading2"/>
+      </w:pPr>
+      <w:r>
+        <w:rPr>
+          <w:lang w:val="pt_PT" w:bidi="pt_PT"/>
+        </w:rPr>
+        <w:t>2 João 1.12 (#6)</w:t>
+      </w:r>
+      <w:r>
+        <w:rPr>
+          <w:lang w:val="pt_PT" w:bidi="pt_PT"/>
+        </w:rPr>
+      </w:r>
+    </w:p>
+    <w:p>
+      <w:pPr/>
+      <w:r>
+        <w:rPr>
+          <w:lang w:val="pt_PT" w:bidi="pt_PT"/>
+        </w:rPr>
+      </w:r>
+      <w:r>
+        <w:rPr>
+          <w:b/>
+          <w:lang w:val="pt_PT" w:bidi="pt_PT"/>
+        </w:rPr>
+        <w:t>"</w:t>
+      </w:r>
+      <w:r>
+        <w:rPr>
+          <w:b/>
+          <w:lang w:val="pt_PT" w:bidi="pt_PT"/>
+        </w:rPr>
+        <w:t>para que assim a nossa alegria seja completa</w:t>
+      </w:r>
+      <w:r>
+        <w:rPr>
+          <w:b/>
+          <w:lang w:val="pt_PT" w:bidi="pt_PT"/>
+        </w:rPr>
+        <w:t>".</w:t>
+      </w:r>
+    </w:p>
+    <w:p>
+      <w:pPr/>
+      <w:r>
+        <w:rPr>
+          <w:lang w:val="pt_PT" w:bidi="pt_PT"/>
+        </w:rPr>
+      </w:r>
+      <w:r>
+        <w:rPr>
+          <w:lang w:val="pt_PT" w:bidi="pt_PT"/>
+        </w:rPr>
+        <w:t xml:space="preserve">Se for útil no seu idioma, você pode expressar a ideia por trás do substantivo abstrato </w:t>
+      </w:r>
+      <w:r>
+        <w:rPr>
+          <w:b/>
+          <w:lang w:val="pt_PT" w:bidi="pt_PT"/>
+        </w:rPr>
+        <w:t>alegria</w:t>
+      </w:r>
+      <w:r>
+        <w:rPr>
+          <w:lang w:val="pt_PT" w:bidi="pt_PT"/>
+        </w:rPr>
+        <w:t xml:space="preserve"> com um adjetivo como “alegre”. Tradução alternativa: “para que isso o deixe completamente alegre”.</w:t>
+      </w:r>
+    </w:p>
+    <w:p>
+      <w:pPr/>
+      <w:r>
+        <w:rPr>
+          <w:lang w:val="pt_PT" w:bidi="pt_PT"/>
+        </w:rPr>
+      </w:r>
+      <w:r>
+        <w:rPr>
+          <w:lang w:val="pt_PT" w:bidi="pt_PT"/>
+        </w:rPr>
+        <w:t xml:space="preserve">Veja: </w:t>
+      </w:r>
+      <w:r>
+        <w:rPr>
+          <w:lang w:val="pt_PT" w:bidi="pt_PT"/>
+        </w:rPr>
+        <w:t>Substantivos abstratos.</w:t>
+      </w:r>
+      <w:r>
+        <w:rPr>
+          <w:lang w:val="pt_PT" w:bidi="pt_PT"/>
+        </w:rPr>
+      </w:r>
+      <w:r>
+        <w:rPr>
+          <w:lang w:val="pt_PT" w:bidi="pt_PT"/>
+        </w:rPr>
+      </w:r>
+    </w:p>
+    <w:p>
+      <w:pPr/>
+      <w:r>
+        <w:rPr>
+          <w:lang w:val="pt_PT" w:bidi="pt_PT"/>
+        </w:rPr>
+      </w:r>
+    </w:p>
+    <w:p>
+      <w:pPr>
+        <w:pStyle w:val="Heading2"/>
+      </w:pPr>
+      <w:r>
+        <w:rPr>
+          <w:lang w:val="pt_PT" w:bidi="pt_PT"/>
+        </w:rPr>
+        <w:t>2 João 1.12 (#7)</w:t>
+      </w:r>
+      <w:r>
+        <w:rPr>
+          <w:lang w:val="pt_PT" w:bidi="pt_PT"/>
+        </w:rPr>
+      </w:r>
+    </w:p>
+    <w:p>
+      <w:pPr/>
+      <w:r>
+        <w:rPr>
+          <w:lang w:val="pt_PT" w:bidi="pt_PT"/>
+        </w:rPr>
+      </w:r>
+      <w:r>
+        <w:rPr>
+          <w:b/>
+          <w:lang w:val="pt_PT" w:bidi="pt_PT"/>
+        </w:rPr>
+        <w:t>"</w:t>
+      </w:r>
+      <w:r>
+        <w:rPr>
+          <w:b/>
+          <w:lang w:val="pt_PT" w:bidi="pt_PT"/>
+        </w:rPr>
+        <w:t>para que assim a nossa alegria seja completa</w:t>
+      </w:r>
+      <w:r>
+        <w:rPr>
+          <w:b/>
+          <w:lang w:val="pt_PT" w:bidi="pt_PT"/>
+        </w:rPr>
+        <w:t>".</w:t>
+      </w:r>
+    </w:p>
+    <w:p>
+      <w:pPr/>
+      <w:r>
+        <w:rPr>
+          <w:lang w:val="pt_PT" w:bidi="pt_PT"/>
+        </w:rPr>
+      </w:r>
+      <w:r>
+        <w:rPr>
+          <w:lang w:val="pt_PT" w:bidi="pt_PT"/>
+        </w:rPr>
+        <w:t>Veja a nota na Parte 3 da Introdução Geral a 2 João sobre a questão textual aqui. Tradução alternativa: “nosso gozo possa ser cumprido”.</w:t>
+      </w:r>
+    </w:p>
+    <w:p>
+      <w:pPr/>
+      <w:r>
+        <w:rPr>
+          <w:lang w:val="pt_PT" w:bidi="pt_PT"/>
+        </w:rPr>
+      </w:r>
+      <w:r>
+        <w:rPr>
+          <w:lang w:val="pt_PT" w:bidi="pt_PT"/>
+        </w:rPr>
+        <w:t xml:space="preserve">Veja: </w:t>
+      </w:r>
+      <w:r>
+        <w:rPr>
+          <w:lang w:val="pt_PT" w:bidi="pt_PT"/>
+        </w:rPr>
+        <w:t>Variantes textuais.</w:t>
+      </w:r>
+      <w:r>
+        <w:rPr>
+          <w:lang w:val="pt_PT" w:bidi="pt_PT"/>
+        </w:rPr>
+      </w:r>
+      <w:r>
+        <w:rPr>
+          <w:lang w:val="pt_PT" w:bidi="pt_PT"/>
+        </w:rPr>
+      </w:r>
+    </w:p>
+    <w:p>
+      <w:pPr/>
+      <w:r>
+        <w:rPr>
+          <w:lang w:val="pt_PT" w:bidi="pt_PT"/>
+        </w:rPr>
+      </w:r>
+    </w:p>
+    <w:p>
+      <w:pPr>
+        <w:pStyle w:val="Heading2"/>
+      </w:pPr>
+      <w:r>
+        <w:rPr>
+          <w:lang w:val="pt_PT" w:bidi="pt_PT"/>
+        </w:rPr>
+        <w:t>2 João 1.12 (#8)</w:t>
+      </w:r>
+      <w:r>
+        <w:rPr>
+          <w:lang w:val="pt_PT" w:bidi="pt_PT"/>
+        </w:rPr>
+      </w:r>
+    </w:p>
+    <w:p>
+      <w:pPr/>
+      <w:r>
+        <w:rPr>
+          <w:lang w:val="pt_PT" w:bidi="pt_PT"/>
+        </w:rPr>
+      </w:r>
+      <w:r>
+        <w:rPr>
+          <w:b/>
+          <w:lang w:val="pt_PT" w:bidi="pt_PT"/>
+        </w:rPr>
+        <w:t>"nossa".</w:t>
+      </w:r>
+    </w:p>
+    <w:p>
+      <w:pPr/>
+      <w:r>
+        <w:rPr>
+          <w:lang w:val="pt_PT" w:bidi="pt_PT"/>
+        </w:rPr>
+      </w:r>
+      <w:r>
+        <w:rPr>
+          <w:lang w:val="pt_PT" w:bidi="pt_PT"/>
+        </w:rPr>
+        <w:t xml:space="preserve">Uma tradução mais literal dirá: </w:t>
+      </w:r>
+      <w:r>
+        <w:rPr>
+          <w:b/>
+          <w:lang w:val="pt_PT" w:bidi="pt_PT"/>
+        </w:rPr>
+        <w:t>para que a sua alegria</w:t>
+      </w:r>
+      <w:r>
+        <w:rPr>
+          <w:lang w:val="pt_PT" w:bidi="pt_PT"/>
+        </w:rPr>
+        <w:t xml:space="preserve">. Se você usar "nossa" aqui em vez de </w:t>
+      </w:r>
+      <w:r>
+        <w:rPr>
+          <w:b/>
+          <w:lang w:val="pt_PT" w:bidi="pt_PT"/>
+        </w:rPr>
+        <w:t>sua</w:t>
+      </w:r>
+      <w:r>
+        <w:rPr>
+          <w:lang w:val="pt_PT" w:bidi="pt_PT"/>
+        </w:rPr>
+        <w:t>, incluiria tanto João quanto os destinatários da carta.</w:t>
+      </w:r>
+    </w:p>
+    <w:p>
+      <w:pPr/>
+      <w:r>
+        <w:rPr>
+          <w:lang w:val="pt_PT" w:bidi="pt_PT"/>
+        </w:rPr>
+      </w:r>
+      <w:r>
+        <w:rPr>
+          <w:lang w:val="pt_PT" w:bidi="pt_PT"/>
+        </w:rPr>
+        <w:t xml:space="preserve">Veja: </w:t>
+      </w:r>
+      <w:r>
+        <w:rPr>
+          <w:lang w:val="pt_PT" w:bidi="pt_PT"/>
+        </w:rPr>
+        <w:t>‘Nós’ exclusivo e inclusivo.</w:t>
+      </w:r>
+      <w:r>
+        <w:rPr>
+          <w:lang w:val="pt_PT" w:bidi="pt_PT"/>
+        </w:rPr>
+      </w:r>
+      <w:r>
+        <w:rPr>
+          <w:lang w:val="pt_PT" w:bidi="pt_PT"/>
+        </w:rPr>
+      </w:r>
+    </w:p>
+    <w:p>
+      <w:pPr/>
+      <w:r>
+        <w:rPr>
+          <w:lang w:val="pt_PT" w:bidi="pt_PT"/>
+        </w:rPr>
+      </w:r>
+    </w:p>
+    <w:p>
+      <w:pPr>
+        <w:pStyle w:val="Heading2"/>
+      </w:pPr>
+      <w:r>
+        <w:rPr>
+          <w:lang w:val="pt_PT" w:bidi="pt_PT"/>
+        </w:rPr>
+        <w:t>2 João 1.13 (#1)</w:t>
+      </w:r>
+      <w:r>
+        <w:rPr>
+          <w:lang w:val="pt_PT" w:bidi="pt_PT"/>
+        </w:rPr>
+      </w:r>
+    </w:p>
+    <w:p>
+      <w:pPr/>
+      <w:r>
+        <w:rPr>
+          <w:lang w:val="pt_PT" w:bidi="pt_PT"/>
+        </w:rPr>
+      </w:r>
+      <w:r>
+        <w:rPr>
+          <w:b/>
+          <w:lang w:val="pt_PT" w:bidi="pt_PT"/>
+        </w:rPr>
+        <w:t>"</w:t>
+      </w:r>
+      <w:r>
+        <w:rPr>
+          <w:b/>
+          <w:lang w:val="pt_PT" w:bidi="pt_PT"/>
+        </w:rPr>
+        <w:t>Os filhos da sua querida Irmã</w:t>
+      </w:r>
+      <w:r>
+        <w:rPr>
+          <w:b/>
+          <w:lang w:val="pt_PT" w:bidi="pt_PT"/>
+        </w:rPr>
+        <w:t>".</w:t>
+      </w:r>
+    </w:p>
+    <w:p>
+      <w:pPr/>
+      <w:r>
+        <w:rPr>
+          <w:lang w:val="pt_PT" w:bidi="pt_PT"/>
+        </w:rPr>
+      </w:r>
+      <w:r>
+        <w:rPr>
+          <w:lang w:val="pt_PT" w:bidi="pt_PT"/>
+        </w:rPr>
+        <w:t xml:space="preserve">Veja a discussão desta metáfora na Parte 3 da Introdução. Assim como João usa o termo “querida Senhora” como uma expressão figurada para o grupo de crentes a quem ele está escrevendo em </w:t>
+      </w:r>
+      <w:hyperlink r:id="rId15">
+        <w:r>
+          <w:rPr>
+            <w:lang w:val="pt_PT" w:bidi="pt_PT"/>
+          </w:rPr>
+          <w:rPr>
+            <w:color w:val="0000EE"/>
+            <w:u w:val="single"/>
+          </w:rPr>
+          <w:t>1.1</w:t>
+        </w:r>
+      </w:hyperlink>
+      <w:r>
+        <w:rPr>
+          <w:lang w:val="pt_PT" w:bidi="pt_PT"/>
+        </w:rPr>
+        <w:t xml:space="preserve"> e o termo “seus filhos” para os membros desse grupo, aqui também João está descrevendo seu próprio grupo de crentes como a </w:t>
+      </w:r>
+      <w:r>
+        <w:rPr>
+          <w:b/>
+          <w:lang w:val="pt_PT" w:bidi="pt_PT"/>
+        </w:rPr>
+        <w:t>querida</w:t>
+      </w:r>
+      <w:r>
+        <w:rPr>
+          <w:lang w:val="pt_PT" w:bidi="pt_PT"/>
+        </w:rPr>
+        <w:t xml:space="preserve"> </w:t>
+      </w:r>
+      <w:r>
+        <w:rPr>
+          <w:b/>
+          <w:lang w:val="pt_PT" w:bidi="pt_PT"/>
+        </w:rPr>
+        <w:t xml:space="preserve">Irmã </w:t>
+      </w:r>
+      <w:r>
+        <w:rPr>
+          <w:lang w:val="pt_PT" w:bidi="pt_PT"/>
+        </w:rPr>
+        <w:t xml:space="preserve">daquele grupo e os membros de seu grupo como os </w:t>
+      </w:r>
+      <w:r>
+        <w:rPr>
+          <w:b/>
+          <w:lang w:val="pt_PT" w:bidi="pt_PT"/>
+        </w:rPr>
+        <w:t>filhos</w:t>
+      </w:r>
+      <w:r>
+        <w:rPr>
+          <w:lang w:val="pt_PT" w:bidi="pt_PT"/>
+        </w:rPr>
+        <w:t xml:space="preserve"> dessa irmã. Se você optar por manter a metáfora no texto, pode querer incluir uma explicação do significado em uma nota de rodapé. Tradução alternativa: “Os membros do grupo escolhido de crentes aqui”.</w:t>
+      </w:r>
+    </w:p>
+    <w:p>
+      <w:pPr/>
+      <w:r>
+        <w:rPr>
+          <w:lang w:val="pt_PT" w:bidi="pt_PT"/>
+        </w:rPr>
+      </w:r>
+      <w:r>
+        <w:rPr>
+          <w:lang w:val="pt_PT" w:bidi="pt_PT"/>
+        </w:rPr>
+        <w:t xml:space="preserve">Veja: </w:t>
+      </w:r>
+      <w:r>
+        <w:rPr>
+          <w:lang w:val="pt_PT" w:bidi="pt_PT"/>
+        </w:rPr>
+        <w:t>Metáfora.</w:t>
+      </w:r>
+      <w:r>
+        <w:rPr>
+          <w:lang w:val="pt_PT" w:bidi="pt_PT"/>
+        </w:rPr>
+      </w:r>
+      <w:r>
+        <w:rPr>
+          <w:lang w:val="pt_PT" w:bidi="pt_PT"/>
+        </w:rPr>
+      </w:r>
+    </w:p>
+    <w:p>
+      <w:pPr/>
+      <w:r>
+        <w:rPr>
+          <w:lang w:val="pt_PT" w:bidi="pt_PT"/>
+        </w:rPr>
+      </w:r>
+    </w:p>
+    <w:p>
+      <w:pPr>
+        <w:pStyle w:val="Heading2"/>
+      </w:pPr>
+      <w:r>
+        <w:rPr>
+          <w:lang w:val="pt_PT" w:bidi="pt_PT"/>
+        </w:rPr>
+        <w:t>2 João 1.13 (#2)</w:t>
+      </w:r>
+      <w:r>
+        <w:rPr>
+          <w:lang w:val="pt_PT" w:bidi="pt_PT"/>
+        </w:rPr>
+      </w:r>
+    </w:p>
+    <w:p>
+      <w:pPr/>
+      <w:r>
+        <w:rPr>
+          <w:lang w:val="pt_PT" w:bidi="pt_PT"/>
+        </w:rPr>
+      </w:r>
+      <w:r>
+        <w:rPr>
+          <w:b/>
+          <w:lang w:val="pt_PT" w:bidi="pt_PT"/>
+        </w:rPr>
+        <w:t>"</w:t>
+      </w:r>
+      <w:r>
+        <w:rPr>
+          <w:b/>
+          <w:lang w:val="pt_PT" w:bidi="pt_PT"/>
+        </w:rPr>
+        <w:t>Os filhos da sua querida Irmã</w:t>
+      </w:r>
+      <w:r>
+        <w:rPr>
+          <w:b/>
+          <w:lang w:val="pt_PT" w:bidi="pt_PT"/>
+        </w:rPr>
+        <w:t>".</w:t>
+      </w:r>
+    </w:p>
+    <w:p>
+      <w:pPr/>
+      <w:r>
+        <w:rPr>
+          <w:lang w:val="pt_PT" w:bidi="pt_PT"/>
+        </w:rPr>
+      </w:r>
+      <w:r>
+        <w:rPr>
+          <w:lang w:val="pt_PT" w:bidi="pt_PT"/>
+        </w:rPr>
+        <w:t xml:space="preserve">Uma tradução mais literal dirá: </w:t>
+      </w:r>
+      <w:r>
+        <w:rPr>
+          <w:b/>
+          <w:lang w:val="pt_PT" w:bidi="pt_PT"/>
+        </w:rPr>
+        <w:t>irmã eleita</w:t>
+      </w:r>
+      <w:r>
+        <w:rPr>
+          <w:lang w:val="pt_PT" w:bidi="pt_PT"/>
+        </w:rPr>
+        <w:t xml:space="preserve">. </w:t>
+      </w:r>
+      <w:r>
+        <w:rPr>
+          <w:lang w:val="pt_PT" w:bidi="pt_PT"/>
+        </w:rPr>
+        <w:t xml:space="preserve">Neste contexto, o termo </w:t>
+      </w:r>
+      <w:r>
+        <w:rPr>
+          <w:b/>
+          <w:lang w:val="pt_PT" w:bidi="pt_PT"/>
+        </w:rPr>
+        <w:t>eleita</w:t>
+      </w:r>
+      <w:r>
+        <w:rPr>
+          <w:lang w:val="pt_PT" w:bidi="pt_PT"/>
+        </w:rPr>
+        <w:t xml:space="preserve"> refere-se a alguém que Deus selecionou para receber a salvação. Na metáfora de João, isso se refere a uma igreja ou grupo de pessoas que Deus escolheu para receber a salvação. Tradução alternativa: “Os membros deste grupo de crentes em Jesus”.</w:t>
+      </w:r>
+    </w:p>
+    <w:p>
+      <w:pPr/>
+      <w:r>
+        <w:rPr>
+          <w:lang w:val="pt_PT" w:bidi="pt_PT"/>
+        </w:rPr>
+      </w:r>
+      <w:r>
+        <w:rPr>
+          <w:lang w:val="pt_PT" w:bidi="pt_PT"/>
+        </w:rPr>
+        <w:t xml:space="preserve">Veja: </w:t>
+      </w:r>
+      <w:r>
+        <w:rPr>
+          <w:lang w:val="pt_PT" w:bidi="pt_PT"/>
+        </w:rPr>
+        <w:t>Expressão idiomática.</w:t>
+      </w:r>
+      <w:r>
+        <w:rPr>
+          <w:lang w:val="pt_PT" w:bidi="pt_PT"/>
+        </w:rPr>
+      </w:r>
+      <w:r>
+        <w:rPr>
+          <w:lang w:val="pt_PT" w:bidi="pt_PT"/>
+        </w:rPr>
+      </w:r>
+    </w:p>
+    <w:p>
+      <w:pPr/>
+      <w:r>
+        <w:rPr>
+          <w:lang w:val="pt_PT" w:bidi="pt_PT"/>
+        </w:rPr>
+      </w:r>
+    </w:p>
+    <w:p>
+      <w:pPr>
+        <w:pStyle w:val="Heading2"/>
+      </w:pPr>
+      <w:r>
+        <w:rPr>
+          <w:lang w:val="pt_PT" w:bidi="pt_PT"/>
+        </w:rPr>
+        <w:t>2 João 1.13 (#3)</w:t>
+      </w:r>
+      <w:r>
+        <w:rPr>
+          <w:lang w:val="pt_PT" w:bidi="pt_PT"/>
+        </w:rPr>
+      </w:r>
+    </w:p>
+    <w:p>
+      <w:pPr/>
+      <w:r>
+        <w:rPr>
+          <w:lang w:val="pt_PT" w:bidi="pt_PT"/>
+        </w:rPr>
+      </w:r>
+      <w:r>
+        <w:rPr>
+          <w:b/>
+          <w:lang w:val="pt_PT" w:bidi="pt_PT"/>
+        </w:rPr>
+        <w:t>"</w:t>
+      </w:r>
+      <w:r>
+        <w:rPr>
+          <w:b/>
+          <w:lang w:val="pt_PT" w:bidi="pt_PT"/>
+        </w:rPr>
+        <w:t>mandam saudações</w:t>
+      </w:r>
+      <w:r>
+        <w:rPr>
+          <w:b/>
+          <w:lang w:val="pt_PT" w:bidi="pt_PT"/>
+        </w:rPr>
+        <w:t>".</w:t>
+      </w:r>
+    </w:p>
+    <w:p>
+      <w:pPr/>
+      <w:r>
+        <w:rPr>
+          <w:lang w:val="pt_PT" w:bidi="pt_PT"/>
+        </w:rPr>
+      </w:r>
+      <w:r>
+        <w:rPr>
+          <w:lang w:val="pt_PT" w:bidi="pt_PT"/>
+        </w:rPr>
+        <w:t>Como era costume nesta cultura, João conclui a carta enviando saudações das pessoas que estão com ele e que podem conhecer as pessoas para quem ele está escrevendo. Sua língua pode ter uma maneira específica de compartilhar saudações em uma carta. Se for o caso, você pode usar essa forma aqui. Tradução alternativa: “saúdam você” ou “pedem para serem lembrados por você”.</w:t>
+      </w:r>
+    </w:p>
+    <w:p>
+      <w:pPr/>
+      <w:r>
+        <w:rPr>
+          <w:lang w:val="pt_PT" w:bidi="pt_PT"/>
+        </w:rPr>
+      </w:r>
+      <w:r>
+        <w:rPr>
+          <w:lang w:val="pt_PT" w:bidi="pt_PT"/>
+        </w:rPr>
+        <w:t xml:space="preserve">Veja: </w:t>
+      </w:r>
+      <w:r>
+        <w:rPr>
+          <w:lang w:val="pt_PT" w:bidi="pt_PT"/>
+        </w:rPr>
+        <w:t>Conhecimento presumido e informações implícitas.</w:t>
+      </w:r>
+      <w:r>
+        <w:rPr>
+          <w:lang w:val="pt_PT" w:bidi="pt_PT"/>
+        </w:rPr>
+      </w:r>
+      <w:r>
+        <w:rPr>
+          <w:lang w:val="pt_PT" w:bidi="pt_PT"/>
+        </w:rPr>
+      </w:r>
+    </w:p>
+    <w:p>
+      <w:pPr/>
+      <w:r>
+        <w:rPr>
+          <w:lang w:val="pt_PT" w:bidi="pt_PT"/>
+        </w:rPr>
+      </w:r>
+    </w:p>
+    <w:p>
+      <w:pPr>
+        <w:pStyle w:val="Heading2"/>
+      </w:pPr>
+      <w:r>
+        <w:rPr>
+          <w:lang w:val="pt_PT" w:bidi="pt_PT"/>
+        </w:rPr>
+        <w:t>2 João 1.13 (#4)</w:t>
+      </w:r>
+      <w:r>
+        <w:rPr>
+          <w:lang w:val="pt_PT" w:bidi="pt_PT"/>
+        </w:rPr>
+      </w:r>
+    </w:p>
+    <w:p>
+      <w:pPr/>
+      <w:r>
+        <w:rPr>
+          <w:lang w:val="pt_PT" w:bidi="pt_PT"/>
+        </w:rPr>
+      </w:r>
+      <w:r>
+        <w:rPr>
+          <w:b/>
+          <w:lang w:val="pt_PT" w:bidi="pt_PT"/>
+        </w:rPr>
+        <w:t>"sua".</w:t>
+      </w:r>
+    </w:p>
+    <w:p>
+      <w:pPr/>
+      <w:r>
+        <w:rPr>
+          <w:lang w:val="pt_PT" w:bidi="pt_PT"/>
+        </w:rPr>
+      </w:r>
+      <w:r>
+        <w:rPr>
+          <w:lang w:val="pt_PT" w:bidi="pt_PT"/>
+        </w:rPr>
+        <w:t xml:space="preserve">Uma tradução mais literal dirá: </w:t>
+      </w:r>
+      <w:r>
+        <w:rPr>
+          <w:b/>
+          <w:lang w:val="pt_PT" w:bidi="pt_PT"/>
+        </w:rPr>
+        <w:t>Os filhos de sua irmã saúdam você</w:t>
+      </w:r>
+      <w:r>
+        <w:rPr>
+          <w:lang w:val="pt_PT" w:bidi="pt_PT"/>
+        </w:rPr>
+        <w:t xml:space="preserve">. Os pronomes singulares </w:t>
+      </w:r>
+      <w:r>
+        <w:rPr>
+          <w:b/>
+          <w:lang w:val="pt_PT" w:bidi="pt_PT"/>
+        </w:rPr>
+        <w:t>sua</w:t>
+      </w:r>
+      <w:r>
+        <w:rPr>
+          <w:lang w:val="pt_PT" w:bidi="pt_PT"/>
+        </w:rPr>
+        <w:t xml:space="preserve"> e </w:t>
+      </w:r>
+      <w:r>
+        <w:rPr>
+          <w:b/>
+          <w:lang w:val="pt_PT" w:bidi="pt_PT"/>
+        </w:rPr>
+        <w:t>você</w:t>
+      </w:r>
+      <w:r>
+        <w:rPr>
+          <w:lang w:val="pt_PT" w:bidi="pt_PT"/>
+        </w:rPr>
+        <w:t xml:space="preserve"> estão em conformidade com a metáfora de João ao escrever para uma congregação como se fosse uma senhora. Se for mais claro no seu idioma, você pode usar formas plurais.</w:t>
+      </w:r>
+    </w:p>
+    <w:p>
+      <w:pPr/>
+      <w:r>
+        <w:rPr>
+          <w:lang w:val="pt_PT" w:bidi="pt_PT"/>
+        </w:rPr>
+      </w:r>
+      <w:r>
+        <w:rPr>
+          <w:lang w:val="pt_PT" w:bidi="pt_PT"/>
+        </w:rPr>
+        <w:t xml:space="preserve">Veja: </w:t>
+      </w:r>
+      <w:r>
+        <w:rPr>
+          <w:lang w:val="pt_PT" w:bidi="pt_PT"/>
+        </w:rPr>
+        <w:t>Formas de 'você'.</w:t>
       </w:r>
       <w:r>
         <w:rPr>

--- a/por/docx/63.content.docx
+++ b/por/docx/63.content.docx
@@ -19,7 +19,7 @@
         <w:rPr>
           <w:lang w:val="pt_PT" w:bidi="pt_PT"/>
         </w:rPr>
-        <w:t>Resource: Notas de Tradução (unfoldingWord)</w:t>
+        <w:t>Resource: unfoldingWord® Translation Notes</w:t>
       </w:r>
       <w:r>
         <w:rPr>
@@ -90,7 +90,7 @@
         <w:rPr>
           <w:lang w:val="pt_PT" w:bidi="pt_PT"/>
         </w:rPr>
-        <w:t>Notas de Tradução (unfoldingWord)</w:t>
+        <w:t>unfoldingWord® Translation Notes</w:t>
       </w:r>
     </w:p>
     <w:p>

--- a/por/docx/63.content.docx
+++ b/por/docx/63.content.docx
@@ -650,6 +650,21 @@
           <w:b/>
           <w:lang w:val="pt_PT" w:bidi="pt_PT"/>
         </w:rPr>
+        <w:t>ὁ πρεσβύτερος</w:t>
+      </w:r>
+    </w:p>
+    <w:p>
+      <w:pPr/>
+      <w:r>
+        <w:rPr>
+          <w:lang w:val="pt_PT" w:bidi="pt_PT"/>
+        </w:rPr>
+      </w:r>
+      <w:r>
+        <w:rPr>
+          <w:b/>
+          <w:lang w:val="pt_PT" w:bidi="pt_PT"/>
+        </w:rPr>
         <w:t>"</w:t>
       </w:r>
       <w:r>
@@ -747,6 +762,21 @@
           <w:b/>
           <w:lang w:val="pt_PT" w:bidi="pt_PT"/>
         </w:rPr>
+        <w:t>ὁ πρεσβύτερος</w:t>
+      </w:r>
+    </w:p>
+    <w:p>
+      <w:pPr/>
+      <w:r>
+        <w:rPr>
+          <w:lang w:val="pt_PT" w:bidi="pt_PT"/>
+        </w:rPr>
+      </w:r>
+      <w:r>
+        <w:rPr>
+          <w:b/>
+          <w:lang w:val="pt_PT" w:bidi="pt_PT"/>
+        </w:rPr>
         <w:t>"</w:t>
       </w:r>
       <w:r>
@@ -870,6 +900,21 @@
           <w:b/>
           <w:lang w:val="pt_PT" w:bidi="pt_PT"/>
         </w:rPr>
+        <w:t>ἐκλεκτῇ κυρίᾳ καὶ τοῖς τέκνοις αὐτῆς</w:t>
+      </w:r>
+    </w:p>
+    <w:p>
+      <w:pPr/>
+      <w:r>
+        <w:rPr>
+          <w:lang w:val="pt_PT" w:bidi="pt_PT"/>
+        </w:rPr>
+      </w:r>
+      <w:r>
+        <w:rPr>
+          <w:b/>
+          <w:lang w:val="pt_PT" w:bidi="pt_PT"/>
+        </w:rPr>
         <w:t>"</w:t>
       </w:r>
       <w:r>
@@ -967,6 +1012,21 @@
           <w:b/>
           <w:lang w:val="pt_PT" w:bidi="pt_PT"/>
         </w:rPr>
+        <w:t>ἐκλεκτῇ κυρίᾳ καὶ τοῖς τέκνοις αὐτῆς</w:t>
+      </w:r>
+    </w:p>
+    <w:p>
+      <w:pPr/>
+      <w:r>
+        <w:rPr>
+          <w:lang w:val="pt_PT" w:bidi="pt_PT"/>
+        </w:rPr>
+      </w:r>
+      <w:r>
+        <w:rPr>
+          <w:b/>
+          <w:lang w:val="pt_PT" w:bidi="pt_PT"/>
+        </w:rPr>
         <w:t>"para a querida Senhora e os seus filhos".</w:t>
       </w:r>
     </w:p>
@@ -1185,6 +1245,21 @@
           <w:b/>
           <w:lang w:val="pt_PT" w:bidi="pt_PT"/>
         </w:rPr>
+        <w:t>ἀγαπῶ ἐν ἀληθείᾳ</w:t>
+      </w:r>
+    </w:p>
+    <w:p>
+      <w:pPr/>
+      <w:r>
+        <w:rPr>
+          <w:lang w:val="pt_PT" w:bidi="pt_PT"/>
+        </w:rPr>
+      </w:r>
+      <w:r>
+        <w:rPr>
+          <w:b/>
+          <w:lang w:val="pt_PT" w:bidi="pt_PT"/>
+        </w:rPr>
         <w:t>"</w:t>
       </w:r>
       <w:r>
@@ -1321,6 +1396,21 @@
           <w:b/>
           <w:lang w:val="pt_PT" w:bidi="pt_PT"/>
         </w:rPr>
+        <w:t>πάντες οἱ ἐγνωκότες τὴν ἀλήθειαν</w:t>
+      </w:r>
+    </w:p>
+    <w:p>
+      <w:pPr/>
+      <w:r>
+        <w:rPr>
+          <w:lang w:val="pt_PT" w:bidi="pt_PT"/>
+        </w:rPr>
+      </w:r>
+      <w:r>
+        <w:rPr>
+          <w:b/>
+          <w:lang w:val="pt_PT" w:bidi="pt_PT"/>
+        </w:rPr>
         <w:t>"</w:t>
       </w:r>
       <w:r>
@@ -1444,6 +1534,21 @@
           <w:b/>
           <w:lang w:val="pt_PT" w:bidi="pt_PT"/>
         </w:rPr>
+        <w:t>τὴν ἀλήθειαν</w:t>
+      </w:r>
+    </w:p>
+    <w:p>
+      <w:pPr/>
+      <w:r>
+        <w:rPr>
+          <w:lang w:val="pt_PT" w:bidi="pt_PT"/>
+        </w:rPr>
+      </w:r>
+      <w:r>
+        <w:rPr>
+          <w:b/>
+          <w:lang w:val="pt_PT" w:bidi="pt_PT"/>
+        </w:rPr>
         <w:t>"a verdade".</w:t>
       </w:r>
     </w:p>
@@ -1540,6 +1645,21 @@
           <w:b/>
           <w:lang w:val="pt_PT" w:bidi="pt_PT"/>
         </w:rPr>
+        <w:t>ἡμῖν &amp; ἡμῶν</w:t>
+      </w:r>
+    </w:p>
+    <w:p>
+      <w:pPr/>
+      <w:r>
+        <w:rPr>
+          <w:lang w:val="pt_PT" w:bidi="pt_PT"/>
+        </w:rPr>
+      </w:r>
+      <w:r>
+        <w:rPr>
+          <w:b/>
+          <w:lang w:val="pt_PT" w:bidi="pt_PT"/>
+        </w:rPr>
         <w:t>"Nós"</w:t>
       </w:r>
       <w:r>
@@ -1649,6 +1769,21 @@
           <w:b/>
           <w:lang w:val="pt_PT" w:bidi="pt_PT"/>
         </w:rPr>
+        <w:t>εἰς τὸν αἰῶνα</w:t>
+      </w:r>
+    </w:p>
+    <w:p>
+      <w:pPr/>
+      <w:r>
+        <w:rPr>
+          <w:lang w:val="pt_PT" w:bidi="pt_PT"/>
+        </w:rPr>
+      </w:r>
+      <w:r>
+        <w:rPr>
+          <w:b/>
+          <w:lang w:val="pt_PT" w:bidi="pt_PT"/>
+        </w:rPr>
         <w:t>"para sempre".</w:t>
       </w:r>
     </w:p>
@@ -1920,6 +2055,21 @@
           <w:b/>
           <w:lang w:val="pt_PT" w:bidi="pt_PT"/>
         </w:rPr>
+        <w:t>ἔσται μεθ’ ἡμῶν χάρις, ἔλεος, εἰρήνη</w:t>
+      </w:r>
+    </w:p>
+    <w:p>
+      <w:pPr/>
+      <w:r>
+        <w:rPr>
+          <w:lang w:val="pt_PT" w:bidi="pt_PT"/>
+        </w:rPr>
+      </w:r>
+      <w:r>
+        <w:rPr>
+          <w:b/>
+          <w:lang w:val="pt_PT" w:bidi="pt_PT"/>
+        </w:rPr>
         <w:t>"</w:t>
       </w:r>
       <w:r>
@@ -2030,6 +2180,21 @@
           <w:b/>
           <w:lang w:val="pt_PT" w:bidi="pt_PT"/>
         </w:rPr>
+        <w:t>Πατρός &amp; Υἱοῦ</w:t>
+      </w:r>
+    </w:p>
+    <w:p>
+      <w:pPr/>
+      <w:r>
+        <w:rPr>
+          <w:lang w:val="pt_PT" w:bidi="pt_PT"/>
+        </w:rPr>
+      </w:r>
+      <w:r>
+        <w:rPr>
+          <w:b/>
+          <w:lang w:val="pt_PT" w:bidi="pt_PT"/>
+        </w:rPr>
         <w:t>"o nosso Pai"</w:t>
       </w:r>
       <w:r>
@@ -2146,6 +2311,21 @@
           <w:b/>
           <w:lang w:val="pt_PT" w:bidi="pt_PT"/>
         </w:rPr>
+        <w:t>ἐν ἀληθείᾳ καὶ ἀγάπῃ</w:t>
+      </w:r>
+    </w:p>
+    <w:p>
+      <w:pPr/>
+      <w:r>
+        <w:rPr>
+          <w:lang w:val="pt_PT" w:bidi="pt_PT"/>
+        </w:rPr>
+      </w:r>
+      <w:r>
+        <w:rPr>
+          <w:b/>
+          <w:lang w:val="pt_PT" w:bidi="pt_PT"/>
+        </w:rPr>
         <w:t>"em verdade e amor".</w:t>
       </w:r>
     </w:p>
@@ -2351,6 +2531,21 @@
         <w:rPr>
           <w:lang w:val="pt_PT" w:bidi="pt_PT"/>
         </w:rPr>
+      </w:r>
+    </w:p>
+    <w:p>
+      <w:pPr/>
+      <w:r>
+        <w:rPr>
+          <w:lang w:val="pt_PT" w:bidi="pt_PT"/>
+        </w:rPr>
+      </w:r>
+      <w:r>
+        <w:rPr>
+          <w:b/>
+          <w:lang w:val="pt_PT" w:bidi="pt_PT"/>
+        </w:rPr>
+        <w:t>τῶν τέκνων σου</w:t>
       </w:r>
     </w:p>
     <w:p>
@@ -2479,6 +2674,21 @@
           <w:b/>
           <w:lang w:val="pt_PT" w:bidi="pt_PT"/>
         </w:rPr>
+        <w:t>τῶν τέκνων σου</w:t>
+      </w:r>
+    </w:p>
+    <w:p>
+      <w:pPr/>
+      <w:r>
+        <w:rPr>
+          <w:lang w:val="pt_PT" w:bidi="pt_PT"/>
+        </w:rPr>
+      </w:r>
+      <w:r>
+        <w:rPr>
+          <w:b/>
+          <w:lang w:val="pt_PT" w:bidi="pt_PT"/>
+        </w:rPr>
         <w:t>"seus filhos".</w:t>
       </w:r>
     </w:p>
@@ -2588,6 +2798,21 @@
           <w:b/>
           <w:lang w:val="pt_PT" w:bidi="pt_PT"/>
         </w:rPr>
+        <w:t>περιπατοῦντας ἐν ἀληθείᾳ</w:t>
+      </w:r>
+    </w:p>
+    <w:p>
+      <w:pPr/>
+      <w:r>
+        <w:rPr>
+          <w:lang w:val="pt_PT" w:bidi="pt_PT"/>
+        </w:rPr>
+      </w:r>
+      <w:r>
+        <w:rPr>
+          <w:b/>
+          <w:lang w:val="pt_PT" w:bidi="pt_PT"/>
+        </w:rPr>
         <w:t>"</w:t>
       </w:r>
       <w:r>
@@ -2698,6 +2923,21 @@
           <w:b/>
           <w:lang w:val="pt_PT" w:bidi="pt_PT"/>
         </w:rPr>
+        <w:t>ἐν ἀληθείᾳ</w:t>
+      </w:r>
+    </w:p>
+    <w:p>
+      <w:pPr/>
+      <w:r>
+        <w:rPr>
+          <w:lang w:val="pt_PT" w:bidi="pt_PT"/>
+        </w:rPr>
+      </w:r>
+      <w:r>
+        <w:rPr>
+          <w:b/>
+          <w:lang w:val="pt_PT" w:bidi="pt_PT"/>
+        </w:rPr>
         <w:t>"a verdade".</w:t>
       </w:r>
     </w:p>
@@ -2936,6 +3176,21 @@
           <w:b/>
           <w:lang w:val="pt_PT" w:bidi="pt_PT"/>
         </w:rPr>
+        <w:t>τοῦ Πατρός</w:t>
+      </w:r>
+    </w:p>
+    <w:p>
+      <w:pPr/>
+      <w:r>
+        <w:rPr>
+          <w:lang w:val="pt_PT" w:bidi="pt_PT"/>
+        </w:rPr>
+      </w:r>
+      <w:r>
+        <w:rPr>
+          <w:b/>
+          <w:lang w:val="pt_PT" w:bidi="pt_PT"/>
+        </w:rPr>
         <w:t>"o Pai".</w:t>
       </w:r>
     </w:p>
@@ -3026,6 +3281,21 @@
           <w:b/>
           <w:lang w:val="pt_PT" w:bidi="pt_PT"/>
         </w:rPr>
+        <w:t>καὶ νῦν</w:t>
+      </w:r>
+    </w:p>
+    <w:p>
+      <w:pPr/>
+      <w:r>
+        <w:rPr>
+          <w:lang w:val="pt_PT" w:bidi="pt_PT"/>
+        </w:rPr>
+      </w:r>
+      <w:r>
+        <w:rPr>
+          <w:b/>
+          <w:lang w:val="pt_PT" w:bidi="pt_PT"/>
+        </w:rPr>
         <w:t>"E agora".</w:t>
       </w:r>
     </w:p>
@@ -3122,6 +3392,21 @@
           <w:b/>
           <w:lang w:val="pt_PT" w:bidi="pt_PT"/>
         </w:rPr>
+        <w:t>σε &amp; σοι</w:t>
+      </w:r>
+    </w:p>
+    <w:p>
+      <w:pPr/>
+      <w:r>
+        <w:rPr>
+          <w:lang w:val="pt_PT" w:bidi="pt_PT"/>
+        </w:rPr>
+      </w:r>
+      <w:r>
+        <w:rPr>
+          <w:b/>
+          <w:lang w:val="pt_PT" w:bidi="pt_PT"/>
+        </w:rPr>
         <w:t>"lhe peço"</w:t>
       </w:r>
       <w:r>
@@ -3217,6 +3502,21 @@
         <w:rPr>
           <w:lang w:val="pt_PT" w:bidi="pt_PT"/>
         </w:rPr>
+      </w:r>
+    </w:p>
+    <w:p>
+      <w:pPr/>
+      <w:r>
+        <w:rPr>
+          <w:lang w:val="pt_PT" w:bidi="pt_PT"/>
+        </w:rPr>
+      </w:r>
+      <w:r>
+        <w:rPr>
+          <w:b/>
+          <w:lang w:val="pt_PT" w:bidi="pt_PT"/>
+        </w:rPr>
+        <w:t>κυρία</w:t>
       </w:r>
     </w:p>
     <w:p>
@@ -3481,6 +3781,21 @@
           <w:b/>
           <w:lang w:val="pt_PT" w:bidi="pt_PT"/>
         </w:rPr>
+        <w:t>ἀπ’ ἀρχῆς</w:t>
+      </w:r>
+    </w:p>
+    <w:p>
+      <w:pPr/>
+      <w:r>
+        <w:rPr>
+          <w:lang w:val="pt_PT" w:bidi="pt_PT"/>
+        </w:rPr>
+      </w:r>
+      <w:r>
+        <w:rPr>
+          <w:b/>
+          <w:lang w:val="pt_PT" w:bidi="pt_PT"/>
+        </w:rPr>
         <w:t>"</w:t>
       </w:r>
       <w:r>
@@ -3596,6 +3911,21 @@
         <w:rPr>
           <w:lang w:val="pt_PT" w:bidi="pt_PT"/>
         </w:rPr>
+      </w:r>
+    </w:p>
+    <w:p>
+      <w:pPr/>
+      <w:r>
+        <w:rPr>
+          <w:lang w:val="pt_PT" w:bidi="pt_PT"/>
+        </w:rPr>
+      </w:r>
+      <w:r>
+        <w:rPr>
+          <w:b/>
+          <w:lang w:val="pt_PT" w:bidi="pt_PT"/>
+        </w:rPr>
+        <w:t>περιπατῶμεν κατὰ &amp; ἐν αὐτῇ περιπατῆτε</w:t>
       </w:r>
     </w:p>
     <w:p>
@@ -3810,6 +4140,21 @@
           <w:b/>
           <w:lang w:val="pt_PT" w:bidi="pt_PT"/>
         </w:rPr>
+        <w:t>ἠκούσατε &amp; περιπατῆτε</w:t>
+      </w:r>
+    </w:p>
+    <w:p>
+      <w:pPr/>
+      <w:r>
+        <w:rPr>
+          <w:lang w:val="pt_PT" w:bidi="pt_PT"/>
+        </w:rPr>
+      </w:r>
+      <w:r>
+        <w:rPr>
+          <w:b/>
+          <w:lang w:val="pt_PT" w:bidi="pt_PT"/>
+        </w:rPr>
         <w:t>"</w:t>
       </w:r>
       <w:r>
@@ -3965,6 +4310,21 @@
           <w:b/>
           <w:lang w:val="pt_PT" w:bidi="pt_PT"/>
         </w:rPr>
+        <w:t>ὅτι</w:t>
+      </w:r>
+    </w:p>
+    <w:p>
+      <w:pPr/>
+      <w:r>
+        <w:rPr>
+          <w:lang w:val="pt_PT" w:bidi="pt_PT"/>
+        </w:rPr>
+      </w:r>
+      <w:r>
+        <w:rPr>
+          <w:b/>
+          <w:lang w:val="pt_PT" w:bidi="pt_PT"/>
+        </w:rPr>
         <w:t>"Muitos".</w:t>
       </w:r>
     </w:p>
@@ -4299,6 +4659,21 @@
           <w:b/>
           <w:lang w:val="pt_PT" w:bidi="pt_PT"/>
         </w:rPr>
+        <w:t>οὗτός ἐστιν ὁ πλάνος καὶ ὁ ἀντίχριστος</w:t>
+      </w:r>
+    </w:p>
+    <w:p>
+      <w:pPr/>
+      <w:r>
+        <w:rPr>
+          <w:lang w:val="pt_PT" w:bidi="pt_PT"/>
+        </w:rPr>
+      </w:r>
+      <w:r>
+        <w:rPr>
+          <w:b/>
+          <w:lang w:val="pt_PT" w:bidi="pt_PT"/>
+        </w:rPr>
         <w:t>"</w:t>
       </w:r>
       <w:r>
@@ -4526,6 +4901,21 @@
           <w:b/>
           <w:lang w:val="pt_PT" w:bidi="pt_PT"/>
         </w:rPr>
+        <w:t>βλέπετε ἑαυτούς</w:t>
+      </w:r>
+    </w:p>
+    <w:p>
+      <w:pPr/>
+      <w:r>
+        <w:rPr>
+          <w:lang w:val="pt_PT" w:bidi="pt_PT"/>
+        </w:rPr>
+      </w:r>
+      <w:r>
+        <w:rPr>
+          <w:b/>
+          <w:lang w:val="pt_PT" w:bidi="pt_PT"/>
+        </w:rPr>
         <w:t>"</w:t>
       </w:r>
       <w:r>
@@ -4649,6 +5039,21 @@
           <w:b/>
           <w:lang w:val="pt_PT" w:bidi="pt_PT"/>
         </w:rPr>
+        <w:t>βλέπετε ἑαυτούς</w:t>
+      </w:r>
+    </w:p>
+    <w:p>
+      <w:pPr/>
+      <w:r>
+        <w:rPr>
+          <w:lang w:val="pt_PT" w:bidi="pt_PT"/>
+        </w:rPr>
+      </w:r>
+      <w:r>
+        <w:rPr>
+          <w:b/>
+          <w:lang w:val="pt_PT" w:bidi="pt_PT"/>
+        </w:rPr>
         <w:t>"Tomem cuidado".</w:t>
       </w:r>
     </w:p>
@@ -4745,6 +5150,21 @@
           <w:b/>
           <w:lang w:val="pt_PT" w:bidi="pt_PT"/>
         </w:rPr>
+        <w:t>ἃ</w:t>
+      </w:r>
+    </w:p>
+    <w:p>
+      <w:pPr/>
+      <w:r>
+        <w:rPr>
+          <w:lang w:val="pt_PT" w:bidi="pt_PT"/>
+        </w:rPr>
+      </w:r>
+      <w:r>
+        <w:rPr>
+          <w:b/>
+          <w:lang w:val="pt_PT" w:bidi="pt_PT"/>
+        </w:rPr>
         <w:t>"</w:t>
       </w:r>
       <w:r>
@@ -4868,6 +5288,21 @@
           <w:b/>
           <w:lang w:val="pt_PT" w:bidi="pt_PT"/>
         </w:rPr>
+        <w:t>εἰργασάμεθα</w:t>
+      </w:r>
+    </w:p>
+    <w:p>
+      <w:pPr/>
+      <w:r>
+        <w:rPr>
+          <w:lang w:val="pt_PT" w:bidi="pt_PT"/>
+        </w:rPr>
+      </w:r>
+      <w:r>
+        <w:rPr>
+          <w:b/>
+          <w:lang w:val="pt_PT" w:bidi="pt_PT"/>
+        </w:rPr>
         <w:t>"</w:t>
       </w:r>
       <w:r>
@@ -4991,6 +5426,21 @@
           <w:b/>
           <w:lang w:val="pt_PT" w:bidi="pt_PT"/>
         </w:rPr>
+        <w:t>εἰργασάμεθα</w:t>
+      </w:r>
+    </w:p>
+    <w:p>
+      <w:pPr/>
+      <w:r>
+        <w:rPr>
+          <w:lang w:val="pt_PT" w:bidi="pt_PT"/>
+        </w:rPr>
+      </w:r>
+      <w:r>
+        <w:rPr>
+          <w:b/>
+          <w:lang w:val="pt_PT" w:bidi="pt_PT"/>
+        </w:rPr>
         <w:t>"</w:t>
       </w:r>
       <w:r>
@@ -5101,6 +5551,21 @@
           <w:b/>
           <w:lang w:val="pt_PT" w:bidi="pt_PT"/>
         </w:rPr>
+        <w:t>μισθὸν πλήρη</w:t>
+      </w:r>
+    </w:p>
+    <w:p>
+      <w:pPr/>
+      <w:r>
+        <w:rPr>
+          <w:lang w:val="pt_PT" w:bidi="pt_PT"/>
+        </w:rPr>
+      </w:r>
+      <w:r>
+        <w:rPr>
+          <w:b/>
+          <w:lang w:val="pt_PT" w:bidi="pt_PT"/>
+        </w:rPr>
         <w:t>"</w:t>
       </w:r>
       <w:r>
@@ -5488,6 +5953,21 @@
           <w:b/>
           <w:lang w:val="pt_PT" w:bidi="pt_PT"/>
         </w:rPr>
+        <w:t>Θεὸν οὐκ ἔχει</w:t>
+      </w:r>
+    </w:p>
+    <w:p>
+      <w:pPr/>
+      <w:r>
+        <w:rPr>
+          <w:lang w:val="pt_PT" w:bidi="pt_PT"/>
+        </w:rPr>
+      </w:r>
+      <w:r>
+        <w:rPr>
+          <w:b/>
+          <w:lang w:val="pt_PT" w:bidi="pt_PT"/>
+        </w:rPr>
         <w:t>"não tem Deus".</w:t>
       </w:r>
     </w:p>
@@ -5811,6 +6291,21 @@
           <w:b/>
           <w:lang w:val="pt_PT" w:bidi="pt_PT"/>
         </w:rPr>
+        <w:t>οὗτος</w:t>
+      </w:r>
+    </w:p>
+    <w:p>
+      <w:pPr/>
+      <w:r>
+        <w:rPr>
+          <w:lang w:val="pt_PT" w:bidi="pt_PT"/>
+        </w:rPr>
+      </w:r>
+      <w:r>
+        <w:rPr>
+          <w:b/>
+          <w:lang w:val="pt_PT" w:bidi="pt_PT"/>
+        </w:rPr>
         <w:t>"esse tem".</w:t>
       </w:r>
     </w:p>
@@ -5893,6 +6388,21 @@
         <w:rPr>
           <w:lang w:val="pt_PT" w:bidi="pt_PT"/>
         </w:rPr>
+      </w:r>
+    </w:p>
+    <w:p>
+      <w:pPr/>
+      <w:r>
+        <w:rPr>
+          <w:lang w:val="pt_PT" w:bidi="pt_PT"/>
+        </w:rPr>
+      </w:r>
+      <w:r>
+        <w:rPr>
+          <w:b/>
+          <w:lang w:val="pt_PT" w:bidi="pt_PT"/>
+        </w:rPr>
+        <w:t>τὸν Πατέρα καὶ τὸν Υἱὸν</w:t>
       </w:r>
     </w:p>
     <w:p>
@@ -6152,6 +6662,21 @@
           <w:b/>
           <w:lang w:val="pt_PT" w:bidi="pt_PT"/>
         </w:rPr>
+        <w:t>ταύτην τὴν διδαχὴν οὐ φέρει</w:t>
+      </w:r>
+    </w:p>
+    <w:p>
+      <w:pPr/>
+      <w:r>
+        <w:rPr>
+          <w:lang w:val="pt_PT" w:bidi="pt_PT"/>
+        </w:rPr>
+      </w:r>
+      <w:r>
+        <w:rPr>
+          <w:b/>
+          <w:lang w:val="pt_PT" w:bidi="pt_PT"/>
+        </w:rPr>
         <w:t>"</w:t>
       </w:r>
       <w:r>
@@ -6261,6 +6786,21 @@
         <w:rPr>
           <w:lang w:val="pt_PT" w:bidi="pt_PT"/>
         </w:rPr>
+      </w:r>
+    </w:p>
+    <w:p>
+      <w:pPr/>
+      <w:r>
+        <w:rPr>
+          <w:lang w:val="pt_PT" w:bidi="pt_PT"/>
+        </w:rPr>
+      </w:r>
+      <w:r>
+        <w:rPr>
+          <w:b/>
+          <w:lang w:val="pt_PT" w:bidi="pt_PT"/>
+        </w:rPr>
+        <w:t>ταύτην τὴν διδαχὴν</w:t>
       </w:r>
     </w:p>
     <w:p>
@@ -6389,6 +6929,21 @@
           <w:b/>
           <w:lang w:val="pt_PT" w:bidi="pt_PT"/>
         </w:rPr>
+        <w:t>μὴ λαμβάνετε αὐτὸν εἰς οἰκίαν</w:t>
+      </w:r>
+    </w:p>
+    <w:p>
+      <w:pPr/>
+      <w:r>
+        <w:rPr>
+          <w:lang w:val="pt_PT" w:bidi="pt_PT"/>
+        </w:rPr>
+      </w:r>
+      <w:r>
+        <w:rPr>
+          <w:b/>
+          <w:lang w:val="pt_PT" w:bidi="pt_PT"/>
+        </w:rPr>
         <w:t>"</w:t>
       </w:r>
       <w:r>
@@ -6486,6 +7041,21 @@
           <w:b/>
           <w:lang w:val="pt_PT" w:bidi="pt_PT"/>
         </w:rPr>
+        <w:t>χαίρειν αὐτῷ μὴ λέγετε</w:t>
+      </w:r>
+    </w:p>
+    <w:p>
+      <w:pPr/>
+      <w:r>
+        <w:rPr>
+          <w:lang w:val="pt_PT" w:bidi="pt_PT"/>
+        </w:rPr>
+      </w:r>
+      <w:r>
+        <w:rPr>
+          <w:b/>
+          <w:lang w:val="pt_PT" w:bidi="pt_PT"/>
+        </w:rPr>
         <w:t>"</w:t>
       </w:r>
       <w:r>
@@ -6706,6 +7276,21 @@
           <w:b/>
           <w:lang w:val="pt_PT" w:bidi="pt_PT"/>
         </w:rPr>
+        <w:t>κοινωνεῖ τοῖς ἔργοις αὐτοῦ τοῖς πονηροῖς</w:t>
+      </w:r>
+    </w:p>
+    <w:p>
+      <w:pPr/>
+      <w:r>
+        <w:rPr>
+          <w:lang w:val="pt_PT" w:bidi="pt_PT"/>
+        </w:rPr>
+      </w:r>
+      <w:r>
+        <w:rPr>
+          <w:b/>
+          <w:lang w:val="pt_PT" w:bidi="pt_PT"/>
+        </w:rPr>
         <w:t>"</w:t>
       </w:r>
       <w:r>
@@ -6835,6 +7420,21 @@
           <w:b/>
           <w:lang w:val="pt_PT" w:bidi="pt_PT"/>
         </w:rPr>
+        <w:t>οὐκ ἐβουλήθην διὰ χάρτου καὶ μέλανος</w:t>
+      </w:r>
+    </w:p>
+    <w:p>
+      <w:pPr/>
+      <w:r>
+        <w:rPr>
+          <w:lang w:val="pt_PT" w:bidi="pt_PT"/>
+        </w:rPr>
+      </w:r>
+      <w:r>
+        <w:rPr>
+          <w:b/>
+          <w:lang w:val="pt_PT" w:bidi="pt_PT"/>
+        </w:rPr>
         <w:t>"</w:t>
       </w:r>
       <w:r>
@@ -6945,6 +7545,21 @@
           <w:b/>
           <w:lang w:val="pt_PT" w:bidi="pt_PT"/>
         </w:rPr>
+        <w:t>διὰ χάρτου καὶ μέλανος</w:t>
+      </w:r>
+    </w:p>
+    <w:p>
+      <w:pPr/>
+      <w:r>
+        <w:rPr>
+          <w:lang w:val="pt_PT" w:bidi="pt_PT"/>
+        </w:rPr>
+      </w:r>
+      <w:r>
+        <w:rPr>
+          <w:b/>
+          <w:lang w:val="pt_PT" w:bidi="pt_PT"/>
+        </w:rPr>
         <w:t>"por carta".</w:t>
       </w:r>
     </w:p>
@@ -7054,6 +7669,21 @@
           <w:b/>
           <w:lang w:val="pt_PT" w:bidi="pt_PT"/>
         </w:rPr>
+        <w:t>γενέσθαι</w:t>
+      </w:r>
+    </w:p>
+    <w:p>
+      <w:pPr/>
+      <w:r>
+        <w:rPr>
+          <w:lang w:val="pt_PT" w:bidi="pt_PT"/>
+        </w:rPr>
+      </w:r>
+      <w:r>
+        <w:rPr>
+          <w:b/>
+          <w:lang w:val="pt_PT" w:bidi="pt_PT"/>
+        </w:rPr>
         <w:t>"</w:t>
       </w:r>
       <w:r>
@@ -7177,6 +7807,21 @@
           <w:b/>
           <w:lang w:val="pt_PT" w:bidi="pt_PT"/>
         </w:rPr>
+        <w:t>στόμα πρὸς στόμα λαλῆσαι</w:t>
+      </w:r>
+    </w:p>
+    <w:p>
+      <w:pPr/>
+      <w:r>
+        <w:rPr>
+          <w:lang w:val="pt_PT" w:bidi="pt_PT"/>
+        </w:rPr>
+      </w:r>
+      <w:r>
+        <w:rPr>
+          <w:b/>
+          <w:lang w:val="pt_PT" w:bidi="pt_PT"/>
+        </w:rPr>
         <w:t>"</w:t>
       </w:r>
       <w:r>
@@ -7318,6 +7963,21 @@
           <w:b/>
           <w:lang w:val="pt_PT" w:bidi="pt_PT"/>
         </w:rPr>
+        <w:t>ἵνα ἡ χαρὰ ὑμῶν πεπληρωμένη ᾖ</w:t>
+      </w:r>
+    </w:p>
+    <w:p>
+      <w:pPr/>
+      <w:r>
+        <w:rPr>
+          <w:lang w:val="pt_PT" w:bidi="pt_PT"/>
+        </w:rPr>
+      </w:r>
+      <w:r>
+        <w:rPr>
+          <w:b/>
+          <w:lang w:val="pt_PT" w:bidi="pt_PT"/>
+        </w:rPr>
         <w:t>"</w:t>
       </w:r>
       <w:r>
@@ -7622,6 +8282,21 @@
           <w:b/>
           <w:lang w:val="pt_PT" w:bidi="pt_PT"/>
         </w:rPr>
+        <w:t>ὑμῶν</w:t>
+      </w:r>
+    </w:p>
+    <w:p>
+      <w:pPr/>
+      <w:r>
+        <w:rPr>
+          <w:lang w:val="pt_PT" w:bidi="pt_PT"/>
+        </w:rPr>
+      </w:r>
+      <w:r>
+        <w:rPr>
+          <w:b/>
+          <w:lang w:val="pt_PT" w:bidi="pt_PT"/>
+        </w:rPr>
         <w:t>"nossa".</w:t>
       </w:r>
     </w:p>
@@ -7717,6 +8392,21 @@
         <w:rPr>
           <w:lang w:val="pt_PT" w:bidi="pt_PT"/>
         </w:rPr>
+      </w:r>
+    </w:p>
+    <w:p>
+      <w:pPr/>
+      <w:r>
+        <w:rPr>
+          <w:lang w:val="pt_PT" w:bidi="pt_PT"/>
+        </w:rPr>
+      </w:r>
+      <w:r>
+        <w:rPr>
+          <w:b/>
+          <w:lang w:val="pt_PT" w:bidi="pt_PT"/>
+        </w:rPr>
+        <w:t>τὰ τέκνα τῆς ἀδελφῆς σου τῆς ἐκλεκτῆς</w:t>
       </w:r>
     </w:p>
     <w:p>
@@ -7885,6 +8575,21 @@
           <w:b/>
           <w:lang w:val="pt_PT" w:bidi="pt_PT"/>
         </w:rPr>
+        <w:t>τὰ τέκνα τῆς ἀδελφῆς σου τῆς ἐκλεκτῆς</w:t>
+      </w:r>
+    </w:p>
+    <w:p>
+      <w:pPr/>
+      <w:r>
+        <w:rPr>
+          <w:lang w:val="pt_PT" w:bidi="pt_PT"/>
+        </w:rPr>
+      </w:r>
+      <w:r>
+        <w:rPr>
+          <w:b/>
+          <w:lang w:val="pt_PT" w:bidi="pt_PT"/>
+        </w:rPr>
         <w:t>"</w:t>
       </w:r>
       <w:r>
@@ -8014,6 +8719,21 @@
           <w:b/>
           <w:lang w:val="pt_PT" w:bidi="pt_PT"/>
         </w:rPr>
+        <w:t>ἀσπάζεταί σε</w:t>
+      </w:r>
+    </w:p>
+    <w:p>
+      <w:pPr/>
+      <w:r>
+        <w:rPr>
+          <w:lang w:val="pt_PT" w:bidi="pt_PT"/>
+        </w:rPr>
+      </w:r>
+      <w:r>
+        <w:rPr>
+          <w:b/>
+          <w:lang w:val="pt_PT" w:bidi="pt_PT"/>
+        </w:rPr>
         <w:t>"</w:t>
       </w:r>
       <w:r>
@@ -8097,6 +8817,21 @@
         <w:rPr>
           <w:lang w:val="pt_PT" w:bidi="pt_PT"/>
         </w:rPr>
+      </w:r>
+    </w:p>
+    <w:p>
+      <w:pPr/>
+      <w:r>
+        <w:rPr>
+          <w:lang w:val="pt_PT" w:bidi="pt_PT"/>
+        </w:rPr>
+      </w:r>
+      <w:r>
+        <w:rPr>
+          <w:b/>
+          <w:lang w:val="pt_PT" w:bidi="pt_PT"/>
+        </w:rPr>
+        <w:t>σε &amp; σου</w:t>
       </w:r>
     </w:p>
     <w:p>

--- a/por/docx/63.content.docx
+++ b/por/docx/63.content.docx
@@ -1123,6 +1123,21 @@
           <w:b/>
           <w:lang w:val="pt_PT" w:bidi="pt_PT"/>
         </w:rPr>
+        <w:t>ἐκλεκτῇ κυρίᾳ καὶ τοῖς τέκνοις αὐτῆς</w:t>
+      </w:r>
+    </w:p>
+    <w:p>
+      <w:pPr/>
+      <w:r>
+        <w:rPr>
+          <w:lang w:val="pt_PT" w:bidi="pt_PT"/>
+        </w:rPr>
+      </w:r>
+      <w:r>
+        <w:rPr>
+          <w:b/>
+          <w:lang w:val="pt_PT" w:bidi="pt_PT"/>
+        </w:rPr>
         <w:t>"para a querida Senhora e os seus filhos".</w:t>
       </w:r>
     </w:p>
@@ -1893,6 +1908,21 @@
           <w:b/>
           <w:lang w:val="pt_PT" w:bidi="pt_PT"/>
         </w:rPr>
+        <w:t>ἔσται μεθ’ ἡμῶν χάρις, ἔλεος, εἰρήνη, παρὰ Θεοῦ Πατρός καὶ παρὰ Ἰησοῦ Χριστοῦ</w:t>
+      </w:r>
+    </w:p>
+    <w:p>
+      <w:pPr/>
+      <w:r>
+        <w:rPr>
+          <w:lang w:val="pt_PT" w:bidi="pt_PT"/>
+        </w:rPr>
+      </w:r>
+      <w:r>
+        <w:rPr>
+          <w:b/>
+          <w:lang w:val="pt_PT" w:bidi="pt_PT"/>
+        </w:rPr>
         <w:t>"</w:t>
       </w:r>
       <w:r>
@@ -2421,6 +2451,21 @@
         <w:rPr>
           <w:lang w:val="pt_PT" w:bidi="pt_PT"/>
         </w:rPr>
+      </w:r>
+    </w:p>
+    <w:p>
+      <w:pPr/>
+      <w:r>
+        <w:rPr>
+          <w:lang w:val="pt_PT" w:bidi="pt_PT"/>
+        </w:rPr>
+      </w:r>
+      <w:r>
+        <w:rPr>
+          <w:b/>
+          <w:lang w:val="pt_PT" w:bidi="pt_PT"/>
+        </w:rPr>
+        <w:t>ἐχάρην λείαν ὅτι εὕρηκα ἐκ τῶν τέκνων σου περιπατοῦντας ἐν ἀληθείᾳ</w:t>
       </w:r>
     </w:p>
     <w:p>
@@ -3034,6 +3079,21 @@
           <w:b/>
           <w:lang w:val="pt_PT" w:bidi="pt_PT"/>
         </w:rPr>
+        <w:t>καθὼς ἐντολὴν ἐλάβομεν παρὰ τοῦ Πατρός</w:t>
+      </w:r>
+    </w:p>
+    <w:p>
+      <w:pPr/>
+      <w:r>
+        <w:rPr>
+          <w:lang w:val="pt_PT" w:bidi="pt_PT"/>
+        </w:rPr>
+      </w:r>
+      <w:r>
+        <w:rPr>
+          <w:b/>
+          <w:lang w:val="pt_PT" w:bidi="pt_PT"/>
+        </w:rPr>
         <w:t>"</w:t>
       </w:r>
       <w:r>
@@ -3658,6 +3718,21 @@
           <w:b/>
           <w:lang w:val="pt_PT" w:bidi="pt_PT"/>
         </w:rPr>
+        <w:t>οὐχ ὡς ἐντολὴν καινὴν γράφων σοι</w:t>
+      </w:r>
+    </w:p>
+    <w:p>
+      <w:pPr/>
+      <w:r>
+        <w:rPr>
+          <w:lang w:val="pt_PT" w:bidi="pt_PT"/>
+        </w:rPr>
+      </w:r>
+      <w:r>
+        <w:rPr>
+          <w:b/>
+          <w:lang w:val="pt_PT" w:bidi="pt_PT"/>
+        </w:rPr>
         <w:t>"</w:t>
       </w:r>
       <w:r>
@@ -4408,6 +4483,21 @@
           <w:b/>
           <w:lang w:val="pt_PT" w:bidi="pt_PT"/>
         </w:rPr>
+        <w:t>ὅτι πολλοὶ πλάνοι ἐξῆλθαν εἰς τὸν κόσμον</w:t>
+      </w:r>
+    </w:p>
+    <w:p>
+      <w:pPr/>
+      <w:r>
+        <w:rPr>
+          <w:lang w:val="pt_PT" w:bidi="pt_PT"/>
+        </w:rPr>
+      </w:r>
+      <w:r>
+        <w:rPr>
+          <w:b/>
+          <w:lang w:val="pt_PT" w:bidi="pt_PT"/>
+        </w:rPr>
         <w:t>"</w:t>
       </w:r>
       <w:r>
@@ -4536,6 +4626,21 @@
           <w:b/>
           <w:lang w:val="pt_PT" w:bidi="pt_PT"/>
         </w:rPr>
+        <w:t>Ἰησοῦν Χριστὸν ἐρχόμενον ἐν σαρκί</w:t>
+      </w:r>
+    </w:p>
+    <w:p>
+      <w:pPr/>
+      <w:r>
+        <w:rPr>
+          <w:lang w:val="pt_PT" w:bidi="pt_PT"/>
+        </w:rPr>
+      </w:r>
+      <w:r>
+        <w:rPr>
+          <w:b/>
+          <w:lang w:val="pt_PT" w:bidi="pt_PT"/>
+        </w:rPr>
         <w:t>"</w:t>
       </w:r>
       <w:r>
@@ -4778,6 +4883,21 @@
           <w:b/>
           <w:lang w:val="pt_PT" w:bidi="pt_PT"/>
         </w:rPr>
+        <w:t>ὁ πλάνος καὶ ὁ ἀντίχριστος</w:t>
+      </w:r>
+    </w:p>
+    <w:p>
+      <w:pPr/>
+      <w:r>
+        <w:rPr>
+          <w:lang w:val="pt_PT" w:bidi="pt_PT"/>
+        </w:rPr>
+      </w:r>
+      <w:r>
+        <w:rPr>
+          <w:b/>
+          <w:lang w:val="pt_PT" w:bidi="pt_PT"/>
+        </w:rPr>
         <w:t>"</w:t>
       </w:r>
       <w:r>
@@ -5694,6 +5814,21 @@
           <w:b/>
           <w:lang w:val="pt_PT" w:bidi="pt_PT"/>
         </w:rPr>
+        <w:t>πᾶς ὁ προάγων καὶ μὴ μένων ἐν τῇ διδαχῇ τοῦ Χριστοῦ</w:t>
+      </w:r>
+    </w:p>
+    <w:p>
+      <w:pPr/>
+      <w:r>
+        <w:rPr>
+          <w:lang w:val="pt_PT" w:bidi="pt_PT"/>
+        </w:rPr>
+      </w:r>
+      <w:r>
+        <w:rPr>
+          <w:b/>
+          <w:lang w:val="pt_PT" w:bidi="pt_PT"/>
+        </w:rPr>
         <w:t>"</w:t>
       </w:r>
       <w:r>
@@ -5830,6 +5965,21 @@
           <w:b/>
           <w:lang w:val="pt_PT" w:bidi="pt_PT"/>
         </w:rPr>
+        <w:t>πᾶς ὁ προάγων καὶ μὴ μένων ἐν τῇ διδαχῇ τοῦ Χριστοῦ</w:t>
+      </w:r>
+    </w:p>
+    <w:p>
+      <w:pPr/>
+      <w:r>
+        <w:rPr>
+          <w:lang w:val="pt_PT" w:bidi="pt_PT"/>
+        </w:rPr>
+      </w:r>
+      <w:r>
+        <w:rPr>
+          <w:b/>
+          <w:lang w:val="pt_PT" w:bidi="pt_PT"/>
+        </w:rPr>
         <w:t>"</w:t>
       </w:r>
       <w:r>
@@ -6064,6 +6214,21 @@
           <w:b/>
           <w:lang w:val="pt_PT" w:bidi="pt_PT"/>
         </w:rPr>
+        <w:t>ὁ μένων ἐν τῇ διδαχῇ, οὗτος καὶ τὸν Πατέρα καὶ τὸν Υἱὸν ἔχει</w:t>
+      </w:r>
+    </w:p>
+    <w:p>
+      <w:pPr/>
+      <w:r>
+        <w:rPr>
+          <w:lang w:val="pt_PT" w:bidi="pt_PT"/>
+        </w:rPr>
+      </w:r>
+      <w:r>
+        <w:rPr>
+          <w:b/>
+          <w:lang w:val="pt_PT" w:bidi="pt_PT"/>
+        </w:rPr>
         <w:t>"</w:t>
       </w:r>
       <w:r>
@@ -6194,6 +6359,21 @@
           <w:b/>
           <w:lang w:val="pt_PT" w:bidi="pt_PT"/>
         </w:rPr>
+        <w:t>ὁ μένων ἐν τῇ διδαχῇ</w:t>
+      </w:r>
+    </w:p>
+    <w:p>
+      <w:pPr/>
+      <w:r>
+        <w:rPr>
+          <w:lang w:val="pt_PT" w:bidi="pt_PT"/>
+        </w:rPr>
+      </w:r>
+      <w:r>
+        <w:rPr>
+          <w:b/>
+          <w:lang w:val="pt_PT" w:bidi="pt_PT"/>
+        </w:rPr>
         <w:t>"</w:t>
       </w:r>
       <w:r>
@@ -6520,6 +6700,21 @@
         <w:rPr>
           <w:lang w:val="pt_PT" w:bidi="pt_PT"/>
         </w:rPr>
+      </w:r>
+    </w:p>
+    <w:p>
+      <w:pPr/>
+      <w:r>
+        <w:rPr>
+          <w:lang w:val="pt_PT" w:bidi="pt_PT"/>
+        </w:rPr>
+      </w:r>
+      <w:r>
+        <w:rPr>
+          <w:b/>
+          <w:lang w:val="pt_PT" w:bidi="pt_PT"/>
+        </w:rPr>
+        <w:t>εἴ τις ἔρχεται πρὸς ὑμᾶς, καὶ ταύτην τὴν διδαχὴν οὐ φέρει</w:t>
       </w:r>
     </w:p>
     <w:p>
@@ -7153,6 +7348,21 @@
           <w:b/>
           <w:lang w:val="pt_PT" w:bidi="pt_PT"/>
         </w:rPr>
+        <w:t>ὁ λέγων &amp; αὐτῷ χαίρειν</w:t>
+      </w:r>
+    </w:p>
+    <w:p>
+      <w:pPr/>
+      <w:r>
+        <w:rPr>
+          <w:lang w:val="pt_PT" w:bidi="pt_PT"/>
+        </w:rPr>
+      </w:r>
+      <w:r>
+        <w:rPr>
+          <w:b/>
+          <w:lang w:val="pt_PT" w:bidi="pt_PT"/>
+        </w:rPr>
         <w:t>"</w:t>
       </w:r>
       <w:r>
@@ -8075,6 +8285,21 @@
           <w:b/>
           <w:lang w:val="pt_PT" w:bidi="pt_PT"/>
         </w:rPr>
+        <w:t>ἵνα ἡ χαρὰ ὑμῶν πεπληρωμένη ᾖ</w:t>
+      </w:r>
+    </w:p>
+    <w:p>
+      <w:pPr/>
+      <w:r>
+        <w:rPr>
+          <w:lang w:val="pt_PT" w:bidi="pt_PT"/>
+        </w:rPr>
+      </w:r>
+      <w:r>
+        <w:rPr>
+          <w:b/>
+          <w:lang w:val="pt_PT" w:bidi="pt_PT"/>
+        </w:rPr>
         <w:t>"</w:t>
       </w:r>
       <w:r>
@@ -8171,6 +8396,21 @@
         <w:rPr>
           <w:lang w:val="pt_PT" w:bidi="pt_PT"/>
         </w:rPr>
+      </w:r>
+    </w:p>
+    <w:p>
+      <w:pPr/>
+      <w:r>
+        <w:rPr>
+          <w:lang w:val="pt_PT" w:bidi="pt_PT"/>
+        </w:rPr>
+      </w:r>
+      <w:r>
+        <w:rPr>
+          <w:b/>
+          <w:lang w:val="pt_PT" w:bidi="pt_PT"/>
+        </w:rPr>
+        <w:t>ἡ χαρὰ ὑμῶν πεπληρωμένη ᾖ</w:t>
       </w:r>
     </w:p>
     <w:p>
